--- a/weekly_docs/科学技术打头阵_发言整理_2026-W26.docx
+++ b/weekly_docs/科学技术打头阵_发言整理_2026-W26.docx
@@ -16,7 +16,7 @@
         <w:jc w:val="center"/>
       </w:pPr>
       <w:r>
-        <w:t>2026-06-22 至 2026-06-28；共 171 条</w:t>
+        <w:t>2026-06-22 至 2026-06-28；共 307 条</w:t>
       </w:r>
     </w:p>
     <w:tbl>
@@ -13239,6 +13239,9396 @@
                 <w:sz w:val="20"/>
               </w:rPr>
               <w:t>./mon_202606/22/jmQ93-6ongK6T1kSh5-2g.jpg</w:t>
+            </w:r>
+          </w:p>
+        </w:tc>
+      </w:tr>
+    </w:tbl>
+    <w:p>
+      <w:pPr>
+        <w:spacing w:after="40"/>
+      </w:pPr>
+    </w:p>
+    <w:tbl>
+      <w:tblPr>
+        <w:tblStyle w:val="TableGrid"/>
+        <w:tblW w:type="auto" w:w="0"/>
+        <w:tblLook w:firstColumn="1" w:firstRow="1" w:lastColumn="0" w:lastRow="0" w:noHBand="0" w:noVBand="1" w:val="04A0"/>
+      </w:tblPr>
+      <w:tblGrid>
+        <w:gridCol w:w="10080"/>
+      </w:tblGrid>
+      <w:tr>
+        <w:tc>
+          <w:tcPr>
+            <w:tcW w:type="dxa" w:w="10080"/>
+            <w:shd w:fill="F3F4F6"/>
+          </w:tcPr>
+          <w:p>
+            <w:pPr>
+              <w:spacing w:after="0"/>
+            </w:pPr>
+            <w:r>
+              <w:rPr>
+                <w:b/>
+                <w:color w:val="374151"/>
+                <w:sz w:val="19"/>
+              </w:rPr>
+              <w:t>2026-06-23 08:36  |  2664楼  |  Rzzz二号机  |  UID 67143809</w:t>
+            </w:r>
+          </w:p>
+        </w:tc>
+      </w:tr>
+      <w:tr>
+        <w:tc>
+          <w:tcPr>
+            <w:tcW w:type="dxa" w:w="10080"/>
+          </w:tcPr>
+          <w:p>
+            <w:pPr>
+              <w:spacing w:line="276" w:lineRule="auto" w:after="100"/>
+            </w:pPr>
+            <w:r>
+              <w:rPr>
+                <w:sz w:val="20"/>
+              </w:rPr>
+              <w:t>[s:pg:严肃] 火鸡哥 今天是最重要的一天吗</w:t>
+            </w:r>
+          </w:p>
+        </w:tc>
+      </w:tr>
+    </w:tbl>
+    <w:p>
+      <w:pPr>
+        <w:spacing w:after="40"/>
+      </w:pPr>
+    </w:p>
+    <w:tbl>
+      <w:tblPr>
+        <w:tblStyle w:val="TableGrid"/>
+        <w:tblW w:type="auto" w:w="0"/>
+        <w:tblLook w:firstColumn="1" w:firstRow="1" w:lastColumn="0" w:lastRow="0" w:noHBand="0" w:noVBand="1" w:val="04A0"/>
+      </w:tblPr>
+      <w:tblGrid>
+        <w:gridCol w:w="10080"/>
+      </w:tblGrid>
+      <w:tr>
+        <w:tc>
+          <w:tcPr>
+            <w:tcW w:type="dxa" w:w="10080"/>
+            <w:shd w:fill="F3F4F6"/>
+          </w:tcPr>
+          <w:p>
+            <w:pPr>
+              <w:spacing w:after="0"/>
+            </w:pPr>
+            <w:r>
+              <w:rPr>
+                <w:b/>
+                <w:color w:val="374151"/>
+                <w:sz w:val="19"/>
+              </w:rPr>
+              <w:t>2026-06-23 08:48  |  1417楼  |  xbox  |  UID 331181</w:t>
+            </w:r>
+          </w:p>
+        </w:tc>
+      </w:tr>
+      <w:tr>
+        <w:tc>
+          <w:tcPr>
+            <w:tcW w:type="dxa" w:w="10080"/>
+          </w:tcPr>
+          <w:p>
+            <w:pPr>
+              <w:spacing w:line="276" w:lineRule="auto" w:after="100"/>
+            </w:pPr>
+            <w:r>
+              <w:rPr>
+                <w:sz w:val="20"/>
+              </w:rPr>
+              <w:t>Reply Post by 风涧竹月 (2026-06-23 08:43):</w:t>
+            </w:r>
+          </w:p>
+          <w:p>
+            <w:pPr>
+              <w:spacing w:line="276" w:lineRule="auto" w:after="100"/>
+            </w:pPr>
+            <w:r>
+              <w:rPr>
+                <w:sz w:val="20"/>
+              </w:rPr>
+              <w:t>今天躺平[s:ac:喘]</w:t>
+            </w:r>
+            <w:r>
+              <w:br/>
+            </w:r>
+            <w:r>
+              <w:rPr>
+                <w:sz w:val="20"/>
+              </w:rPr>
+              <w:t>狼大的赚得没有这么多居然是这个意思。</w:t>
+            </w:r>
+            <w:r>
+              <w:br/>
+            </w:r>
+            <w:r>
+              <w:rPr>
+                <w:sz w:val="20"/>
+              </w:rPr>
+              <w:t>要吃出糖尿病了</w:t>
+            </w:r>
+          </w:p>
+          <w:p>
+            <w:pPr>
+              <w:spacing w:line="276" w:lineRule="auto" w:after="100"/>
+            </w:pPr>
+            <w:r>
+              <w:rPr>
+                <w:sz w:val="20"/>
+              </w:rPr>
+              <w:t>大资金要的是稳定，回撤少，不可能一天9个点或十几个点的波动</w:t>
+            </w:r>
+          </w:p>
+          <w:p>
+            <w:pPr>
+              <w:spacing w:line="276" w:lineRule="auto" w:after="100"/>
+            </w:pPr>
+            <w:r>
+              <w:rPr>
+                <w:sz w:val="20"/>
+              </w:rPr>
+              <w:t>从5月14日开始到6月8日这段下跌通道来看，通信和铁盒etf是跌幅最小的，且5月14日之后还有新高，虽然振幅有20+%</w:t>
+            </w:r>
+          </w:p>
+        </w:tc>
+      </w:tr>
+    </w:tbl>
+    <w:p>
+      <w:pPr>
+        <w:spacing w:after="40"/>
+      </w:pPr>
+    </w:p>
+    <w:tbl>
+      <w:tblPr>
+        <w:tblStyle w:val="TableGrid"/>
+        <w:tblW w:type="auto" w:w="0"/>
+        <w:tblLook w:firstColumn="1" w:firstRow="1" w:lastColumn="0" w:lastRow="0" w:noHBand="0" w:noVBand="1" w:val="04A0"/>
+      </w:tblPr>
+      <w:tblGrid>
+        <w:gridCol w:w="10080"/>
+      </w:tblGrid>
+      <w:tr>
+        <w:tc>
+          <w:tcPr>
+            <w:tcW w:type="dxa" w:w="10080"/>
+            <w:shd w:fill="F3F4F6"/>
+          </w:tcPr>
+          <w:p>
+            <w:pPr>
+              <w:spacing w:after="0"/>
+            </w:pPr>
+            <w:r>
+              <w:rPr>
+                <w:b/>
+                <w:color w:val="374151"/>
+                <w:sz w:val="19"/>
+              </w:rPr>
+              <w:t>2026-06-23 08:50  |  1418楼  |  xbox  |  UID 331181</w:t>
+            </w:r>
+          </w:p>
+        </w:tc>
+      </w:tr>
+      <w:tr>
+        <w:tc>
+          <w:tcPr>
+            <w:tcW w:type="dxa" w:w="10080"/>
+          </w:tcPr>
+          <w:p>
+            <w:pPr>
+              <w:spacing w:line="276" w:lineRule="auto" w:after="100"/>
+            </w:pPr>
+            <w:r>
+              <w:rPr>
+                <w:sz w:val="20"/>
+              </w:rPr>
+              <w:t>两市融资余额合计29636.77亿元(离3.2万亿的节点还差2364亿，一天236亿可以加10天)，较前一交易日增加290.18亿元。</w:t>
+            </w:r>
+          </w:p>
+        </w:tc>
+      </w:tr>
+    </w:tbl>
+    <w:p>
+      <w:pPr>
+        <w:spacing w:after="40"/>
+      </w:pPr>
+    </w:p>
+    <w:tbl>
+      <w:tblPr>
+        <w:tblStyle w:val="TableGrid"/>
+        <w:tblW w:type="auto" w:w="0"/>
+        <w:tblLook w:firstColumn="1" w:firstRow="1" w:lastColumn="0" w:lastRow="0" w:noHBand="0" w:noVBand="1" w:val="04A0"/>
+      </w:tblPr>
+      <w:tblGrid>
+        <w:gridCol w:w="10080"/>
+      </w:tblGrid>
+      <w:tr>
+        <w:tc>
+          <w:tcPr>
+            <w:tcW w:type="dxa" w:w="10080"/>
+            <w:shd w:fill="F3F4F6"/>
+          </w:tcPr>
+          <w:p>
+            <w:pPr>
+              <w:spacing w:after="0"/>
+            </w:pPr>
+            <w:r>
+              <w:rPr>
+                <w:b/>
+                <w:color w:val="374151"/>
+                <w:sz w:val="19"/>
+              </w:rPr>
+              <w:t>2026-06-23 09:07  |  1419楼  |  xbox  |  UID 331181</w:t>
+            </w:r>
+          </w:p>
+        </w:tc>
+      </w:tr>
+      <w:tr>
+        <w:tc>
+          <w:tcPr>
+            <w:tcW w:type="dxa" w:w="10080"/>
+          </w:tcPr>
+          <w:p>
+            <w:pPr>
+              <w:spacing w:line="276" w:lineRule="auto" w:after="100"/>
+            </w:pPr>
+            <w:r>
+              <w:rPr>
+                <w:sz w:val="20"/>
+              </w:rPr>
+              <w:t>Reply Post by 封伯延 (2026-06-23 09:05):</w:t>
+            </w:r>
+          </w:p>
+          <w:p>
+            <w:pPr>
+              <w:spacing w:line="276" w:lineRule="auto" w:after="100"/>
+            </w:pPr>
+            <w:r>
+              <w:rPr>
+                <w:sz w:val="20"/>
+              </w:rPr>
+              <w:t>所以这个星期是要做4浪平台型调整浪接5浪再次确定上升趋势，才有更多观望资金入场继续玩下去吗</w:t>
+            </w:r>
+          </w:p>
+          <w:p>
+            <w:pPr>
+              <w:spacing w:line="276" w:lineRule="auto" w:after="100"/>
+            </w:pPr>
+            <w:r>
+              <w:rPr>
+                <w:sz w:val="20"/>
+              </w:rPr>
+              <w:t>目前处于“继续拉高爆量、吸引更多资金进场”的阶段，能做成最好，4浪有量有空间，5浪才有希望，否则...</w:t>
+            </w:r>
+          </w:p>
+        </w:tc>
+      </w:tr>
+    </w:tbl>
+    <w:p>
+      <w:pPr>
+        <w:spacing w:after="40"/>
+      </w:pPr>
+    </w:p>
+    <w:tbl>
+      <w:tblPr>
+        <w:tblStyle w:val="TableGrid"/>
+        <w:tblW w:type="auto" w:w="0"/>
+        <w:tblLook w:firstColumn="1" w:firstRow="1" w:lastColumn="0" w:lastRow="0" w:noHBand="0" w:noVBand="1" w:val="04A0"/>
+      </w:tblPr>
+      <w:tblGrid>
+        <w:gridCol w:w="10080"/>
+      </w:tblGrid>
+      <w:tr>
+        <w:tc>
+          <w:tcPr>
+            <w:tcW w:type="dxa" w:w="10080"/>
+            <w:shd w:fill="F3F4F6"/>
+          </w:tcPr>
+          <w:p>
+            <w:pPr>
+              <w:spacing w:after="0"/>
+            </w:pPr>
+            <w:r>
+              <w:rPr>
+                <w:b/>
+                <w:color w:val="374151"/>
+                <w:sz w:val="19"/>
+              </w:rPr>
+              <w:t>2026-06-23 09:07  |  2665楼  |  Rzzz二号机  |  UID 67143809</w:t>
+            </w:r>
+          </w:p>
+        </w:tc>
+      </w:tr>
+      <w:tr>
+        <w:tc>
+          <w:tcPr>
+            <w:tcW w:type="dxa" w:w="10080"/>
+          </w:tcPr>
+          <w:p>
+            <w:pPr>
+              <w:spacing w:line="276" w:lineRule="auto" w:after="100"/>
+            </w:pPr>
+            <w:r>
+              <w:rPr>
+                <w:sz w:val="20"/>
+              </w:rPr>
+              <w:t>今天应该是平开[s:pg:战斗力]</w:t>
+            </w:r>
+          </w:p>
+        </w:tc>
+      </w:tr>
+    </w:tbl>
+    <w:p>
+      <w:pPr>
+        <w:spacing w:after="40"/>
+      </w:pPr>
+    </w:p>
+    <w:tbl>
+      <w:tblPr>
+        <w:tblStyle w:val="TableGrid"/>
+        <w:tblW w:type="auto" w:w="0"/>
+        <w:tblLook w:firstColumn="1" w:firstRow="1" w:lastColumn="0" w:lastRow="0" w:noHBand="0" w:noVBand="1" w:val="04A0"/>
+      </w:tblPr>
+      <w:tblGrid>
+        <w:gridCol w:w="10080"/>
+      </w:tblGrid>
+      <w:tr>
+        <w:tc>
+          <w:tcPr>
+            <w:tcW w:type="dxa" w:w="10080"/>
+            <w:shd w:fill="F3F4F6"/>
+          </w:tcPr>
+          <w:p>
+            <w:pPr>
+              <w:spacing w:after="0"/>
+            </w:pPr>
+            <w:r>
+              <w:rPr>
+                <w:b/>
+                <w:color w:val="374151"/>
+                <w:sz w:val="19"/>
+              </w:rPr>
+              <w:t>2026-06-23 09:09  |  2666楼  |  Rzzz二号机  |  UID 67143809</w:t>
+            </w:r>
+          </w:p>
+        </w:tc>
+      </w:tr>
+      <w:tr>
+        <w:tc>
+          <w:tcPr>
+            <w:tcW w:type="dxa" w:w="10080"/>
+          </w:tcPr>
+          <w:p>
+            <w:pPr>
+              <w:spacing w:line="276" w:lineRule="auto" w:after="100"/>
+            </w:pPr>
+            <w:r>
+              <w:rPr>
+                <w:sz w:val="20"/>
+              </w:rPr>
+              <w:t>Reply to Reply Post by 暗寐天宇 (2026-06-23 09:08)</w:t>
+            </w:r>
+            <w:r>
+              <w:br/>
+            </w:r>
+            <w:r>
+              <w:rPr>
+                <w:sz w:val="20"/>
+              </w:rPr>
+              <w:t>[s:pg:拒绝]到这里 还没满仓的 你仓位留着日内做做正T得了&amp;#160; &amp;#160;别搞了</w:t>
+            </w:r>
+          </w:p>
+        </w:tc>
+      </w:tr>
+    </w:tbl>
+    <w:p>
+      <w:pPr>
+        <w:spacing w:after="40"/>
+      </w:pPr>
+    </w:p>
+    <w:tbl>
+      <w:tblPr>
+        <w:tblStyle w:val="TableGrid"/>
+        <w:tblW w:type="auto" w:w="0"/>
+        <w:tblLook w:firstColumn="1" w:firstRow="1" w:lastColumn="0" w:lastRow="0" w:noHBand="0" w:noVBand="1" w:val="04A0"/>
+      </w:tblPr>
+      <w:tblGrid>
+        <w:gridCol w:w="10080"/>
+      </w:tblGrid>
+      <w:tr>
+        <w:tc>
+          <w:tcPr>
+            <w:tcW w:type="dxa" w:w="10080"/>
+            <w:shd w:fill="F3F4F6"/>
+          </w:tcPr>
+          <w:p>
+            <w:pPr>
+              <w:spacing w:after="0"/>
+            </w:pPr>
+            <w:r>
+              <w:rPr>
+                <w:b/>
+                <w:color w:val="374151"/>
+                <w:sz w:val="19"/>
+              </w:rPr>
+              <w:t>2026-06-23 09:12  |  2667楼  |  Rzzz二号机  |  UID 67143809</w:t>
+            </w:r>
+          </w:p>
+        </w:tc>
+      </w:tr>
+      <w:tr>
+        <w:tc>
+          <w:tcPr>
+            <w:tcW w:type="dxa" w:w="10080"/>
+          </w:tcPr>
+          <w:p>
+            <w:pPr>
+              <w:spacing w:line="276" w:lineRule="auto" w:after="100"/>
+            </w:pPr>
+            <w:r>
+              <w:rPr>
+                <w:sz w:val="20"/>
+              </w:rPr>
+              <w:t>Reply to Reply Post by 行云式 (2026-06-23 09:11)</w:t>
+            </w:r>
+            <w:r>
+              <w:br/>
+            </w:r>
+            <w:r>
+              <w:rPr>
+                <w:sz w:val="20"/>
+              </w:rPr>
+              <w:t>[s:pg:嘣]真20厘米了我就找人弄你&amp;#160; 我还没打满</w:t>
+            </w:r>
+          </w:p>
+        </w:tc>
+      </w:tr>
+    </w:tbl>
+    <w:p>
+      <w:pPr>
+        <w:spacing w:after="40"/>
+      </w:pPr>
+    </w:p>
+    <w:tbl>
+      <w:tblPr>
+        <w:tblStyle w:val="TableGrid"/>
+        <w:tblW w:type="auto" w:w="0"/>
+        <w:tblLook w:firstColumn="1" w:firstRow="1" w:lastColumn="0" w:lastRow="0" w:noHBand="0" w:noVBand="1" w:val="04A0"/>
+      </w:tblPr>
+      <w:tblGrid>
+        <w:gridCol w:w="10080"/>
+      </w:tblGrid>
+      <w:tr>
+        <w:tc>
+          <w:tcPr>
+            <w:tcW w:type="dxa" w:w="10080"/>
+            <w:shd w:fill="F3F4F6"/>
+          </w:tcPr>
+          <w:p>
+            <w:pPr>
+              <w:spacing w:after="0"/>
+            </w:pPr>
+            <w:r>
+              <w:rPr>
+                <w:b/>
+                <w:color w:val="374151"/>
+                <w:sz w:val="19"/>
+              </w:rPr>
+              <w:t>2026-06-23 09:19  |  2668楼  |  Rzzz二号机  |  UID 67143809</w:t>
+            </w:r>
+          </w:p>
+        </w:tc>
+      </w:tr>
+      <w:tr>
+        <w:tc>
+          <w:tcPr>
+            <w:tcW w:type="dxa" w:w="10080"/>
+          </w:tcPr>
+          <w:p>
+            <w:pPr>
+              <w:spacing w:line="276" w:lineRule="auto" w:after="100"/>
+            </w:pPr>
+            <w:r>
+              <w:rPr>
+                <w:sz w:val="20"/>
+              </w:rPr>
+              <w:t>Reply to Reply Post by 暗寐天宇 (2026-06-23 09:17)</w:t>
+            </w:r>
+            <w:r>
+              <w:br/>
+            </w:r>
+            <w:r>
+              <w:rPr>
+                <w:sz w:val="20"/>
+              </w:rPr>
+              <w:t>[s:pg:衰]几个亿啊 3%都焦虑</w:t>
+            </w:r>
+          </w:p>
+        </w:tc>
+      </w:tr>
+    </w:tbl>
+    <w:p>
+      <w:pPr>
+        <w:spacing w:after="40"/>
+      </w:pPr>
+    </w:p>
+    <w:tbl>
+      <w:tblPr>
+        <w:tblStyle w:val="TableGrid"/>
+        <w:tblW w:type="auto" w:w="0"/>
+        <w:tblLook w:firstColumn="1" w:firstRow="1" w:lastColumn="0" w:lastRow="0" w:noHBand="0" w:noVBand="1" w:val="04A0"/>
+      </w:tblPr>
+      <w:tblGrid>
+        <w:gridCol w:w="10080"/>
+      </w:tblGrid>
+      <w:tr>
+        <w:tc>
+          <w:tcPr>
+            <w:tcW w:type="dxa" w:w="10080"/>
+            <w:shd w:fill="EAF3EA"/>
+          </w:tcPr>
+          <w:p>
+            <w:pPr>
+              <w:spacing w:after="0"/>
+            </w:pPr>
+            <w:r>
+              <w:rPr>
+                <w:b/>
+                <w:color w:val="166534"/>
+                <w:sz w:val="23"/>
+              </w:rPr>
+              <w:t>2026-06-23 09:21  |  3383楼  |  狼大  |  UID 150058</w:t>
+            </w:r>
+          </w:p>
+        </w:tc>
+      </w:tr>
+      <w:tr>
+        <w:tc>
+          <w:tcPr>
+            <w:tcW w:type="dxa" w:w="10080"/>
+          </w:tcPr>
+          <w:p>
+            <w:pPr>
+              <w:spacing w:line="276" w:lineRule="auto" w:after="100"/>
+            </w:pPr>
+            <w:r>
+              <w:rPr>
+                <w:color w:val="111827"/>
+                <w:sz w:val="24"/>
+              </w:rPr>
+              <w:t>还没开盘 液冷就下班了</w:t>
+            </w:r>
+          </w:p>
+        </w:tc>
+      </w:tr>
+    </w:tbl>
+    <w:p>
+      <w:pPr>
+        <w:spacing w:after="40"/>
+      </w:pPr>
+    </w:p>
+    <w:tbl>
+      <w:tblPr>
+        <w:tblStyle w:val="TableGrid"/>
+        <w:tblW w:type="auto" w:w="0"/>
+        <w:tblLook w:firstColumn="1" w:firstRow="1" w:lastColumn="0" w:lastRow="0" w:noHBand="0" w:noVBand="1" w:val="04A0"/>
+      </w:tblPr>
+      <w:tblGrid>
+        <w:gridCol w:w="10080"/>
+      </w:tblGrid>
+      <w:tr>
+        <w:tc>
+          <w:tcPr>
+            <w:tcW w:type="dxa" w:w="10080"/>
+            <w:shd w:fill="F3F4F6"/>
+          </w:tcPr>
+          <w:p>
+            <w:pPr>
+              <w:spacing w:after="0"/>
+            </w:pPr>
+            <w:r>
+              <w:rPr>
+                <w:b/>
+                <w:color w:val="374151"/>
+                <w:sz w:val="19"/>
+              </w:rPr>
+              <w:t>2026-06-23 09:23  |  2669楼  |  Rzzz二号机  |  UID 67143809</w:t>
+            </w:r>
+          </w:p>
+        </w:tc>
+      </w:tr>
+      <w:tr>
+        <w:tc>
+          <w:tcPr>
+            <w:tcW w:type="dxa" w:w="10080"/>
+          </w:tcPr>
+          <w:p>
+            <w:pPr>
+              <w:spacing w:line="276" w:lineRule="auto" w:after="100"/>
+            </w:pPr>
+            <w:r>
+              <w:rPr>
+                <w:sz w:val="20"/>
+              </w:rPr>
+              <w:t>坏了 今天怎么光存都熄火了[s:pg:嘣]</w:t>
+            </w:r>
+          </w:p>
+        </w:tc>
+      </w:tr>
+    </w:tbl>
+    <w:p>
+      <w:pPr>
+        <w:spacing w:after="40"/>
+      </w:pPr>
+    </w:p>
+    <w:tbl>
+      <w:tblPr>
+        <w:tblStyle w:val="TableGrid"/>
+        <w:tblW w:type="auto" w:w="0"/>
+        <w:tblLook w:firstColumn="1" w:firstRow="1" w:lastColumn="0" w:lastRow="0" w:noHBand="0" w:noVBand="1" w:val="04A0"/>
+      </w:tblPr>
+      <w:tblGrid>
+        <w:gridCol w:w="10080"/>
+      </w:tblGrid>
+      <w:tr>
+        <w:tc>
+          <w:tcPr>
+            <w:tcW w:type="dxa" w:w="10080"/>
+            <w:shd w:fill="F3F4F6"/>
+          </w:tcPr>
+          <w:p>
+            <w:pPr>
+              <w:spacing w:after="0"/>
+            </w:pPr>
+            <w:r>
+              <w:rPr>
+                <w:b/>
+                <w:color w:val="374151"/>
+                <w:sz w:val="19"/>
+              </w:rPr>
+              <w:t>2026-06-23 09:25  |  2670楼  |  Rzzz二号机  |  UID 67143809</w:t>
+            </w:r>
+          </w:p>
+        </w:tc>
+      </w:tr>
+      <w:tr>
+        <w:tc>
+          <w:tcPr>
+            <w:tcW w:type="dxa" w:w="10080"/>
+          </w:tcPr>
+          <w:p>
+            <w:pPr>
+              <w:spacing w:line="276" w:lineRule="auto" w:after="100"/>
+            </w:pPr>
+            <w:r>
+              <w:rPr>
+                <w:sz w:val="20"/>
+              </w:rPr>
+              <w:t>[s:ac:哭笑] 持仓全绿 全绿</w:t>
+            </w:r>
+          </w:p>
+        </w:tc>
+      </w:tr>
+    </w:tbl>
+    <w:p>
+      <w:pPr>
+        <w:spacing w:after="40"/>
+      </w:pPr>
+    </w:p>
+    <w:tbl>
+      <w:tblPr>
+        <w:tblStyle w:val="TableGrid"/>
+        <w:tblW w:type="auto" w:w="0"/>
+        <w:tblLook w:firstColumn="1" w:firstRow="1" w:lastColumn="0" w:lastRow="0" w:noHBand="0" w:noVBand="1" w:val="04A0"/>
+      </w:tblPr>
+      <w:tblGrid>
+        <w:gridCol w:w="10080"/>
+      </w:tblGrid>
+      <w:tr>
+        <w:tc>
+          <w:tcPr>
+            <w:tcW w:type="dxa" w:w="10080"/>
+            <w:shd w:fill="F3F4F6"/>
+          </w:tcPr>
+          <w:p>
+            <w:pPr>
+              <w:spacing w:after="0"/>
+            </w:pPr>
+            <w:r>
+              <w:rPr>
+                <w:b/>
+                <w:color w:val="374151"/>
+                <w:sz w:val="19"/>
+              </w:rPr>
+              <w:t>2026-06-23 09:27  |  2671楼  |  Rzzz二号机  |  UID 67143809</w:t>
+            </w:r>
+          </w:p>
+        </w:tc>
+      </w:tr>
+      <w:tr>
+        <w:tc>
+          <w:tcPr>
+            <w:tcW w:type="dxa" w:w="10080"/>
+          </w:tcPr>
+          <w:p>
+            <w:pPr>
+              <w:spacing w:line="276" w:lineRule="auto" w:after="100"/>
+            </w:pPr>
+            <w:r>
+              <w:rPr>
+                <w:sz w:val="20"/>
+              </w:rPr>
+              <w:t>Reply to Reply Post by c522378720 (2026-06-23 09:25)</w:t>
+            </w:r>
+            <w:r>
+              <w:br/>
+            </w:r>
+            <w:r>
+              <w:rPr>
+                <w:sz w:val="20"/>
+              </w:rPr>
+              <w:t>[s:pg:嘣]&amp;#160;买进去先亏1.6个点是吧</w:t>
+            </w:r>
+          </w:p>
+        </w:tc>
+      </w:tr>
+    </w:tbl>
+    <w:p>
+      <w:pPr>
+        <w:spacing w:after="40"/>
+      </w:pPr>
+    </w:p>
+    <w:tbl>
+      <w:tblPr>
+        <w:tblStyle w:val="TableGrid"/>
+        <w:tblW w:type="auto" w:w="0"/>
+        <w:tblLook w:firstColumn="1" w:firstRow="1" w:lastColumn="0" w:lastRow="0" w:noHBand="0" w:noVBand="1" w:val="04A0"/>
+      </w:tblPr>
+      <w:tblGrid>
+        <w:gridCol w:w="10080"/>
+      </w:tblGrid>
+      <w:tr>
+        <w:tc>
+          <w:tcPr>
+            <w:tcW w:type="dxa" w:w="10080"/>
+            <w:shd w:fill="F3F4F6"/>
+          </w:tcPr>
+          <w:p>
+            <w:pPr>
+              <w:spacing w:after="0"/>
+            </w:pPr>
+            <w:r>
+              <w:rPr>
+                <w:b/>
+                <w:color w:val="374151"/>
+                <w:sz w:val="19"/>
+              </w:rPr>
+              <w:t>2026-06-23 09:32  |  2672楼  |  Rzzz二号机  |  UID 67143809</w:t>
+            </w:r>
+          </w:p>
+        </w:tc>
+      </w:tr>
+      <w:tr>
+        <w:tc>
+          <w:tcPr>
+            <w:tcW w:type="dxa" w:w="10080"/>
+          </w:tcPr>
+          <w:p>
+            <w:pPr>
+              <w:spacing w:line="276" w:lineRule="auto" w:after="100"/>
+            </w:pPr>
+            <w:r>
+              <w:rPr>
+                <w:sz w:val="20"/>
+              </w:rPr>
+              <w:t>[s:pg:衰]高栏这是人啊</w:t>
+            </w:r>
+          </w:p>
+        </w:tc>
+      </w:tr>
+    </w:tbl>
+    <w:p>
+      <w:pPr>
+        <w:spacing w:after="40"/>
+      </w:pPr>
+    </w:p>
+    <w:tbl>
+      <w:tblPr>
+        <w:tblStyle w:val="TableGrid"/>
+        <w:tblW w:type="auto" w:w="0"/>
+        <w:tblLook w:firstColumn="1" w:firstRow="1" w:lastColumn="0" w:lastRow="0" w:noHBand="0" w:noVBand="1" w:val="04A0"/>
+      </w:tblPr>
+      <w:tblGrid>
+        <w:gridCol w:w="10080"/>
+      </w:tblGrid>
+      <w:tr>
+        <w:tc>
+          <w:tcPr>
+            <w:tcW w:type="dxa" w:w="10080"/>
+            <w:shd w:fill="F3F4F6"/>
+          </w:tcPr>
+          <w:p>
+            <w:pPr>
+              <w:spacing w:after="0"/>
+            </w:pPr>
+            <w:r>
+              <w:rPr>
+                <w:b/>
+                <w:color w:val="374151"/>
+                <w:sz w:val="19"/>
+              </w:rPr>
+              <w:t>2026-06-23 09:39  |  1090楼  |  灰兔尾  |  UID 60916468</w:t>
+            </w:r>
+          </w:p>
+        </w:tc>
+      </w:tr>
+      <w:tr>
+        <w:tc>
+          <w:tcPr>
+            <w:tcW w:type="dxa" w:w="10080"/>
+          </w:tcPr>
+          <w:p>
+            <w:pPr>
+              <w:spacing w:line="276" w:lineRule="auto" w:after="100"/>
+            </w:pPr>
+            <w:r>
+              <w:rPr>
+                <w:sz w:val="20"/>
+              </w:rPr>
+              <w:t>我今天操作烂完了[s:ng:呲牙笑]万华sb，立昂微买单被卡，韭菜之魂觉醒了</w:t>
+            </w:r>
+          </w:p>
+        </w:tc>
+      </w:tr>
+    </w:tbl>
+    <w:p>
+      <w:pPr>
+        <w:spacing w:after="40"/>
+      </w:pPr>
+    </w:p>
+    <w:tbl>
+      <w:tblPr>
+        <w:tblStyle w:val="TableGrid"/>
+        <w:tblW w:type="auto" w:w="0"/>
+        <w:tblLook w:firstColumn="1" w:firstRow="1" w:lastColumn="0" w:lastRow="0" w:noHBand="0" w:noVBand="1" w:val="04A0"/>
+      </w:tblPr>
+      <w:tblGrid>
+        <w:gridCol w:w="10080"/>
+      </w:tblGrid>
+      <w:tr>
+        <w:tc>
+          <w:tcPr>
+            <w:tcW w:type="dxa" w:w="10080"/>
+            <w:shd w:fill="F3F4F6"/>
+          </w:tcPr>
+          <w:p>
+            <w:pPr>
+              <w:spacing w:after="0"/>
+            </w:pPr>
+            <w:r>
+              <w:rPr>
+                <w:b/>
+                <w:color w:val="374151"/>
+                <w:sz w:val="19"/>
+              </w:rPr>
+              <w:t>2026-06-23 09:40  |  1420楼  |  xbox  |  UID 331181</w:t>
+            </w:r>
+          </w:p>
+        </w:tc>
+      </w:tr>
+      <w:tr>
+        <w:tc>
+          <w:tcPr>
+            <w:tcW w:type="dxa" w:w="10080"/>
+          </w:tcPr>
+          <w:p>
+            <w:pPr>
+              <w:spacing w:line="276" w:lineRule="auto" w:after="100"/>
+            </w:pPr>
+            <w:r>
+              <w:rPr>
+                <w:sz w:val="20"/>
+              </w:rPr>
+              <w:t>目前黄白线开口，白线承压</w:t>
+            </w:r>
+          </w:p>
+        </w:tc>
+      </w:tr>
+    </w:tbl>
+    <w:p>
+      <w:pPr>
+        <w:spacing w:after="40"/>
+      </w:pPr>
+    </w:p>
+    <w:tbl>
+      <w:tblPr>
+        <w:tblStyle w:val="TableGrid"/>
+        <w:tblW w:type="auto" w:w="0"/>
+        <w:tblLook w:firstColumn="1" w:firstRow="1" w:lastColumn="0" w:lastRow="0" w:noHBand="0" w:noVBand="1" w:val="04A0"/>
+      </w:tblPr>
+      <w:tblGrid>
+        <w:gridCol w:w="10080"/>
+      </w:tblGrid>
+      <w:tr>
+        <w:tc>
+          <w:tcPr>
+            <w:tcW w:type="dxa" w:w="10080"/>
+            <w:shd w:fill="F3F4F6"/>
+          </w:tcPr>
+          <w:p>
+            <w:pPr>
+              <w:spacing w:after="0"/>
+            </w:pPr>
+            <w:r>
+              <w:rPr>
+                <w:b/>
+                <w:color w:val="374151"/>
+                <w:sz w:val="19"/>
+              </w:rPr>
+              <w:t>2026-06-23 09:43  |  1091楼  |  灰兔尾  |  UID 60916468</w:t>
+            </w:r>
+          </w:p>
+        </w:tc>
+      </w:tr>
+      <w:tr>
+        <w:tc>
+          <w:tcPr>
+            <w:tcW w:type="dxa" w:w="10080"/>
+          </w:tcPr>
+          <w:p>
+            <w:pPr>
+              <w:spacing w:line="276" w:lineRule="auto" w:after="100"/>
+            </w:pPr>
+            <w:r>
+              <w:rPr>
+                <w:sz w:val="20"/>
+              </w:rPr>
+              <w:t>紫金大小姐，你是不是还想让我夸你抗跌啊[s:ac:哭笑]</w:t>
+            </w:r>
+          </w:p>
+        </w:tc>
+      </w:tr>
+    </w:tbl>
+    <w:p>
+      <w:pPr>
+        <w:spacing w:after="40"/>
+      </w:pPr>
+    </w:p>
+    <w:tbl>
+      <w:tblPr>
+        <w:tblStyle w:val="TableGrid"/>
+        <w:tblW w:type="auto" w:w="0"/>
+        <w:tblLook w:firstColumn="1" w:firstRow="1" w:lastColumn="0" w:lastRow="0" w:noHBand="0" w:noVBand="1" w:val="04A0"/>
+      </w:tblPr>
+      <w:tblGrid>
+        <w:gridCol w:w="10080"/>
+      </w:tblGrid>
+      <w:tr>
+        <w:tc>
+          <w:tcPr>
+            <w:tcW w:type="dxa" w:w="10080"/>
+            <w:shd w:fill="F3F4F6"/>
+          </w:tcPr>
+          <w:p>
+            <w:pPr>
+              <w:spacing w:after="0"/>
+            </w:pPr>
+            <w:r>
+              <w:rPr>
+                <w:b/>
+                <w:color w:val="374151"/>
+                <w:sz w:val="19"/>
+              </w:rPr>
+              <w:t>2026-06-23 09:46  |  1092楼  |  灰兔尾  |  UID 60916468</w:t>
+            </w:r>
+          </w:p>
+        </w:tc>
+      </w:tr>
+      <w:tr>
+        <w:tc>
+          <w:tcPr>
+            <w:tcW w:type="dxa" w:w="10080"/>
+          </w:tcPr>
+          <w:p>
+            <w:pPr>
+              <w:spacing w:line="276" w:lineRule="auto" w:after="100"/>
+            </w:pPr>
+            <w:r>
+              <w:rPr>
+                <w:sz w:val="20"/>
+              </w:rPr>
+              <w:t>Reply Post by c471167449 (2026-06-23 09:41):</w:t>
+            </w:r>
+          </w:p>
+          <w:p>
+            <w:pPr>
+              <w:spacing w:line="276" w:lineRule="auto" w:after="100"/>
+            </w:pPr>
+            <w:r>
+              <w:rPr>
+                <w:sz w:val="20"/>
+              </w:rPr>
+              <w:t>不是吧，今天拉券商砸科技啊，沃日了啊。。。[s:ac:哭笑]</w:t>
+            </w:r>
+          </w:p>
+          <w:p>
+            <w:pPr>
+              <w:spacing w:line="276" w:lineRule="auto" w:after="100"/>
+            </w:pPr>
+            <w:r>
+              <w:rPr>
+                <w:sz w:val="20"/>
+              </w:rPr>
+              <w:t>你券姨姨可比科技小登会吸多了，吸全场懂不懂</w:t>
+            </w:r>
+          </w:p>
+        </w:tc>
+      </w:tr>
+    </w:tbl>
+    <w:p>
+      <w:pPr>
+        <w:spacing w:after="40"/>
+      </w:pPr>
+    </w:p>
+    <w:tbl>
+      <w:tblPr>
+        <w:tblStyle w:val="TableGrid"/>
+        <w:tblW w:type="auto" w:w="0"/>
+        <w:tblLook w:firstColumn="1" w:firstRow="1" w:lastColumn="0" w:lastRow="0" w:noHBand="0" w:noVBand="1" w:val="04A0"/>
+      </w:tblPr>
+      <w:tblGrid>
+        <w:gridCol w:w="10080"/>
+      </w:tblGrid>
+      <w:tr>
+        <w:tc>
+          <w:tcPr>
+            <w:tcW w:type="dxa" w:w="10080"/>
+            <w:shd w:fill="F3F4F6"/>
+          </w:tcPr>
+          <w:p>
+            <w:pPr>
+              <w:spacing w:after="0"/>
+            </w:pPr>
+            <w:r>
+              <w:rPr>
+                <w:b/>
+                <w:color w:val="374151"/>
+                <w:sz w:val="19"/>
+              </w:rPr>
+              <w:t>2026-06-23 09:48  |  1093楼  |  灰兔尾  |  UID 60916468</w:t>
+            </w:r>
+          </w:p>
+        </w:tc>
+      </w:tr>
+      <w:tr>
+        <w:tc>
+          <w:tcPr>
+            <w:tcW w:type="dxa" w:w="10080"/>
+          </w:tcPr>
+          <w:p>
+            <w:pPr>
+              <w:spacing w:line="276" w:lineRule="auto" w:after="100"/>
+            </w:pPr>
+            <w:r>
+              <w:rPr>
+                <w:sz w:val="20"/>
+              </w:rPr>
+              <w:t>昨天让你们买万华真是买对了，原来化工才是老登，有色是科技后排杂毛</w:t>
+            </w:r>
+          </w:p>
+        </w:tc>
+      </w:tr>
+    </w:tbl>
+    <w:p>
+      <w:pPr>
+        <w:spacing w:after="40"/>
+      </w:pPr>
+    </w:p>
+    <w:tbl>
+      <w:tblPr>
+        <w:tblStyle w:val="TableGrid"/>
+        <w:tblW w:type="auto" w:w="0"/>
+        <w:tblLook w:firstColumn="1" w:firstRow="1" w:lastColumn="0" w:lastRow="0" w:noHBand="0" w:noVBand="1" w:val="04A0"/>
+      </w:tblPr>
+      <w:tblGrid>
+        <w:gridCol w:w="10080"/>
+      </w:tblGrid>
+      <w:tr>
+        <w:tc>
+          <w:tcPr>
+            <w:tcW w:type="dxa" w:w="10080"/>
+            <w:shd w:fill="F3F4F6"/>
+          </w:tcPr>
+          <w:p>
+            <w:pPr>
+              <w:spacing w:after="0"/>
+            </w:pPr>
+            <w:r>
+              <w:rPr>
+                <w:b/>
+                <w:color w:val="374151"/>
+                <w:sz w:val="19"/>
+              </w:rPr>
+              <w:t>2026-06-23 09:49  |  1421楼  |  xbox  |  UID 331181</w:t>
+            </w:r>
+          </w:p>
+        </w:tc>
+      </w:tr>
+      <w:tr>
+        <w:tc>
+          <w:tcPr>
+            <w:tcW w:type="dxa" w:w="10080"/>
+          </w:tcPr>
+          <w:p>
+            <w:pPr>
+              <w:spacing w:line="276" w:lineRule="auto" w:after="100"/>
+            </w:pPr>
+            <w:r>
+              <w:rPr>
+                <w:sz w:val="20"/>
+              </w:rPr>
+              <w:t>科技把昨天下午的涨幅没收了</w:t>
+            </w:r>
+          </w:p>
+        </w:tc>
+      </w:tr>
+    </w:tbl>
+    <w:p>
+      <w:pPr>
+        <w:spacing w:after="40"/>
+      </w:pPr>
+    </w:p>
+    <w:tbl>
+      <w:tblPr>
+        <w:tblStyle w:val="TableGrid"/>
+        <w:tblW w:type="auto" w:w="0"/>
+        <w:tblLook w:firstColumn="1" w:firstRow="1" w:lastColumn="0" w:lastRow="0" w:noHBand="0" w:noVBand="1" w:val="04A0"/>
+      </w:tblPr>
+      <w:tblGrid>
+        <w:gridCol w:w="10080"/>
+      </w:tblGrid>
+      <w:tr>
+        <w:tc>
+          <w:tcPr>
+            <w:tcW w:type="dxa" w:w="10080"/>
+            <w:shd w:fill="F3F4F6"/>
+          </w:tcPr>
+          <w:p>
+            <w:pPr>
+              <w:spacing w:after="0"/>
+            </w:pPr>
+            <w:r>
+              <w:rPr>
+                <w:b/>
+                <w:color w:val="374151"/>
+                <w:sz w:val="19"/>
+              </w:rPr>
+              <w:t>2026-06-23 09:49  |  2673楼  |  Rzzz二号机  |  UID 67143809</w:t>
+            </w:r>
+          </w:p>
+        </w:tc>
+      </w:tr>
+      <w:tr>
+        <w:tc>
+          <w:tcPr>
+            <w:tcW w:type="dxa" w:w="10080"/>
+          </w:tcPr>
+          <w:p>
+            <w:pPr>
+              <w:spacing w:line="276" w:lineRule="auto" w:after="100"/>
+            </w:pPr>
+            <w:r>
+              <w:rPr>
+                <w:sz w:val="20"/>
+              </w:rPr>
+              <w:t>帅狼 液冷出来上班了 [s:pg:嘣2] 强如狼大提前开香槟也是寄</w:t>
+            </w:r>
+          </w:p>
+        </w:tc>
+      </w:tr>
+    </w:tbl>
+    <w:p>
+      <w:pPr>
+        <w:spacing w:after="40"/>
+      </w:pPr>
+    </w:p>
+    <w:tbl>
+      <w:tblPr>
+        <w:tblStyle w:val="TableGrid"/>
+        <w:tblW w:type="auto" w:w="0"/>
+        <w:tblLook w:firstColumn="1" w:firstRow="1" w:lastColumn="0" w:lastRow="0" w:noHBand="0" w:noVBand="1" w:val="04A0"/>
+      </w:tblPr>
+      <w:tblGrid>
+        <w:gridCol w:w="10080"/>
+      </w:tblGrid>
+      <w:tr>
+        <w:tc>
+          <w:tcPr>
+            <w:tcW w:type="dxa" w:w="10080"/>
+            <w:shd w:fill="F3F4F6"/>
+          </w:tcPr>
+          <w:p>
+            <w:pPr>
+              <w:spacing w:after="0"/>
+            </w:pPr>
+            <w:r>
+              <w:rPr>
+                <w:b/>
+                <w:color w:val="374151"/>
+                <w:sz w:val="19"/>
+              </w:rPr>
+              <w:t>2026-06-23 09:53  |  2674楼  |  Rzzz二号机  |  UID 67143809</w:t>
+            </w:r>
+          </w:p>
+        </w:tc>
+      </w:tr>
+      <w:tr>
+        <w:tc>
+          <w:tcPr>
+            <w:tcW w:type="dxa" w:w="10080"/>
+          </w:tcPr>
+          <w:p>
+            <w:pPr>
+              <w:spacing w:line="276" w:lineRule="auto" w:after="100"/>
+            </w:pPr>
+            <w:r>
+              <w:rPr>
+                <w:sz w:val="20"/>
+              </w:rPr>
+              <w:t>Reply to Reply Post by yangpenghun (2026-06-23 09:51)</w:t>
+            </w:r>
+            <w:r>
+              <w:br/>
+            </w:r>
+            <w:r>
+              <w:rPr>
+                <w:sz w:val="20"/>
+              </w:rPr>
+              <w:t>[s:pg:严肃]不会的 帅狼说Q3验牌&amp;#160; 不可能这时候砸出去的&amp;#160; 你们还是太年轻了</w:t>
+            </w:r>
+          </w:p>
+        </w:tc>
+      </w:tr>
+    </w:tbl>
+    <w:p>
+      <w:pPr>
+        <w:spacing w:after="40"/>
+      </w:pPr>
+    </w:p>
+    <w:tbl>
+      <w:tblPr>
+        <w:tblStyle w:val="TableGrid"/>
+        <w:tblW w:type="auto" w:w="0"/>
+        <w:tblLook w:firstColumn="1" w:firstRow="1" w:lastColumn="0" w:lastRow="0" w:noHBand="0" w:noVBand="1" w:val="04A0"/>
+      </w:tblPr>
+      <w:tblGrid>
+        <w:gridCol w:w="10080"/>
+      </w:tblGrid>
+      <w:tr>
+        <w:tc>
+          <w:tcPr>
+            <w:tcW w:type="dxa" w:w="10080"/>
+            <w:shd w:fill="F3F4F6"/>
+          </w:tcPr>
+          <w:p>
+            <w:pPr>
+              <w:spacing w:after="0"/>
+            </w:pPr>
+            <w:r>
+              <w:rPr>
+                <w:b/>
+                <w:color w:val="374151"/>
+                <w:sz w:val="19"/>
+              </w:rPr>
+              <w:t>2026-06-23 09:55  |  1094楼  |  灰兔尾  |  UID 60916468</w:t>
+            </w:r>
+          </w:p>
+        </w:tc>
+      </w:tr>
+      <w:tr>
+        <w:tc>
+          <w:tcPr>
+            <w:tcW w:type="dxa" w:w="10080"/>
+          </w:tcPr>
+          <w:p>
+            <w:pPr>
+              <w:spacing w:line="276" w:lineRule="auto" w:after="100"/>
+            </w:pPr>
+            <w:r>
+              <w:rPr>
+                <w:sz w:val="20"/>
+              </w:rPr>
+              <w:t>今天关注159546</w:t>
+            </w:r>
+          </w:p>
+        </w:tc>
+      </w:tr>
+    </w:tbl>
+    <w:p>
+      <w:pPr>
+        <w:spacing w:after="40"/>
+      </w:pPr>
+    </w:p>
+    <w:tbl>
+      <w:tblPr>
+        <w:tblStyle w:val="TableGrid"/>
+        <w:tblW w:type="auto" w:w="0"/>
+        <w:tblLook w:firstColumn="1" w:firstRow="1" w:lastColumn="0" w:lastRow="0" w:noHBand="0" w:noVBand="1" w:val="04A0"/>
+      </w:tblPr>
+      <w:tblGrid>
+        <w:gridCol w:w="10080"/>
+      </w:tblGrid>
+      <w:tr>
+        <w:tc>
+          <w:tcPr>
+            <w:tcW w:type="dxa" w:w="10080"/>
+            <w:shd w:fill="F3F4F6"/>
+          </w:tcPr>
+          <w:p>
+            <w:pPr>
+              <w:spacing w:after="0"/>
+            </w:pPr>
+            <w:r>
+              <w:rPr>
+                <w:b/>
+                <w:color w:val="374151"/>
+                <w:sz w:val="19"/>
+              </w:rPr>
+              <w:t>2026-06-23 10:03  |  2675楼  |  Rzzz二号机  |  UID 67143809</w:t>
+            </w:r>
+          </w:p>
+        </w:tc>
+      </w:tr>
+      <w:tr>
+        <w:tc>
+          <w:tcPr>
+            <w:tcW w:type="dxa" w:w="10080"/>
+          </w:tcPr>
+          <w:p>
+            <w:pPr>
+              <w:spacing w:line="276" w:lineRule="auto" w:after="100"/>
+            </w:pPr>
+            <w:r>
+              <w:rPr>
+                <w:sz w:val="20"/>
+              </w:rPr>
+              <w:t>[s:pg:严肃]起初 人们只是单纯的以为这是一次反串</w:t>
+            </w:r>
+          </w:p>
+          <w:p>
+            <w:pPr>
+              <w:spacing w:line="276" w:lineRule="auto" w:after="100"/>
+            </w:pPr>
+            <w:r>
+              <w:rPr>
+                <w:sz w:val="20"/>
+              </w:rPr>
+              <w:t>Reply Post by Rzzz二号机 (2026-06-22 13:17):</w:t>
+            </w:r>
+          </w:p>
+          <w:p>
+            <w:pPr>
+              <w:spacing w:line="276" w:lineRule="auto" w:after="100"/>
+            </w:pPr>
+            <w:r>
+              <w:rPr>
+                <w:sz w:val="20"/>
+              </w:rPr>
+              <w:t>赚了4个点科技清仓走了</w:t>
+            </w:r>
+          </w:p>
+          <w:p>
+            <w:pPr>
+              <w:spacing w:line="276" w:lineRule="auto" w:after="100"/>
+            </w:pPr>
+            <w:r>
+              <w:rPr>
+                <w:sz w:val="20"/>
+              </w:rPr>
+              <w:t>这楼里都是谜语人 天天在那划线 高点日低的，&amp;#160; 全是骗人的&amp;#160; 还长线&amp;#160; 跌了跑出来说减了&amp;#160; 涨了发个截图你猜我进没进</w:t>
+            </w:r>
+          </w:p>
+          <w:p>
+            <w:pPr>
+              <w:spacing w:line="276" w:lineRule="auto" w:after="100"/>
+            </w:pPr>
+            <w:r>
+              <w:rPr>
+                <w:sz w:val="20"/>
+              </w:rPr>
+              <w:t>没意思&amp;#160; 你也就骗骗楼里小白&amp;#160; 还开几个小号跟你唱双簧唱空白酒 唱空消费&amp;#160; 脸都不要了</w:t>
+            </w:r>
+          </w:p>
+          <w:p>
+            <w:pPr>
+              <w:spacing w:line="276" w:lineRule="auto" w:after="100"/>
+            </w:pPr>
+            <w:r>
+              <w:rPr>
+                <w:sz w:val="20"/>
+              </w:rPr>
+              <w:t>大家擦亮眼睛 别被这种人骗了 吊本事没有 黑话一堆&amp;#160; 整得跟多牛逼一样&amp;#160; 还什么百分之91.1234%&amp;#160; 你怎么不说你gjd呢&amp;#160;</w:t>
+            </w:r>
+          </w:p>
+          <w:p>
+            <w:pPr>
+              <w:spacing w:line="276" w:lineRule="auto" w:after="100"/>
+            </w:pPr>
+            <w:r>
+              <w:rPr>
+                <w:sz w:val="20"/>
+              </w:rPr>
+              <w:t>[s:ac:反对]我去抄底红利消费去了&amp;#160; 你们等着科技放烟花吧&amp;#160; 一群垃圾</w:t>
+            </w:r>
+          </w:p>
+        </w:tc>
+      </w:tr>
+    </w:tbl>
+    <w:p>
+      <w:pPr>
+        <w:spacing w:after="40"/>
+      </w:pPr>
+    </w:p>
+    <w:tbl>
+      <w:tblPr>
+        <w:tblStyle w:val="TableGrid"/>
+        <w:tblW w:type="auto" w:w="0"/>
+        <w:tblLook w:firstColumn="1" w:firstRow="1" w:lastColumn="0" w:lastRow="0" w:noHBand="0" w:noVBand="1" w:val="04A0"/>
+      </w:tblPr>
+      <w:tblGrid>
+        <w:gridCol w:w="10080"/>
+      </w:tblGrid>
+      <w:tr>
+        <w:tc>
+          <w:tcPr>
+            <w:tcW w:type="dxa" w:w="10080"/>
+            <w:shd w:fill="F3F4F6"/>
+          </w:tcPr>
+          <w:p>
+            <w:pPr>
+              <w:spacing w:after="0"/>
+            </w:pPr>
+            <w:r>
+              <w:rPr>
+                <w:b/>
+                <w:color w:val="374151"/>
+                <w:sz w:val="19"/>
+              </w:rPr>
+              <w:t>2026-06-23 10:08  |  1095楼  |  灰兔尾  |  UID 60916468</w:t>
+            </w:r>
+          </w:p>
+        </w:tc>
+      </w:tr>
+      <w:tr>
+        <w:tc>
+          <w:tcPr>
+            <w:tcW w:type="dxa" w:w="10080"/>
+          </w:tcPr>
+          <w:p>
+            <w:pPr>
+              <w:spacing w:line="276" w:lineRule="auto" w:after="100"/>
+            </w:pPr>
+            <w:r>
+              <w:rPr>
+                <w:sz w:val="20"/>
+              </w:rPr>
+              <w:t>Reply Post by lunvsxiao (2026-06-23 10:05):</w:t>
+            </w:r>
+          </w:p>
+          <w:p>
+            <w:pPr>
+              <w:spacing w:line="276" w:lineRule="auto" w:after="100"/>
+            </w:pPr>
+            <w:r>
+              <w:rPr>
+                <w:sz w:val="20"/>
+              </w:rPr>
+              <w:t>大家先别串了，大部分目前为止还是浮亏的吧，正经点~~</w:t>
+            </w:r>
+          </w:p>
+          <w:p>
+            <w:pPr>
+              <w:spacing w:line="276" w:lineRule="auto" w:after="100"/>
+            </w:pPr>
+            <w:r>
+              <w:rPr>
+                <w:sz w:val="20"/>
+              </w:rPr>
+              <w:t>你们认真的吗，现在你们手上的科技股是浮亏的？如果你不是在反串，我建议这轮行情你不要太大仓位参与了</w:t>
+            </w:r>
+          </w:p>
+        </w:tc>
+      </w:tr>
+    </w:tbl>
+    <w:p>
+      <w:pPr>
+        <w:spacing w:after="40"/>
+      </w:pPr>
+    </w:p>
+    <w:tbl>
+      <w:tblPr>
+        <w:tblStyle w:val="TableGrid"/>
+        <w:tblW w:type="auto" w:w="0"/>
+        <w:tblLook w:firstColumn="1" w:firstRow="1" w:lastColumn="0" w:lastRow="0" w:noHBand="0" w:noVBand="1" w:val="04A0"/>
+      </w:tblPr>
+      <w:tblGrid>
+        <w:gridCol w:w="10080"/>
+      </w:tblGrid>
+      <w:tr>
+        <w:tc>
+          <w:tcPr>
+            <w:tcW w:type="dxa" w:w="10080"/>
+            <w:shd w:fill="F3F4F6"/>
+          </w:tcPr>
+          <w:p>
+            <w:pPr>
+              <w:spacing w:after="0"/>
+            </w:pPr>
+            <w:r>
+              <w:rPr>
+                <w:b/>
+                <w:color w:val="374151"/>
+                <w:sz w:val="19"/>
+              </w:rPr>
+              <w:t>2026-06-23 10:09  |  2676楼  |  Rzzz二号机  |  UID 67143809</w:t>
+            </w:r>
+          </w:p>
+        </w:tc>
+      </w:tr>
+      <w:tr>
+        <w:tc>
+          <w:tcPr>
+            <w:tcW w:type="dxa" w:w="10080"/>
+          </w:tcPr>
+          <w:p>
+            <w:pPr>
+              <w:spacing w:line="276" w:lineRule="auto" w:after="100"/>
+            </w:pPr>
+            <w:r>
+              <w:rPr>
+                <w:sz w:val="20"/>
+              </w:rPr>
+              <w:t>[s:pg:严肃] 补充说明一下 我是串的 但是如果这样你都分辨不出来 进了红利证券</w:t>
+            </w:r>
+          </w:p>
+          <w:p>
+            <w:pPr>
+              <w:spacing w:line="276" w:lineRule="auto" w:after="100"/>
+            </w:pPr>
+            <w:r>
+              <w:rPr>
+                <w:sz w:val="20"/>
+              </w:rPr>
+              <w:t>那你确实应该远离股市 进证券红利起码比被人骗去杀猪强</w:t>
+            </w:r>
+          </w:p>
+          <w:p>
+            <w:pPr>
+              <w:spacing w:line="276" w:lineRule="auto" w:after="100"/>
+            </w:pPr>
+            <w:r>
+              <w:rPr>
+                <w:sz w:val="20"/>
+              </w:rPr>
+              <w:t>外面那个杀猪楼应该还在 你可以进去看看发什么信什么的下场</w:t>
+            </w:r>
+          </w:p>
+        </w:tc>
+      </w:tr>
+    </w:tbl>
+    <w:p>
+      <w:pPr>
+        <w:spacing w:after="40"/>
+      </w:pPr>
+    </w:p>
+    <w:tbl>
+      <w:tblPr>
+        <w:tblStyle w:val="TableGrid"/>
+        <w:tblW w:type="auto" w:w="0"/>
+        <w:tblLook w:firstColumn="1" w:firstRow="1" w:lastColumn="0" w:lastRow="0" w:noHBand="0" w:noVBand="1" w:val="04A0"/>
+      </w:tblPr>
+      <w:tblGrid>
+        <w:gridCol w:w="10080"/>
+      </w:tblGrid>
+      <w:tr>
+        <w:tc>
+          <w:tcPr>
+            <w:tcW w:type="dxa" w:w="10080"/>
+            <w:shd w:fill="F3F4F6"/>
+          </w:tcPr>
+          <w:p>
+            <w:pPr>
+              <w:spacing w:after="0"/>
+            </w:pPr>
+            <w:r>
+              <w:rPr>
+                <w:b/>
+                <w:color w:val="374151"/>
+                <w:sz w:val="19"/>
+              </w:rPr>
+              <w:t>2026-06-23 10:11  |  2677楼  |  Rzzz二号机  |  UID 67143809</w:t>
+            </w:r>
+          </w:p>
+        </w:tc>
+      </w:tr>
+      <w:tr>
+        <w:tc>
+          <w:tcPr>
+            <w:tcW w:type="dxa" w:w="10080"/>
+          </w:tcPr>
+          <w:p>
+            <w:pPr>
+              <w:spacing w:line="276" w:lineRule="auto" w:after="100"/>
+            </w:pPr>
+            <w:r>
+              <w:rPr>
+                <w:sz w:val="20"/>
+              </w:rPr>
+              <w:t>Reply to Reply Post by szllllllll (2026-06-23 10:10)</w:t>
+            </w:r>
+            <w:r>
+              <w:br/>
+            </w:r>
+            <w:r>
+              <w:rPr>
+                <w:sz w:val="20"/>
+              </w:rPr>
+              <w:t>[s:pg:严肃]回去背诵狼大倒数第三条发言20遍</w:t>
+            </w:r>
+          </w:p>
+        </w:tc>
+      </w:tr>
+    </w:tbl>
+    <w:p>
+      <w:pPr>
+        <w:spacing w:after="40"/>
+      </w:pPr>
+    </w:p>
+    <w:tbl>
+      <w:tblPr>
+        <w:tblStyle w:val="TableGrid"/>
+        <w:tblW w:type="auto" w:w="0"/>
+        <w:tblLook w:firstColumn="1" w:firstRow="1" w:lastColumn="0" w:lastRow="0" w:noHBand="0" w:noVBand="1" w:val="04A0"/>
+      </w:tblPr>
+      <w:tblGrid>
+        <w:gridCol w:w="10080"/>
+      </w:tblGrid>
+      <w:tr>
+        <w:tc>
+          <w:tcPr>
+            <w:tcW w:type="dxa" w:w="10080"/>
+            <w:shd w:fill="F3F4F6"/>
+          </w:tcPr>
+          <w:p>
+            <w:pPr>
+              <w:spacing w:after="0"/>
+            </w:pPr>
+            <w:r>
+              <w:rPr>
+                <w:b/>
+                <w:color w:val="374151"/>
+                <w:sz w:val="19"/>
+              </w:rPr>
+              <w:t>2026-06-23 10:14  |  1096楼  |  灰兔尾  |  UID 60916468</w:t>
+            </w:r>
+          </w:p>
+        </w:tc>
+      </w:tr>
+      <w:tr>
+        <w:tc>
+          <w:tcPr>
+            <w:tcW w:type="dxa" w:w="10080"/>
+          </w:tcPr>
+          <w:p>
+            <w:pPr>
+              <w:spacing w:line="276" w:lineRule="auto" w:after="100"/>
+            </w:pPr>
+            <w:r>
+              <w:rPr>
+                <w:sz w:val="20"/>
+              </w:rPr>
+              <w:t>有色怎么恐慌盘这么重啊，而且科技涨的时候涨不过科技，科技跌的时候比科技跌的还凶，感觉还是狼大之前快进快出的战略是对的，不应该长持这类板块</w:t>
+            </w:r>
+          </w:p>
+        </w:tc>
+      </w:tr>
+    </w:tbl>
+    <w:p>
+      <w:pPr>
+        <w:spacing w:after="40"/>
+      </w:pPr>
+    </w:p>
+    <w:tbl>
+      <w:tblPr>
+        <w:tblStyle w:val="TableGrid"/>
+        <w:tblW w:type="auto" w:w="0"/>
+        <w:tblLook w:firstColumn="1" w:firstRow="1" w:lastColumn="0" w:lastRow="0" w:noHBand="0" w:noVBand="1" w:val="04A0"/>
+      </w:tblPr>
+      <w:tblGrid>
+        <w:gridCol w:w="10080"/>
+      </w:tblGrid>
+      <w:tr>
+        <w:tc>
+          <w:tcPr>
+            <w:tcW w:type="dxa" w:w="10080"/>
+            <w:shd w:fill="F3F4F6"/>
+          </w:tcPr>
+          <w:p>
+            <w:pPr>
+              <w:spacing w:after="0"/>
+            </w:pPr>
+            <w:r>
+              <w:rPr>
+                <w:b/>
+                <w:color w:val="374151"/>
+                <w:sz w:val="19"/>
+              </w:rPr>
+              <w:t>2026-06-23 10:15  |  2678楼  |  Rzzz二号机  |  UID 67143809</w:t>
+            </w:r>
+          </w:p>
+        </w:tc>
+      </w:tr>
+      <w:tr>
+        <w:tc>
+          <w:tcPr>
+            <w:tcW w:type="dxa" w:w="10080"/>
+          </w:tcPr>
+          <w:p>
+            <w:pPr>
+              <w:spacing w:line="276" w:lineRule="auto" w:after="100"/>
+            </w:pPr>
+            <w:r>
+              <w:rPr>
+                <w:sz w:val="20"/>
+              </w:rPr>
+              <w:t>Reply to Reply Post by FxxMax002二号机 (2026-06-23 10:13)</w:t>
+            </w:r>
+            <w:r>
+              <w:br/>
+            </w:r>
+            <w:r>
+              <w:rPr>
+                <w:sz w:val="20"/>
+              </w:rPr>
+              <w:t>[s:pg:严肃]nga搜 泛微网络&amp;#160; &amp;#160;帖子还在&amp;#160;</w:t>
+            </w:r>
+          </w:p>
+        </w:tc>
+      </w:tr>
+    </w:tbl>
+    <w:p>
+      <w:pPr>
+        <w:spacing w:after="40"/>
+      </w:pPr>
+    </w:p>
+    <w:tbl>
+      <w:tblPr>
+        <w:tblStyle w:val="TableGrid"/>
+        <w:tblW w:type="auto" w:w="0"/>
+        <w:tblLook w:firstColumn="1" w:firstRow="1" w:lastColumn="0" w:lastRow="0" w:noHBand="0" w:noVBand="1" w:val="04A0"/>
+      </w:tblPr>
+      <w:tblGrid>
+        <w:gridCol w:w="10080"/>
+      </w:tblGrid>
+      <w:tr>
+        <w:tc>
+          <w:tcPr>
+            <w:tcW w:type="dxa" w:w="10080"/>
+            <w:shd w:fill="F3F4F6"/>
+          </w:tcPr>
+          <w:p>
+            <w:pPr>
+              <w:spacing w:after="0"/>
+            </w:pPr>
+            <w:r>
+              <w:rPr>
+                <w:b/>
+                <w:color w:val="374151"/>
+                <w:sz w:val="19"/>
+              </w:rPr>
+              <w:t>2026-06-23 10:16  |  1097楼  |  灰兔尾  |  UID 60916468</w:t>
+            </w:r>
+          </w:p>
+        </w:tc>
+      </w:tr>
+      <w:tr>
+        <w:tc>
+          <w:tcPr>
+            <w:tcW w:type="dxa" w:w="10080"/>
+          </w:tcPr>
+          <w:p>
+            <w:pPr>
+              <w:spacing w:line="276" w:lineRule="auto" w:after="100"/>
+            </w:pPr>
+            <w:r>
+              <w:rPr>
+                <w:sz w:val="20"/>
+              </w:rPr>
+              <w:t>Reply Post by SaikaDeath (2026-06-23 10:11):</w:t>
+            </w:r>
+          </w:p>
+          <w:p>
+            <w:pPr>
+              <w:spacing w:line="276" w:lineRule="auto" w:after="100"/>
+            </w:pPr>
+            <w:r>
+              <w:rPr>
+                <w:sz w:val="20"/>
+              </w:rPr>
+              <w:t>我的，没事说什么紫金还挺稳，还是太变态了</w:t>
+            </w:r>
+          </w:p>
+          <w:p>
+            <w:pPr>
+              <w:spacing w:line="276" w:lineRule="auto" w:after="100"/>
+            </w:pPr>
+            <w:r>
+              <w:rPr>
+                <w:sz w:val="20"/>
+              </w:rPr>
+              <w:t>紫金的金是砸的我眼冒金星的金[s:ng:呲牙笑]</w:t>
+            </w:r>
+          </w:p>
+          <w:p>
+            <w:pPr>
+              <w:spacing w:line="276" w:lineRule="auto" w:after="100"/>
+            </w:pPr>
+            <w:r>
+              <w:rPr>
+                <w:sz w:val="20"/>
+              </w:rPr>
+              <w:t>今天我看开盘那个量，再看看伦金，我就知道大事不妙，但是整个有色砸成这样也是出乎我意料了</w:t>
+            </w:r>
+          </w:p>
+        </w:tc>
+      </w:tr>
+    </w:tbl>
+    <w:p>
+      <w:pPr>
+        <w:spacing w:after="40"/>
+      </w:pPr>
+    </w:p>
+    <w:tbl>
+      <w:tblPr>
+        <w:tblStyle w:val="TableGrid"/>
+        <w:tblW w:type="auto" w:w="0"/>
+        <w:tblLook w:firstColumn="1" w:firstRow="1" w:lastColumn="0" w:lastRow="0" w:noHBand="0" w:noVBand="1" w:val="04A0"/>
+      </w:tblPr>
+      <w:tblGrid>
+        <w:gridCol w:w="10080"/>
+      </w:tblGrid>
+      <w:tr>
+        <w:tc>
+          <w:tcPr>
+            <w:tcW w:type="dxa" w:w="10080"/>
+            <w:shd w:fill="F3F4F6"/>
+          </w:tcPr>
+          <w:p>
+            <w:pPr>
+              <w:spacing w:after="0"/>
+            </w:pPr>
+            <w:r>
+              <w:rPr>
+                <w:b/>
+                <w:color w:val="374151"/>
+                <w:sz w:val="19"/>
+              </w:rPr>
+              <w:t>2026-06-23 10:17  |  1098楼  |  灰兔尾  |  UID 60916468</w:t>
+            </w:r>
+          </w:p>
+        </w:tc>
+      </w:tr>
+      <w:tr>
+        <w:tc>
+          <w:tcPr>
+            <w:tcW w:type="dxa" w:w="10080"/>
+          </w:tcPr>
+          <w:p>
+            <w:pPr>
+              <w:spacing w:line="276" w:lineRule="auto" w:after="100"/>
+            </w:pPr>
+            <w:r>
+              <w:rPr>
+                <w:sz w:val="20"/>
+              </w:rPr>
+              <w:t>Reply Post by zhj19890612 (2026-06-23 10:15):</w:t>
+            </w:r>
+          </w:p>
+          <w:p>
+            <w:pPr>
+              <w:spacing w:line="276" w:lineRule="auto" w:after="100"/>
+            </w:pPr>
+            <w:r>
+              <w:rPr>
+                <w:sz w:val="20"/>
+              </w:rPr>
+              <w:t>兔哥，前几天建仓的胜宏，昨天+今天直接打到成本线了，能坚持到中报吗</w:t>
+            </w:r>
+          </w:p>
+          <w:p>
+            <w:pPr>
+              <w:spacing w:line="276" w:lineRule="auto" w:after="100"/>
+            </w:pPr>
+            <w:r>
+              <w:rPr>
+                <w:sz w:val="20"/>
+              </w:rPr>
+              <w:t>我不知道为什么你们都去博弈胜宏的中报[s:ac:哭笑]胜宏的中报真的会很好看吗，我感觉对我来说不奢望超预期，不miss就谢天谢地了</w:t>
+            </w:r>
+          </w:p>
+        </w:tc>
+      </w:tr>
+    </w:tbl>
+    <w:p>
+      <w:pPr>
+        <w:spacing w:after="40"/>
+      </w:pPr>
+    </w:p>
+    <w:tbl>
+      <w:tblPr>
+        <w:tblStyle w:val="TableGrid"/>
+        <w:tblW w:type="auto" w:w="0"/>
+        <w:tblLook w:firstColumn="1" w:firstRow="1" w:lastColumn="0" w:lastRow="0" w:noHBand="0" w:noVBand="1" w:val="04A0"/>
+      </w:tblPr>
+      <w:tblGrid>
+        <w:gridCol w:w="10080"/>
+      </w:tblGrid>
+      <w:tr>
+        <w:tc>
+          <w:tcPr>
+            <w:tcW w:type="dxa" w:w="10080"/>
+            <w:shd w:fill="F3F4F6"/>
+          </w:tcPr>
+          <w:p>
+            <w:pPr>
+              <w:spacing w:after="0"/>
+            </w:pPr>
+            <w:r>
+              <w:rPr>
+                <w:b/>
+                <w:color w:val="374151"/>
+                <w:sz w:val="19"/>
+              </w:rPr>
+              <w:t>2026-06-23 10:17  |  1422楼  |  xbox  |  UID 331181</w:t>
+            </w:r>
+          </w:p>
+        </w:tc>
+      </w:tr>
+      <w:tr>
+        <w:tc>
+          <w:tcPr>
+            <w:tcW w:type="dxa" w:w="10080"/>
+          </w:tcPr>
+          <w:p>
+            <w:pPr>
+              <w:spacing w:line="276" w:lineRule="auto" w:after="100"/>
+            </w:pPr>
+            <w:r>
+              <w:rPr>
+                <w:sz w:val="20"/>
+              </w:rPr>
+              <w:t>聊天吹水就聊天吹水，这波动我吃不了，我不是高手</w:t>
+            </w:r>
+          </w:p>
+        </w:tc>
+      </w:tr>
+    </w:tbl>
+    <w:p>
+      <w:pPr>
+        <w:spacing w:after="40"/>
+      </w:pPr>
+    </w:p>
+    <w:tbl>
+      <w:tblPr>
+        <w:tblStyle w:val="TableGrid"/>
+        <w:tblW w:type="auto" w:w="0"/>
+        <w:tblLook w:firstColumn="1" w:firstRow="1" w:lastColumn="0" w:lastRow="0" w:noHBand="0" w:noVBand="1" w:val="04A0"/>
+      </w:tblPr>
+      <w:tblGrid>
+        <w:gridCol w:w="10080"/>
+      </w:tblGrid>
+      <w:tr>
+        <w:tc>
+          <w:tcPr>
+            <w:tcW w:type="dxa" w:w="10080"/>
+            <w:shd w:fill="EAF3EA"/>
+          </w:tcPr>
+          <w:p>
+            <w:pPr>
+              <w:spacing w:after="0"/>
+            </w:pPr>
+            <w:r>
+              <w:rPr>
+                <w:b/>
+                <w:color w:val="166534"/>
+                <w:sz w:val="23"/>
+              </w:rPr>
+              <w:t>2026-06-23 10:17  |  3384楼  |  狼大  |  UID 150058</w:t>
+            </w:r>
+          </w:p>
+        </w:tc>
+      </w:tr>
+      <w:tr>
+        <w:tc>
+          <w:tcPr>
+            <w:tcW w:type="dxa" w:w="10080"/>
+          </w:tcPr>
+          <w:p>
+            <w:pPr>
+              <w:spacing w:line="276" w:lineRule="auto" w:after="100"/>
+            </w:pPr>
+            <w:r>
+              <w:rPr>
+                <w:color w:val="111827"/>
+                <w:sz w:val="24"/>
+              </w:rPr>
+              <w:t>金属类被批量结账</w:t>
+            </w:r>
+            <w:r>
+              <w:br/>
+            </w:r>
+            <w:r>
+              <w:rPr>
+                <w:color w:val="111827"/>
+                <w:sz w:val="24"/>
+              </w:rPr>
+              <w:t>炒那些元素周期表的要收肉了</w:t>
+            </w:r>
+          </w:p>
+        </w:tc>
+      </w:tr>
+    </w:tbl>
+    <w:p>
+      <w:pPr>
+        <w:spacing w:after="40"/>
+      </w:pPr>
+    </w:p>
+    <w:tbl>
+      <w:tblPr>
+        <w:tblStyle w:val="TableGrid"/>
+        <w:tblW w:type="auto" w:w="0"/>
+        <w:tblLook w:firstColumn="1" w:firstRow="1" w:lastColumn="0" w:lastRow="0" w:noHBand="0" w:noVBand="1" w:val="04A0"/>
+      </w:tblPr>
+      <w:tblGrid>
+        <w:gridCol w:w="10080"/>
+      </w:tblGrid>
+      <w:tr>
+        <w:tc>
+          <w:tcPr>
+            <w:tcW w:type="dxa" w:w="10080"/>
+            <w:shd w:fill="F3F4F6"/>
+          </w:tcPr>
+          <w:p>
+            <w:pPr>
+              <w:spacing w:after="0"/>
+            </w:pPr>
+            <w:r>
+              <w:rPr>
+                <w:b/>
+                <w:color w:val="374151"/>
+                <w:sz w:val="19"/>
+              </w:rPr>
+              <w:t>2026-06-23 10:19  |  1099楼  |  灰兔尾  |  UID 60916468</w:t>
+            </w:r>
+          </w:p>
+        </w:tc>
+      </w:tr>
+      <w:tr>
+        <w:tc>
+          <w:tcPr>
+            <w:tcW w:type="dxa" w:w="10080"/>
+          </w:tcPr>
+          <w:p>
+            <w:pPr>
+              <w:spacing w:line="276" w:lineRule="auto" w:after="100"/>
+            </w:pPr>
+            <w:r>
+              <w:rPr>
+                <w:sz w:val="20"/>
+              </w:rPr>
+              <w:t>Reply Post by -阿狼- (2026-06-23 10:17):</w:t>
+            </w:r>
+          </w:p>
+          <w:p>
+            <w:pPr>
+              <w:spacing w:line="276" w:lineRule="auto" w:after="100"/>
+            </w:pPr>
+            <w:r>
+              <w:rPr>
+                <w:sz w:val="20"/>
+              </w:rPr>
+              <w:t>金属类被批量结账</w:t>
+            </w:r>
+            <w:r>
+              <w:br/>
+            </w:r>
+            <w:r>
+              <w:rPr>
+                <w:sz w:val="20"/>
+              </w:rPr>
+              <w:t>炒那些元素周期表的要收肉了</w:t>
+            </w:r>
+          </w:p>
+          <w:p>
+            <w:pPr>
+              <w:spacing w:line="276" w:lineRule="auto" w:after="100"/>
+            </w:pPr>
+            <w:r>
+              <w:rPr>
+                <w:sz w:val="20"/>
+              </w:rPr>
+              <w:t>狼大，低位有色真的有被炒过吗[s:ac:哭笑]</w:t>
+            </w:r>
+          </w:p>
+        </w:tc>
+      </w:tr>
+    </w:tbl>
+    <w:p>
+      <w:pPr>
+        <w:spacing w:after="40"/>
+      </w:pPr>
+    </w:p>
+    <w:tbl>
+      <w:tblPr>
+        <w:tblStyle w:val="TableGrid"/>
+        <w:tblW w:type="auto" w:w="0"/>
+        <w:tblLook w:firstColumn="1" w:firstRow="1" w:lastColumn="0" w:lastRow="0" w:noHBand="0" w:noVBand="1" w:val="04A0"/>
+      </w:tblPr>
+      <w:tblGrid>
+        <w:gridCol w:w="10080"/>
+      </w:tblGrid>
+      <w:tr>
+        <w:tc>
+          <w:tcPr>
+            <w:tcW w:type="dxa" w:w="10080"/>
+            <w:shd w:fill="EAF3EA"/>
+          </w:tcPr>
+          <w:p>
+            <w:pPr>
+              <w:spacing w:after="0"/>
+            </w:pPr>
+            <w:r>
+              <w:rPr>
+                <w:b/>
+                <w:color w:val="166534"/>
+                <w:sz w:val="23"/>
+              </w:rPr>
+              <w:t>2026-06-23 10:19  |  3385楼  |  狼大  |  UID 150058</w:t>
+            </w:r>
+          </w:p>
+        </w:tc>
+      </w:tr>
+      <w:tr>
+        <w:tc>
+          <w:tcPr>
+            <w:tcW w:type="dxa" w:w="10080"/>
+          </w:tcPr>
+          <w:p>
+            <w:pPr>
+              <w:spacing w:line="276" w:lineRule="auto" w:after="100"/>
+            </w:pPr>
+            <w:r>
+              <w:rPr>
+                <w:color w:val="111827"/>
+                <w:sz w:val="24"/>
+              </w:rPr>
+              <w:t>Reply Post by 维拉帕米不是米 (2026-06-23 10:18):</w:t>
+            </w:r>
+          </w:p>
+          <w:p>
+            <w:pPr>
+              <w:spacing w:line="276" w:lineRule="auto" w:after="100"/>
+            </w:pPr>
+            <w:r>
+              <w:rPr>
+                <w:color w:val="111827"/>
+                <w:sz w:val="24"/>
+              </w:rPr>
+              <w:t>稀土也算在内对吧狼大</w:t>
+            </w:r>
+            <w:r>
+              <w:br/>
+            </w:r>
+            <w:r>
+              <w:rPr>
+                <w:color w:val="111827"/>
+                <w:sz w:val="24"/>
+              </w:rPr>
+              <w:t>嗯 我这些方向 稀土小金属我都剩个利润 暂时不做了 留个利润</w:t>
+            </w:r>
+            <w:r>
+              <w:br/>
+            </w:r>
+            <w:r>
+              <w:rPr>
+                <w:color w:val="111827"/>
+                <w:sz w:val="24"/>
+              </w:rPr>
+              <w:t>我目前着重新能源方向。</w:t>
+            </w:r>
+          </w:p>
+        </w:tc>
+      </w:tr>
+    </w:tbl>
+    <w:p>
+      <w:pPr>
+        <w:spacing w:after="40"/>
+      </w:pPr>
+    </w:p>
+    <w:tbl>
+      <w:tblPr>
+        <w:tblStyle w:val="TableGrid"/>
+        <w:tblW w:type="auto" w:w="0"/>
+        <w:tblLook w:firstColumn="1" w:firstRow="1" w:lastColumn="0" w:lastRow="0" w:noHBand="0" w:noVBand="1" w:val="04A0"/>
+      </w:tblPr>
+      <w:tblGrid>
+        <w:gridCol w:w="10080"/>
+      </w:tblGrid>
+      <w:tr>
+        <w:tc>
+          <w:tcPr>
+            <w:tcW w:type="dxa" w:w="10080"/>
+            <w:shd w:fill="F3F4F6"/>
+          </w:tcPr>
+          <w:p>
+            <w:pPr>
+              <w:spacing w:after="0"/>
+            </w:pPr>
+            <w:r>
+              <w:rPr>
+                <w:b/>
+                <w:color w:val="374151"/>
+                <w:sz w:val="19"/>
+              </w:rPr>
+              <w:t>2026-06-23 10:20  |  2679楼  |  Rzzz二号机  |  UID 67143809</w:t>
+            </w:r>
+          </w:p>
+        </w:tc>
+      </w:tr>
+      <w:tr>
+        <w:tc>
+          <w:tcPr>
+            <w:tcW w:type="dxa" w:w="10080"/>
+          </w:tcPr>
+          <w:p>
+            <w:pPr>
+              <w:spacing w:line="276" w:lineRule="auto" w:after="100"/>
+            </w:pPr>
+            <w:r>
+              <w:rPr>
+                <w:sz w:val="20"/>
+              </w:rPr>
+              <w:t>铁盒都红了 我超威[s:ac:哭笑]</w:t>
+            </w:r>
+          </w:p>
+        </w:tc>
+      </w:tr>
+    </w:tbl>
+    <w:p>
+      <w:pPr>
+        <w:spacing w:after="40"/>
+      </w:pPr>
+    </w:p>
+    <w:tbl>
+      <w:tblPr>
+        <w:tblStyle w:val="TableGrid"/>
+        <w:tblW w:type="auto" w:w="0"/>
+        <w:tblLook w:firstColumn="1" w:firstRow="1" w:lastColumn="0" w:lastRow="0" w:noHBand="0" w:noVBand="1" w:val="04A0"/>
+      </w:tblPr>
+      <w:tblGrid>
+        <w:gridCol w:w="10080"/>
+      </w:tblGrid>
+      <w:tr>
+        <w:tc>
+          <w:tcPr>
+            <w:tcW w:type="dxa" w:w="10080"/>
+            <w:shd w:fill="F3F4F6"/>
+          </w:tcPr>
+          <w:p>
+            <w:pPr>
+              <w:spacing w:after="0"/>
+            </w:pPr>
+            <w:r>
+              <w:rPr>
+                <w:b/>
+                <w:color w:val="374151"/>
+                <w:sz w:val="19"/>
+              </w:rPr>
+              <w:t>2026-06-23 10:22  |  1741楼  |  村上吹树  |  UID 61395264</w:t>
+            </w:r>
+          </w:p>
+        </w:tc>
+      </w:tr>
+      <w:tr>
+        <w:tc>
+          <w:tcPr>
+            <w:tcW w:type="dxa" w:w="10080"/>
+          </w:tcPr>
+          <w:p>
+            <w:pPr>
+              <w:spacing w:line="276" w:lineRule="auto" w:after="100"/>
+            </w:pPr>
+            <w:r>
+              <w:rPr>
+                <w:sz w:val="20"/>
+              </w:rPr>
+              <w:t>想发点吊图给空头助助兴，但前阵子全发完了…没有了，呜呜呜。</w:t>
+            </w:r>
+          </w:p>
+        </w:tc>
+      </w:tr>
+    </w:tbl>
+    <w:p>
+      <w:pPr>
+        <w:spacing w:after="40"/>
+      </w:pPr>
+    </w:p>
+    <w:tbl>
+      <w:tblPr>
+        <w:tblStyle w:val="TableGrid"/>
+        <w:tblW w:type="auto" w:w="0"/>
+        <w:tblLook w:firstColumn="1" w:firstRow="1" w:lastColumn="0" w:lastRow="0" w:noHBand="0" w:noVBand="1" w:val="04A0"/>
+      </w:tblPr>
+      <w:tblGrid>
+        <w:gridCol w:w="10080"/>
+      </w:tblGrid>
+      <w:tr>
+        <w:tc>
+          <w:tcPr>
+            <w:tcW w:type="dxa" w:w="10080"/>
+            <w:shd w:fill="F3F4F6"/>
+          </w:tcPr>
+          <w:p>
+            <w:pPr>
+              <w:spacing w:after="0"/>
+            </w:pPr>
+            <w:r>
+              <w:rPr>
+                <w:b/>
+                <w:color w:val="374151"/>
+                <w:sz w:val="19"/>
+              </w:rPr>
+              <w:t>2026-06-23 10:23  |  2680楼  |  Rzzz二号机  |  UID 67143809</w:t>
+            </w:r>
+          </w:p>
+        </w:tc>
+      </w:tr>
+      <w:tr>
+        <w:tc>
+          <w:tcPr>
+            <w:tcW w:type="dxa" w:w="10080"/>
+          </w:tcPr>
+          <w:p>
+            <w:pPr>
+              <w:spacing w:line="276" w:lineRule="auto" w:after="100"/>
+            </w:pPr>
+            <w:r>
+              <w:rPr>
+                <w:sz w:val="20"/>
+              </w:rPr>
+              <w:t>Reply to Reply Post by szllllllll (2026-06-23 10:20)</w:t>
+            </w:r>
+          </w:p>
+          <w:p>
+            <w:pPr>
+              <w:spacing w:line="276" w:lineRule="auto" w:after="100"/>
+            </w:pPr>
+            <w:r>
+              <w:rPr>
+                <w:sz w:val="20"/>
+              </w:rPr>
+              <w:t>而抄底这种概念 是不断的在上涨过程中被驯化出来的</w:t>
+            </w:r>
+          </w:p>
+          <w:p>
+            <w:pPr>
+              <w:spacing w:line="276" w:lineRule="auto" w:after="100"/>
+            </w:pPr>
+            <w:r>
+              <w:rPr>
+                <w:sz w:val="20"/>
+              </w:rPr>
+              <w:t>我觉得这句话的意思是&amp;#160; 上涨过程中&amp;#160; 你抄底就赚 抄底就赚&amp;#160; &amp;#160;等真正的下跌一浪来临的时候&amp;#160; &amp;#160;你依然会抄底&amp;#160; &amp;#160;然后就死了</w:t>
+            </w:r>
+          </w:p>
+        </w:tc>
+      </w:tr>
+    </w:tbl>
+    <w:p>
+      <w:pPr>
+        <w:spacing w:after="40"/>
+      </w:pPr>
+    </w:p>
+    <w:tbl>
+      <w:tblPr>
+        <w:tblStyle w:val="TableGrid"/>
+        <w:tblW w:type="auto" w:w="0"/>
+        <w:tblLook w:firstColumn="1" w:firstRow="1" w:lastColumn="0" w:lastRow="0" w:noHBand="0" w:noVBand="1" w:val="04A0"/>
+      </w:tblPr>
+      <w:tblGrid>
+        <w:gridCol w:w="10080"/>
+      </w:tblGrid>
+      <w:tr>
+        <w:tc>
+          <w:tcPr>
+            <w:tcW w:type="dxa" w:w="10080"/>
+            <w:shd w:fill="F3F4F6"/>
+          </w:tcPr>
+          <w:p>
+            <w:pPr>
+              <w:spacing w:after="0"/>
+            </w:pPr>
+            <w:r>
+              <w:rPr>
+                <w:b/>
+                <w:color w:val="374151"/>
+                <w:sz w:val="19"/>
+              </w:rPr>
+              <w:t>2026-06-23 10:25  |  2681楼  |  Rzzz二号机  |  UID 67143809</w:t>
+            </w:r>
+          </w:p>
+        </w:tc>
+      </w:tr>
+      <w:tr>
+        <w:tc>
+          <w:tcPr>
+            <w:tcW w:type="dxa" w:w="10080"/>
+          </w:tcPr>
+          <w:p>
+            <w:pPr>
+              <w:spacing w:line="276" w:lineRule="auto" w:after="100"/>
+            </w:pPr>
+            <w:r>
+              <w:rPr>
+                <w:sz w:val="20"/>
+              </w:rPr>
+              <w:t>Reply to Reply Post by btbdh (2026-06-23 10:25)</w:t>
+            </w:r>
+            <w:r>
+              <w:br/>
+            </w:r>
+            <w:r>
+              <w:rPr>
+                <w:sz w:val="20"/>
+              </w:rPr>
+              <w:t>直接排除新能源汽车&amp;#160;</w:t>
+            </w:r>
+          </w:p>
+        </w:tc>
+      </w:tr>
+    </w:tbl>
+    <w:p>
+      <w:pPr>
+        <w:spacing w:after="40"/>
+      </w:pPr>
+    </w:p>
+    <w:tbl>
+      <w:tblPr>
+        <w:tblStyle w:val="TableGrid"/>
+        <w:tblW w:type="auto" w:w="0"/>
+        <w:tblLook w:firstColumn="1" w:firstRow="1" w:lastColumn="0" w:lastRow="0" w:noHBand="0" w:noVBand="1" w:val="04A0"/>
+      </w:tblPr>
+      <w:tblGrid>
+        <w:gridCol w:w="10080"/>
+      </w:tblGrid>
+      <w:tr>
+        <w:tc>
+          <w:tcPr>
+            <w:tcW w:type="dxa" w:w="10080"/>
+            <w:shd w:fill="EAF3EA"/>
+          </w:tcPr>
+          <w:p>
+            <w:pPr>
+              <w:spacing w:after="0"/>
+            </w:pPr>
+            <w:r>
+              <w:rPr>
+                <w:b/>
+                <w:color w:val="166534"/>
+                <w:sz w:val="23"/>
+              </w:rPr>
+              <w:t>2026-06-23 10:25  |  3386楼  |  狼大  |  UID 150058</w:t>
+            </w:r>
+          </w:p>
+        </w:tc>
+      </w:tr>
+      <w:tr>
+        <w:tc>
+          <w:tcPr>
+            <w:tcW w:type="dxa" w:w="10080"/>
+          </w:tcPr>
+          <w:p>
+            <w:pPr>
+              <w:spacing w:line="276" w:lineRule="auto" w:after="100"/>
+            </w:pPr>
+            <w:r>
+              <w:rPr>
+                <w:color w:val="111827"/>
+                <w:sz w:val="24"/>
+              </w:rPr>
+              <w:t>新能源方向</w:t>
+            </w:r>
+            <w:r>
+              <w:br/>
+            </w:r>
+            <w:r>
+              <w:rPr>
+                <w:color w:val="111827"/>
+                <w:sz w:val="24"/>
+              </w:rPr>
+              <w:t>锂矿 锂电 光伏 电网</w:t>
+            </w:r>
+            <w:r>
+              <w:br/>
+            </w:r>
+            <w:r>
+              <w:rPr>
+                <w:color w:val="111827"/>
+                <w:sz w:val="24"/>
+              </w:rPr>
+              <w:t>因为小作文太多</w:t>
+            </w:r>
+            <w:r>
+              <w:br/>
+            </w:r>
+            <w:r>
+              <w:rPr>
+                <w:color w:val="111827"/>
+                <w:sz w:val="24"/>
+              </w:rPr>
+              <w:t>我目前只关注电池和电网。</w:t>
+            </w:r>
+          </w:p>
+          <w:p>
+            <w:pPr>
+              <w:spacing w:line="276" w:lineRule="auto" w:after="100"/>
+            </w:pPr>
+            <w:r>
+              <w:rPr>
+                <w:color w:val="111827"/>
+                <w:sz w:val="24"/>
+              </w:rPr>
+              <w:t>主要是科技那边我也不动了 所以赚了的减出来的钱只能去新能源。</w:t>
+            </w:r>
+            <w:r>
+              <w:br/>
+            </w:r>
+            <w:r>
+              <w:rPr>
+                <w:color w:val="111827"/>
+                <w:sz w:val="24"/>
+              </w:rPr>
+              <w:t>科技那边我一分不加。</w:t>
+            </w:r>
+          </w:p>
+        </w:tc>
+      </w:tr>
+    </w:tbl>
+    <w:p>
+      <w:pPr>
+        <w:spacing w:after="40"/>
+      </w:pPr>
+    </w:p>
+    <w:tbl>
+      <w:tblPr>
+        <w:tblStyle w:val="TableGrid"/>
+        <w:tblW w:type="auto" w:w="0"/>
+        <w:tblLook w:firstColumn="1" w:firstRow="1" w:lastColumn="0" w:lastRow="0" w:noHBand="0" w:noVBand="1" w:val="04A0"/>
+      </w:tblPr>
+      <w:tblGrid>
+        <w:gridCol w:w="10080"/>
+      </w:tblGrid>
+      <w:tr>
+        <w:tc>
+          <w:tcPr>
+            <w:tcW w:type="dxa" w:w="10080"/>
+            <w:shd w:fill="F3F4F6"/>
+          </w:tcPr>
+          <w:p>
+            <w:pPr>
+              <w:spacing w:after="0"/>
+            </w:pPr>
+            <w:r>
+              <w:rPr>
+                <w:b/>
+                <w:color w:val="374151"/>
+                <w:sz w:val="19"/>
+              </w:rPr>
+              <w:t>2026-06-23 10:26  |  1423楼  |  xbox  |  UID 331181</w:t>
+            </w:r>
+          </w:p>
+        </w:tc>
+      </w:tr>
+      <w:tr>
+        <w:tc>
+          <w:tcPr>
+            <w:tcW w:type="dxa" w:w="10080"/>
+          </w:tcPr>
+          <w:p>
+            <w:pPr>
+              <w:spacing w:line="276" w:lineRule="auto" w:after="100"/>
+            </w:pPr>
+            <w:r>
+              <w:rPr>
+                <w:sz w:val="20"/>
+              </w:rPr>
+              <w:t>Reply Post by -阿狼- (2026-06-23 10:25):</w:t>
+            </w:r>
+          </w:p>
+          <w:p>
+            <w:pPr>
+              <w:spacing w:line="276" w:lineRule="auto" w:after="100"/>
+            </w:pPr>
+            <w:r>
+              <w:rPr>
+                <w:sz w:val="20"/>
+              </w:rPr>
+              <w:t>新能源方向</w:t>
+            </w:r>
+            <w:r>
+              <w:br/>
+            </w:r>
+            <w:r>
+              <w:rPr>
+                <w:sz w:val="20"/>
+              </w:rPr>
+              <w:t>锂矿 锂电 光伏 电网</w:t>
+            </w:r>
+            <w:r>
+              <w:br/>
+            </w:r>
+            <w:r>
+              <w:rPr>
+                <w:sz w:val="20"/>
+              </w:rPr>
+              <w:t>因为小作文太多</w:t>
+            </w:r>
+            <w:r>
+              <w:br/>
+            </w:r>
+            <w:r>
+              <w:rPr>
+                <w:sz w:val="20"/>
+              </w:rPr>
+              <w:t>我目前只关注电池和电网。</w:t>
+            </w:r>
+          </w:p>
+          <w:p>
+            <w:pPr>
+              <w:spacing w:line="276" w:lineRule="auto" w:after="100"/>
+            </w:pPr>
+            <w:r>
+              <w:rPr>
+                <w:sz w:val="20"/>
+              </w:rPr>
+              <w:t>主要是科技那边我也不动了 所以赚了的减出来的钱只能去新能源。</w:t>
+            </w:r>
+            <w:r>
+              <w:br/>
+            </w:r>
+            <w:r>
+              <w:rPr>
+                <w:sz w:val="20"/>
+              </w:rPr>
+              <w:t>科技那边我一分不加。</w:t>
+            </w:r>
+          </w:p>
+          <w:p>
+            <w:pPr>
+              <w:spacing w:line="276" w:lineRule="auto" w:after="100"/>
+            </w:pPr>
+            <w:r>
+              <w:rPr>
+                <w:sz w:val="20"/>
+              </w:rPr>
+              <w:t>电池和电网的小作文也是一波流吗</w:t>
+            </w:r>
+          </w:p>
+        </w:tc>
+      </w:tr>
+    </w:tbl>
+    <w:p>
+      <w:pPr>
+        <w:spacing w:after="40"/>
+      </w:pPr>
+    </w:p>
+    <w:tbl>
+      <w:tblPr>
+        <w:tblStyle w:val="TableGrid"/>
+        <w:tblW w:type="auto" w:w="0"/>
+        <w:tblLook w:firstColumn="1" w:firstRow="1" w:lastColumn="0" w:lastRow="0" w:noHBand="0" w:noVBand="1" w:val="04A0"/>
+      </w:tblPr>
+      <w:tblGrid>
+        <w:gridCol w:w="10080"/>
+      </w:tblGrid>
+      <w:tr>
+        <w:tc>
+          <w:tcPr>
+            <w:tcW w:type="dxa" w:w="10080"/>
+            <w:shd w:fill="F3F4F6"/>
+          </w:tcPr>
+          <w:p>
+            <w:pPr>
+              <w:spacing w:after="0"/>
+            </w:pPr>
+            <w:r>
+              <w:rPr>
+                <w:b/>
+                <w:color w:val="374151"/>
+                <w:sz w:val="19"/>
+              </w:rPr>
+              <w:t>2026-06-23 10:32  |  1424楼  |  xbox  |  UID 331181</w:t>
+            </w:r>
+          </w:p>
+        </w:tc>
+      </w:tr>
+      <w:tr>
+        <w:tc>
+          <w:tcPr>
+            <w:tcW w:type="dxa" w:w="10080"/>
+          </w:tcPr>
+          <w:p>
+            <w:pPr>
+              <w:spacing w:line="276" w:lineRule="auto" w:after="100"/>
+            </w:pPr>
+            <w:r>
+              <w:rPr>
+                <w:sz w:val="20"/>
+              </w:rPr>
+              <w:t>电网设备etf也是新高的</w:t>
+            </w:r>
+          </w:p>
+        </w:tc>
+      </w:tr>
+    </w:tbl>
+    <w:p>
+      <w:pPr>
+        <w:spacing w:after="40"/>
+      </w:pPr>
+    </w:p>
+    <w:tbl>
+      <w:tblPr>
+        <w:tblStyle w:val="TableGrid"/>
+        <w:tblW w:type="auto" w:w="0"/>
+        <w:tblLook w:firstColumn="1" w:firstRow="1" w:lastColumn="0" w:lastRow="0" w:noHBand="0" w:noVBand="1" w:val="04A0"/>
+      </w:tblPr>
+      <w:tblGrid>
+        <w:gridCol w:w="10080"/>
+      </w:tblGrid>
+      <w:tr>
+        <w:tc>
+          <w:tcPr>
+            <w:tcW w:type="dxa" w:w="10080"/>
+            <w:shd w:fill="F3F4F6"/>
+          </w:tcPr>
+          <w:p>
+            <w:pPr>
+              <w:spacing w:after="0"/>
+            </w:pPr>
+            <w:r>
+              <w:rPr>
+                <w:b/>
+                <w:color w:val="374151"/>
+                <w:sz w:val="19"/>
+              </w:rPr>
+              <w:t>2026-06-23 10:37  |  1484楼  |  zippo578  |  UID 65329649</w:t>
+            </w:r>
+          </w:p>
+        </w:tc>
+      </w:tr>
+      <w:tr>
+        <w:tc>
+          <w:tcPr>
+            <w:tcW w:type="dxa" w:w="10080"/>
+          </w:tcPr>
+          <w:p>
+            <w:pPr>
+              <w:spacing w:line="276" w:lineRule="auto" w:after="100"/>
+            </w:pPr>
+            <w:r>
+              <w:rPr>
+                <w:sz w:val="20"/>
+              </w:rPr>
+              <w:t>股指这边数据不太好</w:t>
+            </w:r>
+            <w:r>
+              <w:br/>
+            </w:r>
+            <w:r>
+              <w:rPr>
+                <w:sz w:val="20"/>
+              </w:rPr>
+              <w:t>500和1000，两天贴水涨了快80点</w:t>
+            </w:r>
+            <w:r>
+              <w:br/>
+            </w:r>
+            <w:r>
+              <w:rPr>
+                <w:sz w:val="20"/>
+              </w:rPr>
+              <w:t>肯定不是追的地方</w:t>
+            </w:r>
+          </w:p>
+        </w:tc>
+      </w:tr>
+    </w:tbl>
+    <w:p>
+      <w:pPr>
+        <w:spacing w:after="40"/>
+      </w:pPr>
+    </w:p>
+    <w:tbl>
+      <w:tblPr>
+        <w:tblStyle w:val="TableGrid"/>
+        <w:tblW w:type="auto" w:w="0"/>
+        <w:tblLook w:firstColumn="1" w:firstRow="1" w:lastColumn="0" w:lastRow="0" w:noHBand="0" w:noVBand="1" w:val="04A0"/>
+      </w:tblPr>
+      <w:tblGrid>
+        <w:gridCol w:w="10080"/>
+      </w:tblGrid>
+      <w:tr>
+        <w:tc>
+          <w:tcPr>
+            <w:tcW w:type="dxa" w:w="10080"/>
+            <w:shd w:fill="F3F4F6"/>
+          </w:tcPr>
+          <w:p>
+            <w:pPr>
+              <w:spacing w:after="0"/>
+            </w:pPr>
+            <w:r>
+              <w:rPr>
+                <w:b/>
+                <w:color w:val="374151"/>
+                <w:sz w:val="19"/>
+              </w:rPr>
+              <w:t>2026-06-23 10:43  |  2682楼  |  Rzzz二号机  |  UID 67143809</w:t>
+            </w:r>
+          </w:p>
+        </w:tc>
+      </w:tr>
+      <w:tr>
+        <w:tc>
+          <w:tcPr>
+            <w:tcW w:type="dxa" w:w="10080"/>
+          </w:tcPr>
+          <w:p>
+            <w:pPr>
+              <w:spacing w:line="276" w:lineRule="auto" w:after="100"/>
+            </w:pPr>
+            <w:r>
+              <w:rPr>
+                <w:sz w:val="20"/>
+              </w:rPr>
+              <w:t>Reply to Reply Post by zippo578 (2026-06-23 10:37)</w:t>
+            </w:r>
+            <w:r>
+              <w:br/>
+            </w:r>
+            <w:r>
+              <w:rPr>
+                <w:sz w:val="20"/>
+              </w:rPr>
+              <w:t>[s:pg:严肃]不追 我只关心什么时候平</w:t>
+            </w:r>
+          </w:p>
+        </w:tc>
+      </w:tr>
+    </w:tbl>
+    <w:p>
+      <w:pPr>
+        <w:spacing w:after="40"/>
+      </w:pPr>
+    </w:p>
+    <w:tbl>
+      <w:tblPr>
+        <w:tblStyle w:val="TableGrid"/>
+        <w:tblW w:type="auto" w:w="0"/>
+        <w:tblLook w:firstColumn="1" w:firstRow="1" w:lastColumn="0" w:lastRow="0" w:noHBand="0" w:noVBand="1" w:val="04A0"/>
+      </w:tblPr>
+      <w:tblGrid>
+        <w:gridCol w:w="10080"/>
+      </w:tblGrid>
+      <w:tr>
+        <w:tc>
+          <w:tcPr>
+            <w:tcW w:type="dxa" w:w="10080"/>
+            <w:shd w:fill="F3F4F6"/>
+          </w:tcPr>
+          <w:p>
+            <w:pPr>
+              <w:spacing w:after="0"/>
+            </w:pPr>
+            <w:r>
+              <w:rPr>
+                <w:b/>
+                <w:color w:val="374151"/>
+                <w:sz w:val="19"/>
+              </w:rPr>
+              <w:t>2026-06-23 10:44  |  1100楼  |  灰兔尾  |  UID 60916468</w:t>
+            </w:r>
+          </w:p>
+        </w:tc>
+      </w:tr>
+      <w:tr>
+        <w:tc>
+          <w:tcPr>
+            <w:tcW w:type="dxa" w:w="10080"/>
+          </w:tcPr>
+          <w:p>
+            <w:pPr>
+              <w:spacing w:line="276" w:lineRule="auto" w:after="100"/>
+            </w:pPr>
+            <w:r>
+              <w:rPr>
+                <w:sz w:val="20"/>
+              </w:rPr>
+              <w:t>紫金快打出我止损了</w:t>
+            </w:r>
+          </w:p>
+        </w:tc>
+      </w:tr>
+    </w:tbl>
+    <w:p>
+      <w:pPr>
+        <w:spacing w:after="40"/>
+      </w:pPr>
+    </w:p>
+    <w:tbl>
+      <w:tblPr>
+        <w:tblStyle w:val="TableGrid"/>
+        <w:tblW w:type="auto" w:w="0"/>
+        <w:tblLook w:firstColumn="1" w:firstRow="1" w:lastColumn="0" w:lastRow="0" w:noHBand="0" w:noVBand="1" w:val="04A0"/>
+      </w:tblPr>
+      <w:tblGrid>
+        <w:gridCol w:w="10080"/>
+      </w:tblGrid>
+      <w:tr>
+        <w:tc>
+          <w:tcPr>
+            <w:tcW w:type="dxa" w:w="10080"/>
+            <w:shd w:fill="F3F4F6"/>
+          </w:tcPr>
+          <w:p>
+            <w:pPr>
+              <w:spacing w:after="0"/>
+            </w:pPr>
+            <w:r>
+              <w:rPr>
+                <w:b/>
+                <w:color w:val="374151"/>
+                <w:sz w:val="19"/>
+              </w:rPr>
+              <w:t>2026-06-23 10:47  |  2683楼  |  Rzzz二号机  |  UID 67143809</w:t>
+            </w:r>
+          </w:p>
+        </w:tc>
+      </w:tr>
+      <w:tr>
+        <w:tc>
+          <w:tcPr>
+            <w:tcW w:type="dxa" w:w="10080"/>
+          </w:tcPr>
+          <w:p>
+            <w:pPr>
+              <w:spacing w:line="276" w:lineRule="auto" w:after="100"/>
+            </w:pPr>
+            <w:r>
+              <w:rPr>
+                <w:sz w:val="20"/>
+              </w:rPr>
+              <w:t>我记得有个专业研究思源电气的老哥 是谁来着[s:ac:哭笑]</w:t>
+            </w:r>
+          </w:p>
+        </w:tc>
+      </w:tr>
+    </w:tbl>
+    <w:p>
+      <w:pPr>
+        <w:spacing w:after="40"/>
+      </w:pPr>
+    </w:p>
+    <w:tbl>
+      <w:tblPr>
+        <w:tblStyle w:val="TableGrid"/>
+        <w:tblW w:type="auto" w:w="0"/>
+        <w:tblLook w:firstColumn="1" w:firstRow="1" w:lastColumn="0" w:lastRow="0" w:noHBand="0" w:noVBand="1" w:val="04A0"/>
+      </w:tblPr>
+      <w:tblGrid>
+        <w:gridCol w:w="10080"/>
+      </w:tblGrid>
+      <w:tr>
+        <w:tc>
+          <w:tcPr>
+            <w:tcW w:type="dxa" w:w="10080"/>
+            <w:shd w:fill="EAF3EA"/>
+          </w:tcPr>
+          <w:p>
+            <w:pPr>
+              <w:spacing w:after="0"/>
+            </w:pPr>
+            <w:r>
+              <w:rPr>
+                <w:b/>
+                <w:color w:val="166534"/>
+                <w:sz w:val="23"/>
+              </w:rPr>
+              <w:t>2026-06-23 10:51  |  3387楼  |  狼大  |  UID 150058</w:t>
+            </w:r>
+          </w:p>
+        </w:tc>
+      </w:tr>
+      <w:tr>
+        <w:tc>
+          <w:tcPr>
+            <w:tcW w:type="dxa" w:w="10080"/>
+          </w:tcPr>
+          <w:p>
+            <w:pPr>
+              <w:spacing w:line="276" w:lineRule="auto" w:after="100"/>
+            </w:pPr>
+            <w:r>
+              <w:rPr>
+                <w:color w:val="111827"/>
+                <w:sz w:val="24"/>
+              </w:rPr>
+              <w:t>半导体已经开始有杂毛起来了 踏空资金还是太多了。</w:t>
+            </w:r>
+          </w:p>
+        </w:tc>
+      </w:tr>
+    </w:tbl>
+    <w:p>
+      <w:pPr>
+        <w:spacing w:after="40"/>
+      </w:pPr>
+    </w:p>
+    <w:tbl>
+      <w:tblPr>
+        <w:tblStyle w:val="TableGrid"/>
+        <w:tblW w:type="auto" w:w="0"/>
+        <w:tblLook w:firstColumn="1" w:firstRow="1" w:lastColumn="0" w:lastRow="0" w:noHBand="0" w:noVBand="1" w:val="04A0"/>
+      </w:tblPr>
+      <w:tblGrid>
+        <w:gridCol w:w="10080"/>
+      </w:tblGrid>
+      <w:tr>
+        <w:tc>
+          <w:tcPr>
+            <w:tcW w:type="dxa" w:w="10080"/>
+            <w:shd w:fill="F3F4F6"/>
+          </w:tcPr>
+          <w:p>
+            <w:pPr>
+              <w:spacing w:after="0"/>
+            </w:pPr>
+            <w:r>
+              <w:rPr>
+                <w:b/>
+                <w:color w:val="374151"/>
+                <w:sz w:val="19"/>
+              </w:rPr>
+              <w:t>2026-06-23 10:56  |  1097楼  |  一生一股绊倒铁盒  |  UID 64648193</w:t>
+            </w:r>
+          </w:p>
+        </w:tc>
+      </w:tr>
+      <w:tr>
+        <w:tc>
+          <w:tcPr>
+            <w:tcW w:type="dxa" w:w="10080"/>
+          </w:tcPr>
+          <w:p>
+            <w:pPr>
+              <w:spacing w:line="276" w:lineRule="auto" w:after="100"/>
+            </w:pPr>
+            <w:r>
+              <w:rPr>
+                <w:sz w:val="20"/>
+              </w:rPr>
+              <w:t>狼大又开始喂饭了，什么时候才能成为狼大一样的大帅比啊[s:ac:哭1]</w:t>
+            </w:r>
+          </w:p>
+        </w:tc>
+      </w:tr>
+    </w:tbl>
+    <w:p>
+      <w:pPr>
+        <w:spacing w:after="40"/>
+      </w:pPr>
+    </w:p>
+    <w:tbl>
+      <w:tblPr>
+        <w:tblStyle w:val="TableGrid"/>
+        <w:tblW w:type="auto" w:w="0"/>
+        <w:tblLook w:firstColumn="1" w:firstRow="1" w:lastColumn="0" w:lastRow="0" w:noHBand="0" w:noVBand="1" w:val="04A0"/>
+      </w:tblPr>
+      <w:tblGrid>
+        <w:gridCol w:w="10080"/>
+      </w:tblGrid>
+      <w:tr>
+        <w:tc>
+          <w:tcPr>
+            <w:tcW w:type="dxa" w:w="10080"/>
+            <w:shd w:fill="EAF3EA"/>
+          </w:tcPr>
+          <w:p>
+            <w:pPr>
+              <w:spacing w:after="0"/>
+            </w:pPr>
+            <w:r>
+              <w:rPr>
+                <w:b/>
+                <w:color w:val="166534"/>
+                <w:sz w:val="23"/>
+              </w:rPr>
+              <w:t>2026-06-23 10:57  |  3388楼  |  狼大  |  UID 150058</w:t>
+            </w:r>
+          </w:p>
+        </w:tc>
+      </w:tr>
+      <w:tr>
+        <w:tc>
+          <w:tcPr>
+            <w:tcW w:type="dxa" w:w="10080"/>
+          </w:tcPr>
+          <w:p>
+            <w:pPr>
+              <w:spacing w:line="276" w:lineRule="auto" w:after="100"/>
+            </w:pPr>
+            <w:r>
+              <w:rPr>
+                <w:color w:val="111827"/>
+                <w:sz w:val="24"/>
+              </w:rPr>
+              <w:t>我和你们不一样啊</w:t>
+            </w:r>
+            <w:r>
+              <w:br/>
+            </w:r>
+            <w:r>
+              <w:rPr>
+                <w:color w:val="111827"/>
+                <w:sz w:val="24"/>
+              </w:rPr>
+              <w:t>我做滚动的</w:t>
+            </w:r>
+            <w:r>
+              <w:br/>
+            </w:r>
+            <w:r>
+              <w:rPr>
+                <w:color w:val="111827"/>
+                <w:sz w:val="24"/>
+              </w:rPr>
+              <w:t>之前我分享过 我很多票会在特定位置减仓 加仓</w:t>
+            </w:r>
+            <w:r>
+              <w:br/>
+            </w:r>
+            <w:r>
+              <w:rPr>
+                <w:color w:val="111827"/>
+                <w:sz w:val="24"/>
+              </w:rPr>
+              <w:t>现在减出来的都是大涨的 小金属 科技类</w:t>
+            </w:r>
+            <w:r>
+              <w:br/>
+            </w:r>
+            <w:r>
+              <w:rPr>
+                <w:color w:val="111827"/>
+                <w:sz w:val="24"/>
+              </w:rPr>
+              <w:t>那减出来的我不可能回科技了 所以我肯定找另外一个我认为不弱于科技的方向去做。</w:t>
+            </w:r>
+          </w:p>
+          <w:p>
+            <w:pPr>
+              <w:spacing w:line="276" w:lineRule="auto" w:after="100"/>
+            </w:pPr>
+            <w:r>
+              <w:rPr>
+                <w:color w:val="111827"/>
+                <w:sz w:val="24"/>
+              </w:rPr>
+              <w:t>你们可以问问小图 他最近在哪里发财就懂了。</w:t>
+            </w:r>
+          </w:p>
+        </w:tc>
+      </w:tr>
+    </w:tbl>
+    <w:p>
+      <w:pPr>
+        <w:spacing w:after="40"/>
+      </w:pPr>
+    </w:p>
+    <w:tbl>
+      <w:tblPr>
+        <w:tblStyle w:val="TableGrid"/>
+        <w:tblW w:type="auto" w:w="0"/>
+        <w:tblLook w:firstColumn="1" w:firstRow="1" w:lastColumn="0" w:lastRow="0" w:noHBand="0" w:noVBand="1" w:val="04A0"/>
+      </w:tblPr>
+      <w:tblGrid>
+        <w:gridCol w:w="10080"/>
+      </w:tblGrid>
+      <w:tr>
+        <w:tc>
+          <w:tcPr>
+            <w:tcW w:type="dxa" w:w="10080"/>
+            <w:shd w:fill="EAF3EA"/>
+          </w:tcPr>
+          <w:p>
+            <w:pPr>
+              <w:spacing w:after="0"/>
+            </w:pPr>
+            <w:r>
+              <w:rPr>
+                <w:b/>
+                <w:color w:val="166534"/>
+                <w:sz w:val="23"/>
+              </w:rPr>
+              <w:t>2026-06-23 11:06  |  3389楼  |  狼大  |  UID 150058</w:t>
+            </w:r>
+          </w:p>
+        </w:tc>
+      </w:tr>
+      <w:tr>
+        <w:tc>
+          <w:tcPr>
+            <w:tcW w:type="dxa" w:w="10080"/>
+          </w:tcPr>
+          <w:p>
+            <w:pPr>
+              <w:spacing w:line="276" w:lineRule="auto" w:after="100"/>
+            </w:pPr>
+            <w:r>
+              <w:rPr>
+                <w:color w:val="111827"/>
+                <w:sz w:val="24"/>
+              </w:rPr>
+              <w:t>Reply Post by 子午卯酉甲乙丙丁 (2026-06-23 11:03):</w:t>
+            </w:r>
+          </w:p>
+          <w:p>
+            <w:pPr>
+              <w:spacing w:line="276" w:lineRule="auto" w:after="100"/>
+            </w:pPr>
+            <w:r>
+              <w:rPr>
+                <w:color w:val="111827"/>
+                <w:sz w:val="24"/>
+              </w:rPr>
+              <w:t>狼大，之前不是4000以上不会换主线么。目前这些板块是找的低位补涨的吧？</w:t>
+            </w:r>
+            <w:r>
+              <w:br/>
+            </w:r>
+            <w:r>
+              <w:rPr>
+                <w:color w:val="111827"/>
+                <w:sz w:val="24"/>
+              </w:rPr>
+              <w:t>我没有看空主线啊 我就是不追高 去做中报行情而已。</w:t>
+            </w:r>
+          </w:p>
+        </w:tc>
+      </w:tr>
+    </w:tbl>
+    <w:p>
+      <w:pPr>
+        <w:spacing w:after="40"/>
+      </w:pPr>
+    </w:p>
+    <w:tbl>
+      <w:tblPr>
+        <w:tblStyle w:val="TableGrid"/>
+        <w:tblW w:type="auto" w:w="0"/>
+        <w:tblLook w:firstColumn="1" w:firstRow="1" w:lastColumn="0" w:lastRow="0" w:noHBand="0" w:noVBand="1" w:val="04A0"/>
+      </w:tblPr>
+      <w:tblGrid>
+        <w:gridCol w:w="10080"/>
+      </w:tblGrid>
+      <w:tr>
+        <w:tc>
+          <w:tcPr>
+            <w:tcW w:type="dxa" w:w="10080"/>
+            <w:shd w:fill="F3F4F6"/>
+          </w:tcPr>
+          <w:p>
+            <w:pPr>
+              <w:spacing w:after="0"/>
+            </w:pPr>
+            <w:r>
+              <w:rPr>
+                <w:b/>
+                <w:color w:val="374151"/>
+                <w:sz w:val="19"/>
+              </w:rPr>
+              <w:t>2026-06-23 11:07  |  1101楼  |  灰兔尾  |  UID 60916468</w:t>
+            </w:r>
+          </w:p>
+        </w:tc>
+      </w:tr>
+      <w:tr>
+        <w:tc>
+          <w:tcPr>
+            <w:tcW w:type="dxa" w:w="10080"/>
+          </w:tcPr>
+          <w:p>
+            <w:pPr>
+              <w:spacing w:line="276" w:lineRule="auto" w:after="100"/>
+            </w:pPr>
+            <w:r>
+              <w:rPr>
+                <w:sz w:val="20"/>
+              </w:rPr>
+              <w:t>铜陵有色封板，我紫金卖了1/3</w:t>
+            </w:r>
+          </w:p>
+          <w:p>
+            <w:pPr>
+              <w:spacing w:line="276" w:lineRule="auto" w:after="100"/>
+            </w:pPr>
+            <w:r>
+              <w:rPr>
+                <w:sz w:val="20"/>
+              </w:rPr>
+              <w:t>如果江铜也封板，再卖1/3</w:t>
+            </w:r>
+          </w:p>
+        </w:tc>
+      </w:tr>
+    </w:tbl>
+    <w:p>
+      <w:pPr>
+        <w:spacing w:after="40"/>
+      </w:pPr>
+    </w:p>
+    <w:tbl>
+      <w:tblPr>
+        <w:tblStyle w:val="TableGrid"/>
+        <w:tblW w:type="auto" w:w="0"/>
+        <w:tblLook w:firstColumn="1" w:firstRow="1" w:lastColumn="0" w:lastRow="0" w:noHBand="0" w:noVBand="1" w:val="04A0"/>
+      </w:tblPr>
+      <w:tblGrid>
+        <w:gridCol w:w="10080"/>
+      </w:tblGrid>
+      <w:tr>
+        <w:tc>
+          <w:tcPr>
+            <w:tcW w:type="dxa" w:w="10080"/>
+            <w:shd w:fill="F3F4F6"/>
+          </w:tcPr>
+          <w:p>
+            <w:pPr>
+              <w:spacing w:after="0"/>
+            </w:pPr>
+            <w:r>
+              <w:rPr>
+                <w:b/>
+                <w:color w:val="374151"/>
+                <w:sz w:val="19"/>
+              </w:rPr>
+              <w:t>2026-06-23 11:13  |  1098楼  |  一生一股绊倒铁盒  |  UID 64648193</w:t>
+            </w:r>
+          </w:p>
+        </w:tc>
+      </w:tr>
+      <w:tr>
+        <w:tc>
+          <w:tcPr>
+            <w:tcW w:type="dxa" w:w="10080"/>
+          </w:tcPr>
+          <w:p>
+            <w:pPr>
+              <w:spacing w:line="276" w:lineRule="auto" w:after="100"/>
+            </w:pPr>
+            <w:r>
+              <w:rPr>
+                <w:sz w:val="20"/>
+              </w:rPr>
+              <w:t>这电池日k和上证一毛一样是不是太变态了[s:ac:瞎]</w:t>
+            </w:r>
+          </w:p>
+          <w:p>
+            <w:pPr>
+              <w:spacing w:line="276" w:lineRule="auto" w:after="100"/>
+            </w:pPr>
+            <w:r>
+              <w:rPr>
+                <w:sz w:val="20"/>
+              </w:rPr>
+              <w:t>五倍做多上证指数</w:t>
+            </w:r>
+          </w:p>
+        </w:tc>
+      </w:tr>
+    </w:tbl>
+    <w:p>
+      <w:pPr>
+        <w:spacing w:after="40"/>
+      </w:pPr>
+    </w:p>
+    <w:tbl>
+      <w:tblPr>
+        <w:tblStyle w:val="TableGrid"/>
+        <w:tblW w:type="auto" w:w="0"/>
+        <w:tblLook w:firstColumn="1" w:firstRow="1" w:lastColumn="0" w:lastRow="0" w:noHBand="0" w:noVBand="1" w:val="04A0"/>
+      </w:tblPr>
+      <w:tblGrid>
+        <w:gridCol w:w="10080"/>
+      </w:tblGrid>
+      <w:tr>
+        <w:tc>
+          <w:tcPr>
+            <w:tcW w:type="dxa" w:w="10080"/>
+            <w:shd w:fill="F3F4F6"/>
+          </w:tcPr>
+          <w:p>
+            <w:pPr>
+              <w:spacing w:after="0"/>
+            </w:pPr>
+            <w:r>
+              <w:rPr>
+                <w:b/>
+                <w:color w:val="374151"/>
+                <w:sz w:val="19"/>
+              </w:rPr>
+              <w:t>2026-06-23 11:13  |  1102楼  |  灰兔尾  |  UID 60916468</w:t>
+            </w:r>
+          </w:p>
+        </w:tc>
+      </w:tr>
+      <w:tr>
+        <w:tc>
+          <w:tcPr>
+            <w:tcW w:type="dxa" w:w="10080"/>
+          </w:tcPr>
+          <w:p>
+            <w:pPr>
+              <w:spacing w:line="276" w:lineRule="auto" w:after="100"/>
+            </w:pPr>
+            <w:r>
+              <w:rPr>
+                <w:sz w:val="20"/>
+              </w:rPr>
+              <w:t>Reply Post by 灰兔尾 (2026-06-23 11:07):</w:t>
+            </w:r>
+          </w:p>
+          <w:p>
+            <w:pPr>
+              <w:spacing w:line="276" w:lineRule="auto" w:after="100"/>
+            </w:pPr>
+            <w:r>
+              <w:rPr>
+                <w:sz w:val="20"/>
+              </w:rPr>
+              <w:t>铜陵有色封板，我紫金卖了1/3</w:t>
+            </w:r>
+          </w:p>
+          <w:p>
+            <w:pPr>
+              <w:spacing w:line="276" w:lineRule="auto" w:after="100"/>
+            </w:pPr>
+            <w:r>
+              <w:rPr>
+                <w:sz w:val="20"/>
+              </w:rPr>
+              <w:t>如果江铜也封板，再卖1/3</w:t>
+            </w:r>
+          </w:p>
+          <w:p>
+            <w:pPr>
+              <w:spacing w:line="276" w:lineRule="auto" w:after="100"/>
+            </w:pPr>
+            <w:r>
+              <w:rPr>
+                <w:sz w:val="20"/>
+              </w:rPr>
+              <w:t>我再说一句招笑的话:减出来的仓我可能会拿去追dml</w:t>
+            </w:r>
+          </w:p>
+        </w:tc>
+      </w:tr>
+    </w:tbl>
+    <w:p>
+      <w:pPr>
+        <w:spacing w:after="40"/>
+      </w:pPr>
+    </w:p>
+    <w:tbl>
+      <w:tblPr>
+        <w:tblStyle w:val="TableGrid"/>
+        <w:tblW w:type="auto" w:w="0"/>
+        <w:tblLook w:firstColumn="1" w:firstRow="1" w:lastColumn="0" w:lastRow="0" w:noHBand="0" w:noVBand="1" w:val="04A0"/>
+      </w:tblPr>
+      <w:tblGrid>
+        <w:gridCol w:w="10080"/>
+      </w:tblGrid>
+      <w:tr>
+        <w:tc>
+          <w:tcPr>
+            <w:tcW w:type="dxa" w:w="10080"/>
+            <w:shd w:fill="F3F4F6"/>
+          </w:tcPr>
+          <w:p>
+            <w:pPr>
+              <w:spacing w:after="0"/>
+            </w:pPr>
+            <w:r>
+              <w:rPr>
+                <w:b/>
+                <w:color w:val="374151"/>
+                <w:sz w:val="19"/>
+              </w:rPr>
+              <w:t>2026-06-23 11:19  |  1103楼  |  灰兔尾  |  UID 60916468</w:t>
+            </w:r>
+          </w:p>
+        </w:tc>
+      </w:tr>
+      <w:tr>
+        <w:tc>
+          <w:tcPr>
+            <w:tcW w:type="dxa" w:w="10080"/>
+          </w:tcPr>
+          <w:p>
+            <w:pPr>
+              <w:spacing w:line="276" w:lineRule="auto" w:after="100"/>
+            </w:pPr>
+            <w:r>
+              <w:rPr>
+                <w:sz w:val="20"/>
+              </w:rPr>
+              <w:t>紫金矿业以两成仓位创造了我六月最大亏损，并成功用五个交易日把我打成夹尾而逃的恐慌盘</w:t>
+            </w:r>
+          </w:p>
+        </w:tc>
+      </w:tr>
+    </w:tbl>
+    <w:p>
+      <w:pPr>
+        <w:spacing w:after="40"/>
+      </w:pPr>
+    </w:p>
+    <w:tbl>
+      <w:tblPr>
+        <w:tblStyle w:val="TableGrid"/>
+        <w:tblW w:type="auto" w:w="0"/>
+        <w:tblLook w:firstColumn="1" w:firstRow="1" w:lastColumn="0" w:lastRow="0" w:noHBand="0" w:noVBand="1" w:val="04A0"/>
+      </w:tblPr>
+      <w:tblGrid>
+        <w:gridCol w:w="10080"/>
+      </w:tblGrid>
+      <w:tr>
+        <w:tc>
+          <w:tcPr>
+            <w:tcW w:type="dxa" w:w="10080"/>
+            <w:shd w:fill="F3F4F6"/>
+          </w:tcPr>
+          <w:p>
+            <w:pPr>
+              <w:spacing w:after="0"/>
+            </w:pPr>
+            <w:r>
+              <w:rPr>
+                <w:b/>
+                <w:color w:val="374151"/>
+                <w:sz w:val="19"/>
+              </w:rPr>
+              <w:t>2026-06-23 11:21  |  1104楼  |  灰兔尾  |  UID 60916468</w:t>
+            </w:r>
+          </w:p>
+        </w:tc>
+      </w:tr>
+      <w:tr>
+        <w:tc>
+          <w:tcPr>
+            <w:tcW w:type="dxa" w:w="10080"/>
+          </w:tcPr>
+          <w:p>
+            <w:pPr>
+              <w:spacing w:line="276" w:lineRule="auto" w:after="100"/>
+            </w:pPr>
+            <w:r>
+              <w:rPr>
+                <w:sz w:val="20"/>
+              </w:rPr>
+              <w:t>Reply Post by 桃瑞丝doris (2026-06-23 11:18):</w:t>
+            </w:r>
+          </w:p>
+          <w:p>
+            <w:pPr>
+              <w:spacing w:line="276" w:lineRule="auto" w:after="100"/>
+            </w:pPr>
+            <w:r>
+              <w:rPr>
+                <w:sz w:val="20"/>
+              </w:rPr>
+              <w:t>兔佬中钨要结账了嘛</w:t>
+            </w:r>
+          </w:p>
+          <w:p>
+            <w:pPr>
+              <w:spacing w:line="276" w:lineRule="auto" w:after="100"/>
+            </w:pPr>
+            <w:r>
+              <w:rPr>
+                <w:sz w:val="20"/>
+              </w:rPr>
+              <w:t>你这个id我有印象，中钨我昨天已经结账了</w:t>
+            </w:r>
+          </w:p>
+          <w:p>
+            <w:pPr>
+              <w:spacing w:line="276" w:lineRule="auto" w:after="100"/>
+            </w:pPr>
+            <w:r>
+              <w:rPr>
+                <w:sz w:val="20"/>
+              </w:rPr>
+              <w:t>本来昨天晚上想写个长文感谢文指导，并且回顾一下我这次交易，但是昨天晚上有一些突发状况，我凌晨一点多才休息，就作罢了</w:t>
+            </w:r>
+          </w:p>
+        </w:tc>
+      </w:tr>
+    </w:tbl>
+    <w:p>
+      <w:pPr>
+        <w:spacing w:after="40"/>
+      </w:pPr>
+    </w:p>
+    <w:tbl>
+      <w:tblPr>
+        <w:tblStyle w:val="TableGrid"/>
+        <w:tblW w:type="auto" w:w="0"/>
+        <w:tblLook w:firstColumn="1" w:firstRow="1" w:lastColumn="0" w:lastRow="0" w:noHBand="0" w:noVBand="1" w:val="04A0"/>
+      </w:tblPr>
+      <w:tblGrid>
+        <w:gridCol w:w="10080"/>
+      </w:tblGrid>
+      <w:tr>
+        <w:tc>
+          <w:tcPr>
+            <w:tcW w:type="dxa" w:w="10080"/>
+            <w:shd w:fill="F3F4F6"/>
+          </w:tcPr>
+          <w:p>
+            <w:pPr>
+              <w:spacing w:after="0"/>
+            </w:pPr>
+            <w:r>
+              <w:rPr>
+                <w:b/>
+                <w:color w:val="374151"/>
+                <w:sz w:val="19"/>
+              </w:rPr>
+              <w:t>2026-06-23 11:22  |  1099楼  |  一生一股绊倒铁盒  |  UID 64648193</w:t>
+            </w:r>
+          </w:p>
+        </w:tc>
+      </w:tr>
+      <w:tr>
+        <w:tc>
+          <w:tcPr>
+            <w:tcW w:type="dxa" w:w="10080"/>
+          </w:tcPr>
+          <w:p>
+            <w:pPr>
+              <w:spacing w:line="276" w:lineRule="auto" w:after="100"/>
+            </w:pPr>
+            <w:r>
+              <w:rPr>
+                <w:sz w:val="20"/>
+              </w:rPr>
+              <w:t>长飞破板我先卖了，出来的钱可能一部分去东山或中天，一部分去电池</w:t>
+            </w:r>
+          </w:p>
+        </w:tc>
+      </w:tr>
+    </w:tbl>
+    <w:p>
+      <w:pPr>
+        <w:spacing w:after="40"/>
+      </w:pPr>
+    </w:p>
+    <w:tbl>
+      <w:tblPr>
+        <w:tblStyle w:val="TableGrid"/>
+        <w:tblW w:type="auto" w:w="0"/>
+        <w:tblLook w:firstColumn="1" w:firstRow="1" w:lastColumn="0" w:lastRow="0" w:noHBand="0" w:noVBand="1" w:val="04A0"/>
+      </w:tblPr>
+      <w:tblGrid>
+        <w:gridCol w:w="10080"/>
+      </w:tblGrid>
+      <w:tr>
+        <w:tc>
+          <w:tcPr>
+            <w:tcW w:type="dxa" w:w="10080"/>
+            <w:shd w:fill="F3F4F6"/>
+          </w:tcPr>
+          <w:p>
+            <w:pPr>
+              <w:spacing w:after="0"/>
+            </w:pPr>
+            <w:r>
+              <w:rPr>
+                <w:b/>
+                <w:color w:val="374151"/>
+                <w:sz w:val="19"/>
+              </w:rPr>
+              <w:t>2026-06-23 11:27  |  1105楼  |  灰兔尾  |  UID 60916468</w:t>
+            </w:r>
+          </w:p>
+        </w:tc>
+      </w:tr>
+      <w:tr>
+        <w:tc>
+          <w:tcPr>
+            <w:tcW w:type="dxa" w:w="10080"/>
+          </w:tcPr>
+          <w:p>
+            <w:pPr>
+              <w:spacing w:line="276" w:lineRule="auto" w:after="100"/>
+            </w:pPr>
+            <w:r>
+              <w:rPr>
+                <w:sz w:val="20"/>
+              </w:rPr>
+              <w:t>紫金下面的这个缺口位置，我哪怕被闷第二轮也要动手尝试，我是真的有点不服气</w:t>
+            </w:r>
+          </w:p>
+        </w:tc>
+      </w:tr>
+    </w:tbl>
+    <w:p>
+      <w:pPr>
+        <w:spacing w:after="40"/>
+      </w:pPr>
+    </w:p>
+    <w:tbl>
+      <w:tblPr>
+        <w:tblStyle w:val="TableGrid"/>
+        <w:tblW w:type="auto" w:w="0"/>
+        <w:tblLook w:firstColumn="1" w:firstRow="1" w:lastColumn="0" w:lastRow="0" w:noHBand="0" w:noVBand="1" w:val="04A0"/>
+      </w:tblPr>
+      <w:tblGrid>
+        <w:gridCol w:w="10080"/>
+      </w:tblGrid>
+      <w:tr>
+        <w:tc>
+          <w:tcPr>
+            <w:tcW w:type="dxa" w:w="10080"/>
+            <w:shd w:fill="F3F4F6"/>
+          </w:tcPr>
+          <w:p>
+            <w:pPr>
+              <w:spacing w:after="0"/>
+            </w:pPr>
+            <w:r>
+              <w:rPr>
+                <w:b/>
+                <w:color w:val="374151"/>
+                <w:sz w:val="19"/>
+              </w:rPr>
+              <w:t>2026-06-23 11:29  |  1106楼  |  灰兔尾  |  UID 60916468</w:t>
+            </w:r>
+          </w:p>
+        </w:tc>
+      </w:tr>
+      <w:tr>
+        <w:tc>
+          <w:tcPr>
+            <w:tcW w:type="dxa" w:w="10080"/>
+          </w:tcPr>
+          <w:p>
+            <w:pPr>
+              <w:spacing w:line="276" w:lineRule="auto" w:after="100"/>
+            </w:pPr>
+            <w:r>
+              <w:rPr>
+                <w:sz w:val="20"/>
+              </w:rPr>
+              <w:t>Reply Post by 三五三十五2318 (2026-06-23 11:24):</w:t>
+            </w:r>
+          </w:p>
+          <w:p>
+            <w:pPr>
+              <w:spacing w:line="276" w:lineRule="auto" w:after="100"/>
+            </w:pPr>
+            <w:r>
+              <w:rPr>
+                <w:sz w:val="20"/>
+              </w:rPr>
+              <w:t>兔佬，谈谈对LAW的看法呗</w:t>
+            </w:r>
+          </w:p>
+          <w:p>
+            <w:pPr>
+              <w:spacing w:line="276" w:lineRule="auto" w:after="100"/>
+            </w:pPr>
+            <w:r>
+              <w:rPr>
+                <w:sz w:val="20"/>
+              </w:rPr>
+              <w:t>没跌破63就拿着啊，这票很难拿吗，走的这么温和拿不住没道理的，我每天T一下已经62成本了</w:t>
+            </w:r>
+          </w:p>
+        </w:tc>
+      </w:tr>
+    </w:tbl>
+    <w:p>
+      <w:pPr>
+        <w:spacing w:after="40"/>
+      </w:pPr>
+    </w:p>
+    <w:tbl>
+      <w:tblPr>
+        <w:tblStyle w:val="TableGrid"/>
+        <w:tblW w:type="auto" w:w="0"/>
+        <w:tblLook w:firstColumn="1" w:firstRow="1" w:lastColumn="0" w:lastRow="0" w:noHBand="0" w:noVBand="1" w:val="04A0"/>
+      </w:tblPr>
+      <w:tblGrid>
+        <w:gridCol w:w="10080"/>
+      </w:tblGrid>
+      <w:tr>
+        <w:tc>
+          <w:tcPr>
+            <w:tcW w:type="dxa" w:w="10080"/>
+            <w:shd w:fill="F3F4F6"/>
+          </w:tcPr>
+          <w:p>
+            <w:pPr>
+              <w:spacing w:after="0"/>
+            </w:pPr>
+            <w:r>
+              <w:rPr>
+                <w:b/>
+                <w:color w:val="374151"/>
+                <w:sz w:val="19"/>
+              </w:rPr>
+              <w:t>2026-06-23 11:33  |  1107楼  |  灰兔尾  |  UID 60916468</w:t>
+            </w:r>
+          </w:p>
+        </w:tc>
+      </w:tr>
+      <w:tr>
+        <w:tc>
+          <w:tcPr>
+            <w:tcW w:type="dxa" w:w="10080"/>
+          </w:tcPr>
+          <w:p>
+            <w:pPr>
+              <w:spacing w:line="276" w:lineRule="auto" w:after="100"/>
+            </w:pPr>
+            <w:r>
+              <w:rPr>
+                <w:sz w:val="20"/>
+              </w:rPr>
+              <w:t>Reply Post by SaikaDeath (2026-06-23 11:30):</w:t>
+            </w:r>
+          </w:p>
+          <w:p>
+            <w:pPr>
+              <w:spacing w:line="276" w:lineRule="auto" w:after="100"/>
+            </w:pPr>
+            <w:r>
+              <w:rPr>
+                <w:sz w:val="20"/>
+              </w:rPr>
+              <w:t>我甚至一股没卖，不过我打算28的时候入，就看金大人赏不赏脸了[s:ac:哭笑]</w:t>
+            </w:r>
+          </w:p>
+          <w:p>
+            <w:pPr>
+              <w:spacing w:line="276" w:lineRule="auto" w:after="100"/>
+            </w:pPr>
+            <w:r>
+              <w:rPr>
+                <w:sz w:val="20"/>
+              </w:rPr>
+              <w:t>铜陵这个板如果到了尾盘封不死，我加回去1/3，这里不做T感觉不行了，要么就倍仓把成本打下来，我其实还真有点不敢在这倍，明天看看情绪怎么样</w:t>
+            </w:r>
+          </w:p>
+        </w:tc>
+      </w:tr>
+    </w:tbl>
+    <w:p>
+      <w:pPr>
+        <w:spacing w:after="40"/>
+      </w:pPr>
+    </w:p>
+    <w:tbl>
+      <w:tblPr>
+        <w:tblStyle w:val="TableGrid"/>
+        <w:tblW w:type="auto" w:w="0"/>
+        <w:tblLook w:firstColumn="1" w:firstRow="1" w:lastColumn="0" w:lastRow="0" w:noHBand="0" w:noVBand="1" w:val="04A0"/>
+      </w:tblPr>
+      <w:tblGrid>
+        <w:gridCol w:w="10080"/>
+      </w:tblGrid>
+      <w:tr>
+        <w:tc>
+          <w:tcPr>
+            <w:tcW w:type="dxa" w:w="10080"/>
+            <w:shd w:fill="F3F4F6"/>
+          </w:tcPr>
+          <w:p>
+            <w:pPr>
+              <w:spacing w:after="0"/>
+            </w:pPr>
+            <w:r>
+              <w:rPr>
+                <w:b/>
+                <w:color w:val="374151"/>
+                <w:sz w:val="19"/>
+              </w:rPr>
+              <w:t>2026-06-23 11:38  |  1485楼  |  zippo578  |  UID 65329649</w:t>
+            </w:r>
+          </w:p>
+        </w:tc>
+      </w:tr>
+      <w:tr>
+        <w:tc>
+          <w:tcPr>
+            <w:tcW w:type="dxa" w:w="10080"/>
+          </w:tcPr>
+          <w:p>
+            <w:pPr>
+              <w:spacing w:line="276" w:lineRule="auto" w:after="100"/>
+            </w:pPr>
+            <w:r>
+              <w:rPr>
+                <w:sz w:val="20"/>
+              </w:rPr>
+              <w:t>Reply to Reply Post by Rzzz二号机 (2026-06-23 10:43)</w:t>
+            </w:r>
+            <w:r>
+              <w:br/>
+            </w:r>
+            <w:r>
+              <w:rPr>
+                <w:sz w:val="20"/>
+              </w:rPr>
+              <w:t>从今天起估计就不重仓过夜了</w:t>
+            </w:r>
+            <w:r>
+              <w:br/>
+            </w:r>
+            <w:r>
+              <w:rPr>
+                <w:sz w:val="20"/>
+              </w:rPr>
+              <w:t>上午收盘看着是有人接</w:t>
+            </w:r>
+            <w:r>
+              <w:br/>
+            </w:r>
+            <w:r>
+              <w:rPr>
+                <w:sz w:val="20"/>
+              </w:rPr>
+              <w:t>看下午啥样</w:t>
+            </w:r>
+          </w:p>
+        </w:tc>
+      </w:tr>
+    </w:tbl>
+    <w:p>
+      <w:pPr>
+        <w:spacing w:after="40"/>
+      </w:pPr>
+    </w:p>
+    <w:tbl>
+      <w:tblPr>
+        <w:tblStyle w:val="TableGrid"/>
+        <w:tblW w:type="auto" w:w="0"/>
+        <w:tblLook w:firstColumn="1" w:firstRow="1" w:lastColumn="0" w:lastRow="0" w:noHBand="0" w:noVBand="1" w:val="04A0"/>
+      </w:tblPr>
+      <w:tblGrid>
+        <w:gridCol w:w="10080"/>
+      </w:tblGrid>
+      <w:tr>
+        <w:tc>
+          <w:tcPr>
+            <w:tcW w:type="dxa" w:w="10080"/>
+            <w:shd w:fill="F3F4F6"/>
+          </w:tcPr>
+          <w:p>
+            <w:pPr>
+              <w:spacing w:after="0"/>
+            </w:pPr>
+            <w:r>
+              <w:rPr>
+                <w:b/>
+                <w:color w:val="374151"/>
+                <w:sz w:val="19"/>
+              </w:rPr>
+              <w:t>2026-06-23 11:40  |  1742楼  |  村上吹树  |  UID 61395264</w:t>
+            </w:r>
+          </w:p>
+        </w:tc>
+      </w:tr>
+      <w:tr>
+        <w:tc>
+          <w:tcPr>
+            <w:tcW w:type="dxa" w:w="10080"/>
+          </w:tcPr>
+          <w:p>
+            <w:pPr>
+              <w:spacing w:line="276" w:lineRule="auto" w:after="100"/>
+            </w:pPr>
+            <w:r>
+              <w:rPr>
+                <w:sz w:val="20"/>
+              </w:rPr>
+              <w:t>大家亏，就不是亏。6月快结束了，大家撑住，七月就不能再亏了。</w:t>
+            </w:r>
+          </w:p>
+        </w:tc>
+      </w:tr>
+    </w:tbl>
+    <w:p>
+      <w:pPr>
+        <w:spacing w:after="40"/>
+      </w:pPr>
+    </w:p>
+    <w:tbl>
+      <w:tblPr>
+        <w:tblStyle w:val="TableGrid"/>
+        <w:tblW w:type="auto" w:w="0"/>
+        <w:tblLook w:firstColumn="1" w:firstRow="1" w:lastColumn="0" w:lastRow="0" w:noHBand="0" w:noVBand="1" w:val="04A0"/>
+      </w:tblPr>
+      <w:tblGrid>
+        <w:gridCol w:w="10080"/>
+      </w:tblGrid>
+      <w:tr>
+        <w:tc>
+          <w:tcPr>
+            <w:tcW w:type="dxa" w:w="10080"/>
+            <w:shd w:fill="F3F4F6"/>
+          </w:tcPr>
+          <w:p>
+            <w:pPr>
+              <w:spacing w:after="0"/>
+            </w:pPr>
+            <w:r>
+              <w:rPr>
+                <w:b/>
+                <w:color w:val="374151"/>
+                <w:sz w:val="19"/>
+              </w:rPr>
+              <w:t>2026-06-23 11:52  |  310楼  |  Plezl  |  UID 67145714</w:t>
+            </w:r>
+          </w:p>
+        </w:tc>
+      </w:tr>
+      <w:tr>
+        <w:tc>
+          <w:tcPr>
+            <w:tcW w:type="dxa" w:w="10080"/>
+          </w:tcPr>
+          <w:p>
+            <w:pPr>
+              <w:spacing w:line="276" w:lineRule="auto" w:after="100"/>
+            </w:pPr>
+            <w:r>
+              <w:rPr>
+                <w:sz w:val="20"/>
+              </w:rPr>
+              <w:t>Reply Post by Plezl (2026-06-22 13:01):</w:t>
+            </w:r>
+          </w:p>
+          <w:p>
+            <w:pPr>
+              <w:spacing w:line="276" w:lineRule="auto" w:after="100"/>
+            </w:pPr>
+            <w:r>
+              <w:rPr>
+                <w:sz w:val="20"/>
+              </w:rPr>
+              <w:t>tc和hk，目前观察中</w:t>
+            </w:r>
+          </w:p>
+          <w:p>
+            <w:pPr>
+              <w:spacing w:line="276" w:lineRule="auto" w:after="100"/>
+            </w:pPr>
+            <w:r>
+              <w:rPr>
+                <w:sz w:val="20"/>
+              </w:rPr>
+              <w:t>讲个笑话，昨天点了票然后因为不想超过6个点追高去了电池etf，现在被埋中[s:ac:喷]</w:t>
+            </w:r>
+          </w:p>
+        </w:tc>
+      </w:tr>
+    </w:tbl>
+    <w:p>
+      <w:pPr>
+        <w:spacing w:after="40"/>
+      </w:pPr>
+    </w:p>
+    <w:tbl>
+      <w:tblPr>
+        <w:tblStyle w:val="TableGrid"/>
+        <w:tblW w:type="auto" w:w="0"/>
+        <w:tblLook w:firstColumn="1" w:firstRow="1" w:lastColumn="0" w:lastRow="0" w:noHBand="0" w:noVBand="1" w:val="04A0"/>
+      </w:tblPr>
+      <w:tblGrid>
+        <w:gridCol w:w="10080"/>
+      </w:tblGrid>
+      <w:tr>
+        <w:tc>
+          <w:tcPr>
+            <w:tcW w:type="dxa" w:w="10080"/>
+            <w:shd w:fill="F3F4F6"/>
+          </w:tcPr>
+          <w:p>
+            <w:pPr>
+              <w:spacing w:after="0"/>
+            </w:pPr>
+            <w:r>
+              <w:rPr>
+                <w:b/>
+                <w:color w:val="374151"/>
+                <w:sz w:val="19"/>
+              </w:rPr>
+              <w:t>2026-06-23 11:59  |  2684楼  |  Rzzz二号机  |  UID 67143809</w:t>
+            </w:r>
+          </w:p>
+        </w:tc>
+      </w:tr>
+      <w:tr>
+        <w:tc>
+          <w:tcPr>
+            <w:tcW w:type="dxa" w:w="10080"/>
+          </w:tcPr>
+          <w:p>
+            <w:pPr>
+              <w:spacing w:line="276" w:lineRule="auto" w:after="100"/>
+            </w:pPr>
+            <w:r>
+              <w:rPr>
+                <w:sz w:val="20"/>
+              </w:rPr>
+              <w:t>[s:pg:严肃]下午开V还是和大韩一起爆</w:t>
+            </w:r>
+          </w:p>
+        </w:tc>
+      </w:tr>
+    </w:tbl>
+    <w:p>
+      <w:pPr>
+        <w:spacing w:after="40"/>
+      </w:pPr>
+    </w:p>
+    <w:tbl>
+      <w:tblPr>
+        <w:tblStyle w:val="TableGrid"/>
+        <w:tblW w:type="auto" w:w="0"/>
+        <w:tblLook w:firstColumn="1" w:firstRow="1" w:lastColumn="0" w:lastRow="0" w:noHBand="0" w:noVBand="1" w:val="04A0"/>
+      </w:tblPr>
+      <w:tblGrid>
+        <w:gridCol w:w="10080"/>
+      </w:tblGrid>
+      <w:tr>
+        <w:tc>
+          <w:tcPr>
+            <w:tcW w:type="dxa" w:w="10080"/>
+            <w:shd w:fill="F3F4F6"/>
+          </w:tcPr>
+          <w:p>
+            <w:pPr>
+              <w:spacing w:after="0"/>
+            </w:pPr>
+            <w:r>
+              <w:rPr>
+                <w:b/>
+                <w:color w:val="374151"/>
+                <w:sz w:val="19"/>
+              </w:rPr>
+              <w:t>2026-06-23 12:19  |  561楼  |  夜骰2号机  |  UID 66908070</w:t>
+            </w:r>
+          </w:p>
+        </w:tc>
+      </w:tr>
+      <w:tr>
+        <w:tc>
+          <w:tcPr>
+            <w:tcW w:type="dxa" w:w="10080"/>
+          </w:tcPr>
+          <w:p>
+            <w:pPr>
+              <w:spacing w:line="276" w:lineRule="auto" w:after="100"/>
+            </w:pPr>
+            <w:r>
+              <w:rPr>
+                <w:sz w:val="20"/>
+              </w:rPr>
+              <w:t>上午比较忙没看盘，刷新了下怎么十几页全是串子[s:ac:哭笑]李门在赣神魔(</w:t>
+            </w:r>
+            <w:r>
+              <w:br/>
+            </w:r>
+            <w:r>
+              <w:rPr>
+                <w:sz w:val="20"/>
+              </w:rPr>
+              <w:t>午盘4147，低开，黄在白上震荡但资金涌入防守方向，高点4175被下跌起点5月14大阴线低点压制，低点4138不破34上区间下沿没问题，活跃市值+0.11不显著，后续如果板块资金切换有概率要回踩4117</w:t>
+            </w:r>
+            <w:r>
+              <w:br/>
+            </w:r>
+            <w:r>
+              <w:rPr>
+                <w:sz w:val="20"/>
+              </w:rPr>
+              <w:t>圣泉、红星、江铜3个地板还是蛮搞的[s:ac:哭笑]纯利润仓偏离这么多吃点儿回撤倒是无所谓，昨天追高的今天跑慢了怕是死的心都有了</w:t>
+            </w:r>
+            <w:r>
+              <w:br/>
+            </w:r>
+            <w:r>
+              <w:rPr>
+                <w:sz w:val="20"/>
+              </w:rPr>
+              <w:t>中钨昨天跳空加速感觉不好今天果然，高点还正好撞在去年12月31号我画的大对称上，不是这么准吧[s:ac:怕]完美的几何学</w:t>
+            </w:r>
+            <w:r>
+              <w:br/>
+            </w:r>
+            <w:r>
+              <w:rPr>
+                <w:sz w:val="20"/>
+              </w:rPr>
+              <w:t>个股短期涨太多吃回撤又害怕就减，MACD死叉或者金叉空是会有几天惯性的，别折磨自己，资金如果切出来不知道去哪或者下跌企稳了不敢买回来就别动，大盘的上涨趋势没坏</w:t>
+            </w:r>
+            <w:r>
+              <w:br/>
+            </w:r>
+            <w:r>
+              <w:rPr>
+                <w:sz w:val="20"/>
+              </w:rPr>
+              <w:t>重点关注回调显著缩量、不破趋势、同类跳水它抗跌的个股，显著的资金控盘动作一定是有意图，缩圈等待下一浪爆发</w:t>
+            </w:r>
+          </w:p>
+        </w:tc>
+      </w:tr>
+    </w:tbl>
+    <w:p>
+      <w:pPr>
+        <w:spacing w:after="40"/>
+      </w:pPr>
+    </w:p>
+    <w:tbl>
+      <w:tblPr>
+        <w:tblStyle w:val="TableGrid"/>
+        <w:tblW w:type="auto" w:w="0"/>
+        <w:tblLook w:firstColumn="1" w:firstRow="1" w:lastColumn="0" w:lastRow="0" w:noHBand="0" w:noVBand="1" w:val="04A0"/>
+      </w:tblPr>
+      <w:tblGrid>
+        <w:gridCol w:w="10080"/>
+      </w:tblGrid>
+      <w:tr>
+        <w:tc>
+          <w:tcPr>
+            <w:tcW w:type="dxa" w:w="10080"/>
+            <w:shd w:fill="F3F4F6"/>
+          </w:tcPr>
+          <w:p>
+            <w:pPr>
+              <w:spacing w:after="0"/>
+            </w:pPr>
+            <w:r>
+              <w:rPr>
+                <w:b/>
+                <w:color w:val="374151"/>
+                <w:sz w:val="19"/>
+              </w:rPr>
+              <w:t>2026-06-23 12:33  |  1425楼  |  xbox  |  UID 331181</w:t>
+            </w:r>
+          </w:p>
+        </w:tc>
+      </w:tr>
+      <w:tr>
+        <w:tc>
+          <w:tcPr>
+            <w:tcW w:type="dxa" w:w="10080"/>
+          </w:tcPr>
+          <w:p>
+            <w:pPr>
+              <w:spacing w:line="276" w:lineRule="auto" w:after="100"/>
+            </w:pPr>
+            <w:r>
+              <w:rPr>
+                <w:sz w:val="20"/>
+              </w:rPr>
+              <w:t>你们再问，一会版主全给你们BAN了</w:t>
+            </w:r>
+          </w:p>
+        </w:tc>
+      </w:tr>
+    </w:tbl>
+    <w:p>
+      <w:pPr>
+        <w:spacing w:after="40"/>
+      </w:pPr>
+    </w:p>
+    <w:tbl>
+      <w:tblPr>
+        <w:tblStyle w:val="TableGrid"/>
+        <w:tblW w:type="auto" w:w="0"/>
+        <w:tblLook w:firstColumn="1" w:firstRow="1" w:lastColumn="0" w:lastRow="0" w:noHBand="0" w:noVBand="1" w:val="04A0"/>
+      </w:tblPr>
+      <w:tblGrid>
+        <w:gridCol w:w="10080"/>
+      </w:tblGrid>
+      <w:tr>
+        <w:tc>
+          <w:tcPr>
+            <w:tcW w:type="dxa" w:w="10080"/>
+            <w:shd w:fill="EAF3EA"/>
+          </w:tcPr>
+          <w:p>
+            <w:pPr>
+              <w:spacing w:after="0"/>
+            </w:pPr>
+            <w:r>
+              <w:rPr>
+                <w:b/>
+                <w:color w:val="166534"/>
+                <w:sz w:val="23"/>
+              </w:rPr>
+              <w:t>2026-06-23 12:43  |  3390楼  |  狼大  |  UID 150058</w:t>
+            </w:r>
+          </w:p>
+        </w:tc>
+      </w:tr>
+      <w:tr>
+        <w:tc>
+          <w:tcPr>
+            <w:tcW w:type="dxa" w:w="10080"/>
+          </w:tcPr>
+          <w:p>
+            <w:pPr>
+              <w:spacing w:line="276" w:lineRule="auto" w:after="100"/>
+            </w:pPr>
+            <w:r>
+              <w:rPr>
+                <w:color w:val="111827"/>
+                <w:sz w:val="24"/>
+              </w:rPr>
+              <w:t>Reply Post by 几脏 (2026-06-23 12:08):</w:t>
+            </w:r>
+          </w:p>
+          <w:p>
+            <w:pPr>
+              <w:spacing w:line="276" w:lineRule="auto" w:after="100"/>
+            </w:pPr>
+            <w:r>
+              <w:rPr>
+                <w:color w:val="111827"/>
+                <w:sz w:val="24"/>
+              </w:rPr>
+              <w:t>狼大，广西长线运河票还是拿到通航？</w:t>
+            </w:r>
+            <w:r>
+              <w:br/>
+            </w:r>
+            <w:r>
+              <w:rPr>
+                <w:color w:val="111827"/>
+                <w:sz w:val="24"/>
+              </w:rPr>
+              <w:t>哈 哈哈?啊哈？</w:t>
+            </w:r>
+          </w:p>
+        </w:tc>
+      </w:tr>
+    </w:tbl>
+    <w:p>
+      <w:pPr>
+        <w:spacing w:after="40"/>
+      </w:pPr>
+    </w:p>
+    <w:tbl>
+      <w:tblPr>
+        <w:tblStyle w:val="TableGrid"/>
+        <w:tblW w:type="auto" w:w="0"/>
+        <w:tblLook w:firstColumn="1" w:firstRow="1" w:lastColumn="0" w:lastRow="0" w:noHBand="0" w:noVBand="1" w:val="04A0"/>
+      </w:tblPr>
+      <w:tblGrid>
+        <w:gridCol w:w="10080"/>
+      </w:tblGrid>
+      <w:tr>
+        <w:tc>
+          <w:tcPr>
+            <w:tcW w:type="dxa" w:w="10080"/>
+            <w:shd w:fill="EAF3EA"/>
+          </w:tcPr>
+          <w:p>
+            <w:pPr>
+              <w:spacing w:after="0"/>
+            </w:pPr>
+            <w:r>
+              <w:rPr>
+                <w:b/>
+                <w:color w:val="166534"/>
+                <w:sz w:val="23"/>
+              </w:rPr>
+              <w:t>2026-06-23 12:47  |  3391楼  |  狼大  |  UID 150058</w:t>
+            </w:r>
+          </w:p>
+        </w:tc>
+      </w:tr>
+      <w:tr>
+        <w:tc>
+          <w:tcPr>
+            <w:tcW w:type="dxa" w:w="10080"/>
+          </w:tcPr>
+          <w:p>
+            <w:pPr>
+              <w:spacing w:line="276" w:lineRule="auto" w:after="100"/>
+            </w:pPr>
+            <w:r>
+              <w:rPr>
+                <w:color w:val="111827"/>
+                <w:sz w:val="24"/>
+              </w:rPr>
+              <w:t>这里最难受的一个是低位清盘超跌股 然后出场不回来的</w:t>
+            </w:r>
+            <w:r>
+              <w:br/>
+            </w:r>
+            <w:r>
+              <w:rPr>
+                <w:color w:val="111827"/>
+                <w:sz w:val="24"/>
+              </w:rPr>
+              <w:t>一个是最近几天开始追高来买科技的</w:t>
+            </w:r>
+            <w:r>
+              <w:br/>
+            </w:r>
+            <w:r>
+              <w:rPr>
+                <w:color w:val="111827"/>
+                <w:sz w:val="24"/>
+              </w:rPr>
+              <w:t>为什么呢 因为他们不知道自己买的科技是什么 高位来找逻辑，也没有之前的目标价，对应小剧场 -----我买的科技为什么不涨？</w:t>
+            </w:r>
+          </w:p>
+          <w:p>
+            <w:pPr>
+              <w:spacing w:line="276" w:lineRule="auto" w:after="100"/>
+            </w:pPr>
+            <w:r>
+              <w:rPr>
+                <w:color w:val="111827"/>
+                <w:sz w:val="24"/>
+              </w:rPr>
+              <w:t>我能提前预判的都给你们预判了</w:t>
+            </w:r>
+            <w:r>
+              <w:br/>
+            </w:r>
+            <w:r>
+              <w:rPr>
+                <w:color w:val="111827"/>
+                <w:sz w:val="24"/>
+              </w:rPr>
+              <w:t>科技最好的右侧买点已经过了 更别说左侧买点了。</w:t>
+            </w:r>
+            <w:r>
+              <w:br/>
+            </w:r>
+            <w:r>
+              <w:rPr>
+                <w:color w:val="111827"/>
+                <w:sz w:val="24"/>
+              </w:rPr>
+              <w:t>这个时候你们还在里面的 也不敢去别的地方的 就等结账就行了 。</w:t>
+            </w:r>
+            <w:r>
+              <w:br/>
+            </w:r>
+            <w:r>
+              <w:rPr>
+                <w:color w:val="111827"/>
+                <w:sz w:val="24"/>
+              </w:rPr>
+              <w:t>结账的方式我之前也给你们分析过了。</w:t>
+            </w:r>
+          </w:p>
+          <w:p>
+            <w:pPr>
+              <w:spacing w:line="276" w:lineRule="auto" w:after="100"/>
+            </w:pPr>
+            <w:r>
+              <w:rPr>
+                <w:color w:val="111827"/>
+                <w:sz w:val="24"/>
+              </w:rPr>
+              <w:t>我真的 之前都预判完了 现在市场就这么反应了 你们就忘记了我之前说的 还在那问问问问。重复的问。</w:t>
+            </w:r>
+          </w:p>
+        </w:tc>
+      </w:tr>
+    </w:tbl>
+    <w:p>
+      <w:pPr>
+        <w:spacing w:after="40"/>
+      </w:pPr>
+    </w:p>
+    <w:tbl>
+      <w:tblPr>
+        <w:tblStyle w:val="TableGrid"/>
+        <w:tblW w:type="auto" w:w="0"/>
+        <w:tblLook w:firstColumn="1" w:firstRow="1" w:lastColumn="0" w:lastRow="0" w:noHBand="0" w:noVBand="1" w:val="04A0"/>
+      </w:tblPr>
+      <w:tblGrid>
+        <w:gridCol w:w="10080"/>
+      </w:tblGrid>
+      <w:tr>
+        <w:tc>
+          <w:tcPr>
+            <w:tcW w:type="dxa" w:w="10080"/>
+            <w:shd w:fill="F3F4F6"/>
+          </w:tcPr>
+          <w:p>
+            <w:pPr>
+              <w:spacing w:after="0"/>
+            </w:pPr>
+            <w:r>
+              <w:rPr>
+                <w:b/>
+                <w:color w:val="374151"/>
+                <w:sz w:val="19"/>
+              </w:rPr>
+              <w:t>2026-06-23 12:49  |  2685楼  |  Rzzz二号机  |  UID 67143809</w:t>
+            </w:r>
+          </w:p>
+        </w:tc>
+      </w:tr>
+      <w:tr>
+        <w:tc>
+          <w:tcPr>
+            <w:tcW w:type="dxa" w:w="10080"/>
+          </w:tcPr>
+          <w:p>
+            <w:pPr>
+              <w:spacing w:line="276" w:lineRule="auto" w:after="100"/>
+            </w:pPr>
+            <w:r>
+              <w:rPr>
+                <w:sz w:val="20"/>
+              </w:rPr>
+              <w:t>[s:pg:严肃]结账的方式不会是大手吧</w:t>
+            </w:r>
+          </w:p>
+        </w:tc>
+      </w:tr>
+    </w:tbl>
+    <w:p>
+      <w:pPr>
+        <w:spacing w:after="40"/>
+      </w:pPr>
+    </w:p>
+    <w:tbl>
+      <w:tblPr>
+        <w:tblStyle w:val="TableGrid"/>
+        <w:tblW w:type="auto" w:w="0"/>
+        <w:tblLook w:firstColumn="1" w:firstRow="1" w:lastColumn="0" w:lastRow="0" w:noHBand="0" w:noVBand="1" w:val="04A0"/>
+      </w:tblPr>
+      <w:tblGrid>
+        <w:gridCol w:w="10080"/>
+      </w:tblGrid>
+      <w:tr>
+        <w:tc>
+          <w:tcPr>
+            <w:tcW w:type="dxa" w:w="10080"/>
+            <w:shd w:fill="F3F4F6"/>
+          </w:tcPr>
+          <w:p>
+            <w:pPr>
+              <w:spacing w:after="0"/>
+            </w:pPr>
+            <w:r>
+              <w:rPr>
+                <w:b/>
+                <w:color w:val="374151"/>
+                <w:sz w:val="19"/>
+              </w:rPr>
+              <w:t>2026-06-23 12:51  |  562楼  |  夜骰2号机  |  UID 66908070</w:t>
+            </w:r>
+          </w:p>
+        </w:tc>
+      </w:tr>
+      <w:tr>
+        <w:tc>
+          <w:tcPr>
+            <w:tcW w:type="dxa" w:w="10080"/>
+          </w:tcPr>
+          <w:p>
+            <w:pPr>
+              <w:spacing w:line="276" w:lineRule="auto" w:after="100"/>
+            </w:pPr>
+            <w:r>
+              <w:rPr>
+                <w:sz w:val="20"/>
+              </w:rPr>
+              <w:t>Reply to Reply Post by 银月城的老德棍 (2026-06-23 12:35)</w:t>
+            </w:r>
+            <w:r>
+              <w:br/>
+            </w:r>
+            <w:r>
+              <w:rPr>
+                <w:sz w:val="20"/>
+              </w:rPr>
+              <w:t>画图工具里有个叫对称角度线的，你从12月31号低点往12月23号高点拉，然后往右看</w:t>
+            </w:r>
+            <w:r>
+              <w:br/>
+            </w:r>
+            <w:r>
+              <w:rPr>
+                <w:sz w:val="20"/>
+              </w:rPr>
+              <w:t>之前1月份做中钨的时候为了判断走势强弱画的，今天一看正好撞在对称线上[s:ac:哭笑]</w:t>
+            </w:r>
+          </w:p>
+        </w:tc>
+      </w:tr>
+    </w:tbl>
+    <w:p>
+      <w:pPr>
+        <w:spacing w:after="40"/>
+      </w:pPr>
+    </w:p>
+    <w:tbl>
+      <w:tblPr>
+        <w:tblStyle w:val="TableGrid"/>
+        <w:tblW w:type="auto" w:w="0"/>
+        <w:tblLook w:firstColumn="1" w:firstRow="1" w:lastColumn="0" w:lastRow="0" w:noHBand="0" w:noVBand="1" w:val="04A0"/>
+      </w:tblPr>
+      <w:tblGrid>
+        <w:gridCol w:w="10080"/>
+      </w:tblGrid>
+      <w:tr>
+        <w:tc>
+          <w:tcPr>
+            <w:tcW w:type="dxa" w:w="10080"/>
+            <w:shd w:fill="EAF3EA"/>
+          </w:tcPr>
+          <w:p>
+            <w:pPr>
+              <w:spacing w:after="0"/>
+            </w:pPr>
+            <w:r>
+              <w:rPr>
+                <w:b/>
+                <w:color w:val="166534"/>
+                <w:sz w:val="23"/>
+              </w:rPr>
+              <w:t>2026-06-23 12:54  |  3392楼  |  狼大  |  UID 150058</w:t>
+            </w:r>
+          </w:p>
+        </w:tc>
+      </w:tr>
+      <w:tr>
+        <w:tc>
+          <w:tcPr>
+            <w:tcW w:type="dxa" w:w="10080"/>
+          </w:tcPr>
+          <w:p>
+            <w:pPr>
+              <w:spacing w:line="276" w:lineRule="auto" w:after="100"/>
+            </w:pPr>
+            <w:r>
+              <w:rPr>
+                <w:color w:val="111827"/>
+                <w:sz w:val="24"/>
+              </w:rPr>
+              <w:t>现在科技资金在做什么 在培养你们的习惯呢</w:t>
+            </w:r>
+            <w:r>
+              <w:br/>
+            </w:r>
+            <w:r>
+              <w:rPr>
+                <w:color w:val="111827"/>
+                <w:sz w:val="24"/>
+              </w:rPr>
+              <w:t>培养那些加速进场带杠杆的资金 培养他们每次抄底都能V起来的习惯</w:t>
+            </w:r>
+            <w:r>
+              <w:br/>
+            </w:r>
+            <w:r>
+              <w:rPr>
+                <w:color w:val="111827"/>
+                <w:sz w:val="24"/>
+              </w:rPr>
+              <w:t>你们看过“培养一个好习惯需要几天 ”吗？</w:t>
+            </w:r>
+          </w:p>
+        </w:tc>
+      </w:tr>
+    </w:tbl>
+    <w:p>
+      <w:pPr>
+        <w:spacing w:after="40"/>
+      </w:pPr>
+    </w:p>
+    <w:tbl>
+      <w:tblPr>
+        <w:tblStyle w:val="TableGrid"/>
+        <w:tblW w:type="auto" w:w="0"/>
+        <w:tblLook w:firstColumn="1" w:firstRow="1" w:lastColumn="0" w:lastRow="0" w:noHBand="0" w:noVBand="1" w:val="04A0"/>
+      </w:tblPr>
+      <w:tblGrid>
+        <w:gridCol w:w="10080"/>
+      </w:tblGrid>
+      <w:tr>
+        <w:tc>
+          <w:tcPr>
+            <w:tcW w:type="dxa" w:w="10080"/>
+            <w:shd w:fill="F3F4F6"/>
+          </w:tcPr>
+          <w:p>
+            <w:pPr>
+              <w:spacing w:after="0"/>
+            </w:pPr>
+            <w:r>
+              <w:rPr>
+                <w:b/>
+                <w:color w:val="374151"/>
+                <w:sz w:val="19"/>
+              </w:rPr>
+              <w:t>2026-06-23 12:56  |  1426楼  |  xbox  |  UID 331181</w:t>
+            </w:r>
+          </w:p>
+        </w:tc>
+      </w:tr>
+      <w:tr>
+        <w:tc>
+          <w:tcPr>
+            <w:tcW w:type="dxa" w:w="10080"/>
+          </w:tcPr>
+          <w:p>
+            <w:pPr>
+              <w:spacing w:line="276" w:lineRule="auto" w:after="100"/>
+            </w:pPr>
+            <w:r>
+              <w:rPr>
+                <w:sz w:val="20"/>
+              </w:rPr>
+              <w:t>躺着赚钱的阶段过去了吗？又到了大逃杀、缩圈，看谁是核心谁业绩最硬是吗？</w:t>
+            </w:r>
+          </w:p>
+        </w:tc>
+      </w:tr>
+    </w:tbl>
+    <w:p>
+      <w:pPr>
+        <w:spacing w:after="40"/>
+      </w:pPr>
+    </w:p>
+    <w:tbl>
+      <w:tblPr>
+        <w:tblStyle w:val="TableGrid"/>
+        <w:tblW w:type="auto" w:w="0"/>
+        <w:tblLook w:firstColumn="1" w:firstRow="1" w:lastColumn="0" w:lastRow="0" w:noHBand="0" w:noVBand="1" w:val="04A0"/>
+      </w:tblPr>
+      <w:tblGrid>
+        <w:gridCol w:w="10080"/>
+      </w:tblGrid>
+      <w:tr>
+        <w:tc>
+          <w:tcPr>
+            <w:tcW w:type="dxa" w:w="10080"/>
+            <w:shd w:fill="EAF3EA"/>
+          </w:tcPr>
+          <w:p>
+            <w:pPr>
+              <w:spacing w:after="0"/>
+            </w:pPr>
+            <w:r>
+              <w:rPr>
+                <w:b/>
+                <w:color w:val="166534"/>
+                <w:sz w:val="23"/>
+              </w:rPr>
+              <w:t>2026-06-23 13:00  |  3393楼  |  狼大  |  UID 150058</w:t>
+            </w:r>
+          </w:p>
+        </w:tc>
+      </w:tr>
+      <w:tr>
+        <w:tc>
+          <w:tcPr>
+            <w:tcW w:type="dxa" w:w="10080"/>
+          </w:tcPr>
+          <w:p>
+            <w:pPr>
+              <w:spacing w:line="276" w:lineRule="auto" w:after="100"/>
+            </w:pPr>
+            <w:r>
+              <w:rPr>
+                <w:color w:val="111827"/>
+                <w:sz w:val="24"/>
+              </w:rPr>
+              <w:t>特别是最后 半导体上游这些元素周期表的 甚至今天到了钒酸钇 碲化锑这种 你们认识吗？我都不认识</w:t>
+            </w:r>
+            <w:r>
+              <w:br/>
+            </w:r>
+            <w:r>
+              <w:rPr>
+                <w:color w:val="111827"/>
+                <w:sz w:val="24"/>
+              </w:rPr>
+              <w:t>从MLCC开始 机构就不断的用小作文轰这个方向</w:t>
+            </w:r>
+            <w:r>
+              <w:br/>
+            </w:r>
+            <w:r>
+              <w:rPr>
+                <w:color w:val="111827"/>
+                <w:sz w:val="24"/>
+              </w:rPr>
+              <w:t>这里没有基本面逻辑的。吃到也就行了。</w:t>
+            </w:r>
+          </w:p>
+        </w:tc>
+      </w:tr>
+    </w:tbl>
+    <w:p>
+      <w:pPr>
+        <w:spacing w:after="40"/>
+      </w:pPr>
+    </w:p>
+    <w:tbl>
+      <w:tblPr>
+        <w:tblStyle w:val="TableGrid"/>
+        <w:tblW w:type="auto" w:w="0"/>
+        <w:tblLook w:firstColumn="1" w:firstRow="1" w:lastColumn="0" w:lastRow="0" w:noHBand="0" w:noVBand="1" w:val="04A0"/>
+      </w:tblPr>
+      <w:tblGrid>
+        <w:gridCol w:w="10080"/>
+      </w:tblGrid>
+      <w:tr>
+        <w:tc>
+          <w:tcPr>
+            <w:tcW w:type="dxa" w:w="10080"/>
+            <w:shd w:fill="F3F4F6"/>
+          </w:tcPr>
+          <w:p>
+            <w:pPr>
+              <w:spacing w:after="0"/>
+            </w:pPr>
+            <w:r>
+              <w:rPr>
+                <w:b/>
+                <w:color w:val="374151"/>
+                <w:sz w:val="19"/>
+              </w:rPr>
+              <w:t>2026-06-23 13:01  |  563楼  |  夜骰2号机  |  UID 66908070</w:t>
+            </w:r>
+          </w:p>
+        </w:tc>
+      </w:tr>
+      <w:tr>
+        <w:tc>
+          <w:tcPr>
+            <w:tcW w:type="dxa" w:w="10080"/>
+          </w:tcPr>
+          <w:p>
+            <w:pPr>
+              <w:spacing w:line="276" w:lineRule="auto" w:after="100"/>
+            </w:pPr>
+            <w:r>
+              <w:rPr>
+                <w:sz w:val="20"/>
+              </w:rPr>
+              <w:t>Reply to Reply Post by 本吧DPS (2026-06-23 12:54)</w:t>
+            </w:r>
+            <w:r>
+              <w:br/>
+            </w:r>
+            <w:r>
+              <w:rPr>
+                <w:sz w:val="20"/>
+              </w:rPr>
+              <w:t>有趋势线止盈其实够了，对称还挺图一乐的，主升的时候每天看着倒是挺开心[s:ac:哭笑]</w:t>
+            </w:r>
+          </w:p>
+        </w:tc>
+      </w:tr>
+    </w:tbl>
+    <w:p>
+      <w:pPr>
+        <w:spacing w:after="40"/>
+      </w:pPr>
+    </w:p>
+    <w:tbl>
+      <w:tblPr>
+        <w:tblStyle w:val="TableGrid"/>
+        <w:tblW w:type="auto" w:w="0"/>
+        <w:tblLook w:firstColumn="1" w:firstRow="1" w:lastColumn="0" w:lastRow="0" w:noHBand="0" w:noVBand="1" w:val="04A0"/>
+      </w:tblPr>
+      <w:tblGrid>
+        <w:gridCol w:w="10080"/>
+      </w:tblGrid>
+      <w:tr>
+        <w:tc>
+          <w:tcPr>
+            <w:tcW w:type="dxa" w:w="10080"/>
+            <w:shd w:fill="EAF3EA"/>
+          </w:tcPr>
+          <w:p>
+            <w:pPr>
+              <w:spacing w:after="0"/>
+            </w:pPr>
+            <w:r>
+              <w:rPr>
+                <w:b/>
+                <w:color w:val="166534"/>
+                <w:sz w:val="23"/>
+              </w:rPr>
+              <w:t>2026-06-23 13:03  |  3394楼  |  狼大  |  UID 150058</w:t>
+            </w:r>
+          </w:p>
+        </w:tc>
+      </w:tr>
+      <w:tr>
+        <w:tc>
+          <w:tcPr>
+            <w:tcW w:type="dxa" w:w="10080"/>
+          </w:tcPr>
+          <w:p>
+            <w:pPr>
+              <w:spacing w:line="276" w:lineRule="auto" w:after="100"/>
+            </w:pPr>
+            <w:r>
+              <w:rPr>
+                <w:color w:val="111827"/>
+                <w:sz w:val="24"/>
+              </w:rPr>
+              <w:t>Reply Post by kk77咪 (2026-06-23 13:00):</w:t>
+            </w:r>
+          </w:p>
+          <w:p>
+            <w:pPr>
+              <w:spacing w:line="276" w:lineRule="auto" w:after="100"/>
+            </w:pPr>
+            <w:r>
+              <w:rPr>
+                <w:color w:val="111827"/>
+                <w:sz w:val="24"/>
+              </w:rPr>
+              <w:t>狼大，小图让我们来问问你最近在哪发财</w:t>
+            </w:r>
+            <w:r>
+              <w:br/>
+            </w:r>
+            <w:r>
+              <w:rPr>
+                <w:color w:val="111827"/>
+                <w:sz w:val="24"/>
+              </w:rPr>
+              <w:t>他不是在电池么 你猜他逻辑哪来的就行了。</w:t>
+            </w:r>
+          </w:p>
+        </w:tc>
+      </w:tr>
+    </w:tbl>
+    <w:p>
+      <w:pPr>
+        <w:spacing w:after="40"/>
+      </w:pPr>
+    </w:p>
+    <w:tbl>
+      <w:tblPr>
+        <w:tblStyle w:val="TableGrid"/>
+        <w:tblW w:type="auto" w:w="0"/>
+        <w:tblLook w:firstColumn="1" w:firstRow="1" w:lastColumn="0" w:lastRow="0" w:noHBand="0" w:noVBand="1" w:val="04A0"/>
+      </w:tblPr>
+      <w:tblGrid>
+        <w:gridCol w:w="10080"/>
+      </w:tblGrid>
+      <w:tr>
+        <w:tc>
+          <w:tcPr>
+            <w:tcW w:type="dxa" w:w="10080"/>
+            <w:shd w:fill="F3F4F6"/>
+          </w:tcPr>
+          <w:p>
+            <w:pPr>
+              <w:spacing w:after="0"/>
+            </w:pPr>
+            <w:r>
+              <w:rPr>
+                <w:b/>
+                <w:color w:val="374151"/>
+                <w:sz w:val="19"/>
+              </w:rPr>
+              <w:t>2026-06-23 13:06  |  564楼  |  夜骰2号机  |  UID 66908070</w:t>
+            </w:r>
+          </w:p>
+        </w:tc>
+      </w:tr>
+      <w:tr>
+        <w:tc>
+          <w:tcPr>
+            <w:tcW w:type="dxa" w:w="10080"/>
+          </w:tcPr>
+          <w:p>
+            <w:pPr>
+              <w:spacing w:line="276" w:lineRule="auto" w:after="100"/>
+            </w:pPr>
+            <w:r>
+              <w:rPr>
+                <w:sz w:val="20"/>
+              </w:rPr>
+              <w:t>Reply to Reply Post by 新前锋必创新高 (2026-06-23 12:55)</w:t>
+            </w:r>
+            <w:r>
+              <w:br/>
+            </w:r>
+            <w:r>
+              <w:rPr>
+                <w:sz w:val="20"/>
+              </w:rPr>
+              <w:t>对对对对嘛[s:ac:晕]</w:t>
+            </w:r>
+            <w:r>
+              <w:br/>
+            </w:r>
+            <w:r>
+              <w:rPr>
+                <w:sz w:val="20"/>
+              </w:rPr>
+              <w:t>不对！[s:ac:惊]</w:t>
+            </w:r>
+            <w:r>
+              <w:br/>
+            </w:r>
+            <w:r>
+              <w:rPr>
+                <w:sz w:val="20"/>
+              </w:rPr>
+              <w:t>哦对的！[s:ac:哦]</w:t>
+            </w:r>
+            <w:r>
+              <w:br/>
+            </w:r>
+            <w:r>
+              <w:rPr>
+                <w:sz w:val="20"/>
+              </w:rPr>
+              <w:t>哦布莱克斯[s:a2:doge]</w:t>
+            </w:r>
+            <w:r>
+              <w:br/>
+            </w:r>
+            <w:r>
+              <w:rPr>
+                <w:sz w:val="20"/>
+              </w:rPr>
+              <w:t>我先等个活跃市值回踩5日再说</w:t>
+            </w:r>
+          </w:p>
+        </w:tc>
+      </w:tr>
+    </w:tbl>
+    <w:p>
+      <w:pPr>
+        <w:spacing w:after="40"/>
+      </w:pPr>
+    </w:p>
+    <w:tbl>
+      <w:tblPr>
+        <w:tblStyle w:val="TableGrid"/>
+        <w:tblW w:type="auto" w:w="0"/>
+        <w:tblLook w:firstColumn="1" w:firstRow="1" w:lastColumn="0" w:lastRow="0" w:noHBand="0" w:noVBand="1" w:val="04A0"/>
+      </w:tblPr>
+      <w:tblGrid>
+        <w:gridCol w:w="10080"/>
+      </w:tblGrid>
+      <w:tr>
+        <w:tc>
+          <w:tcPr>
+            <w:tcW w:type="dxa" w:w="10080"/>
+            <w:shd w:fill="F3F4F6"/>
+          </w:tcPr>
+          <w:p>
+            <w:pPr>
+              <w:spacing w:after="0"/>
+            </w:pPr>
+            <w:r>
+              <w:rPr>
+                <w:b/>
+                <w:color w:val="374151"/>
+                <w:sz w:val="19"/>
+              </w:rPr>
+              <w:t>2026-06-23 13:12  |  1108楼  |  灰兔尾  |  UID 60916468</w:t>
+            </w:r>
+          </w:p>
+        </w:tc>
+      </w:tr>
+      <w:tr>
+        <w:tc>
+          <w:tcPr>
+            <w:tcW w:type="dxa" w:w="10080"/>
+          </w:tcPr>
+          <w:p>
+            <w:pPr>
+              <w:spacing w:line="276" w:lineRule="auto" w:after="100"/>
+            </w:pPr>
+            <w:r>
+              <w:rPr>
+                <w:sz w:val="20"/>
+              </w:rPr>
+              <w:t>今天的亏钱效应真的很吓人</w:t>
+            </w:r>
+          </w:p>
+        </w:tc>
+      </w:tr>
+    </w:tbl>
+    <w:p>
+      <w:pPr>
+        <w:spacing w:after="40"/>
+      </w:pPr>
+    </w:p>
+    <w:tbl>
+      <w:tblPr>
+        <w:tblStyle w:val="TableGrid"/>
+        <w:tblW w:type="auto" w:w="0"/>
+        <w:tblLook w:firstColumn="1" w:firstRow="1" w:lastColumn="0" w:lastRow="0" w:noHBand="0" w:noVBand="1" w:val="04A0"/>
+      </w:tblPr>
+      <w:tblGrid>
+        <w:gridCol w:w="10080"/>
+      </w:tblGrid>
+      <w:tr>
+        <w:tc>
+          <w:tcPr>
+            <w:tcW w:type="dxa" w:w="10080"/>
+            <w:shd w:fill="F3F4F6"/>
+          </w:tcPr>
+          <w:p>
+            <w:pPr>
+              <w:spacing w:after="0"/>
+            </w:pPr>
+            <w:r>
+              <w:rPr>
+                <w:b/>
+                <w:color w:val="374151"/>
+                <w:sz w:val="19"/>
+              </w:rPr>
+              <w:t>2026-06-23 13:12  |  2686楼  |  Rzzz二号机  |  UID 67143809</w:t>
+            </w:r>
+          </w:p>
+        </w:tc>
+      </w:tr>
+      <w:tr>
+        <w:tc>
+          <w:tcPr>
+            <w:tcW w:type="dxa" w:w="10080"/>
+          </w:tcPr>
+          <w:p>
+            <w:pPr>
+              <w:spacing w:line="276" w:lineRule="auto" w:after="100"/>
+            </w:pPr>
+            <w:r>
+              <w:rPr>
+                <w:sz w:val="20"/>
+              </w:rPr>
+              <w:t>[s:pg:严肃]严肃反包昨天盈利</w:t>
+            </w:r>
+          </w:p>
+        </w:tc>
+      </w:tr>
+    </w:tbl>
+    <w:p>
+      <w:pPr>
+        <w:spacing w:after="40"/>
+      </w:pPr>
+    </w:p>
+    <w:tbl>
+      <w:tblPr>
+        <w:tblStyle w:val="TableGrid"/>
+        <w:tblW w:type="auto" w:w="0"/>
+        <w:tblLook w:firstColumn="1" w:firstRow="1" w:lastColumn="0" w:lastRow="0" w:noHBand="0" w:noVBand="1" w:val="04A0"/>
+      </w:tblPr>
+      <w:tblGrid>
+        <w:gridCol w:w="10080"/>
+      </w:tblGrid>
+      <w:tr>
+        <w:tc>
+          <w:tcPr>
+            <w:tcW w:type="dxa" w:w="10080"/>
+            <w:shd w:fill="F3F4F6"/>
+          </w:tcPr>
+          <w:p>
+            <w:pPr>
+              <w:spacing w:after="0"/>
+            </w:pPr>
+            <w:r>
+              <w:rPr>
+                <w:b/>
+                <w:color w:val="374151"/>
+                <w:sz w:val="19"/>
+              </w:rPr>
+              <w:t>2026-06-23 13:14  |  2687楼  |  Rzzz二号机  |  UID 67143809</w:t>
+            </w:r>
+          </w:p>
+        </w:tc>
+      </w:tr>
+      <w:tr>
+        <w:tc>
+          <w:tcPr>
+            <w:tcW w:type="dxa" w:w="10080"/>
+          </w:tcPr>
+          <w:p>
+            <w:pPr>
+              <w:spacing w:line="276" w:lineRule="auto" w:after="100"/>
+            </w:pPr>
+            <w:r>
+              <w:rPr>
+                <w:sz w:val="20"/>
+              </w:rPr>
+              <w:t>Reply to Reply Post by 推石头的愚者 (2026-06-23 13:13)</w:t>
+            </w:r>
+            <w:r>
+              <w:br/>
+            </w:r>
+            <w:r>
+              <w:rPr>
+                <w:sz w:val="20"/>
+              </w:rPr>
+              <w:t>[s:pg:嘣]&amp;#160;光存人今天难不成还能红？ 你要不看眼大哥二哥阿姨呢</w:t>
+            </w:r>
+          </w:p>
+        </w:tc>
+      </w:tr>
+    </w:tbl>
+    <w:p>
+      <w:pPr>
+        <w:spacing w:after="40"/>
+      </w:pPr>
+    </w:p>
+    <w:tbl>
+      <w:tblPr>
+        <w:tblStyle w:val="TableGrid"/>
+        <w:tblW w:type="auto" w:w="0"/>
+        <w:tblLook w:firstColumn="1" w:firstRow="1" w:lastColumn="0" w:lastRow="0" w:noHBand="0" w:noVBand="1" w:val="04A0"/>
+      </w:tblPr>
+      <w:tblGrid>
+        <w:gridCol w:w="10080"/>
+      </w:tblGrid>
+      <w:tr>
+        <w:tc>
+          <w:tcPr>
+            <w:tcW w:type="dxa" w:w="10080"/>
+            <w:shd w:fill="F3F4F6"/>
+          </w:tcPr>
+          <w:p>
+            <w:pPr>
+              <w:spacing w:after="0"/>
+            </w:pPr>
+            <w:r>
+              <w:rPr>
+                <w:b/>
+                <w:color w:val="374151"/>
+                <w:sz w:val="19"/>
+              </w:rPr>
+              <w:t>2026-06-23 13:16  |  2688楼  |  Rzzz二号机  |  UID 67143809</w:t>
+            </w:r>
+          </w:p>
+        </w:tc>
+      </w:tr>
+      <w:tr>
+        <w:tc>
+          <w:tcPr>
+            <w:tcW w:type="dxa" w:w="10080"/>
+          </w:tcPr>
+          <w:p>
+            <w:pPr>
+              <w:spacing w:line="276" w:lineRule="auto" w:after="100"/>
+            </w:pPr>
+            <w:r>
+              <w:rPr>
+                <w:sz w:val="20"/>
+              </w:rPr>
+              <w:t>Reply to Reply Post by Altyport (2026-06-23 13:15)</w:t>
+            </w:r>
+            <w:r>
+              <w:br/>
+            </w:r>
+            <w:r>
+              <w:rPr>
+                <w:sz w:val="20"/>
+              </w:rPr>
+              <w:t>近期应该不会有日低了&amp;#160; 怕新来的死在这里[s:pg:严肃]</w:t>
+            </w:r>
+          </w:p>
+        </w:tc>
+      </w:tr>
+    </w:tbl>
+    <w:p>
+      <w:pPr>
+        <w:spacing w:after="40"/>
+      </w:pPr>
+    </w:p>
+    <w:tbl>
+      <w:tblPr>
+        <w:tblStyle w:val="TableGrid"/>
+        <w:tblW w:type="auto" w:w="0"/>
+        <w:tblLook w:firstColumn="1" w:firstRow="1" w:lastColumn="0" w:lastRow="0" w:noHBand="0" w:noVBand="1" w:val="04A0"/>
+      </w:tblPr>
+      <w:tblGrid>
+        <w:gridCol w:w="10080"/>
+      </w:tblGrid>
+      <w:tr>
+        <w:tc>
+          <w:tcPr>
+            <w:tcW w:type="dxa" w:w="10080"/>
+            <w:shd w:fill="F3F4F6"/>
+          </w:tcPr>
+          <w:p>
+            <w:pPr>
+              <w:spacing w:after="0"/>
+            </w:pPr>
+            <w:r>
+              <w:rPr>
+                <w:b/>
+                <w:color w:val="374151"/>
+                <w:sz w:val="19"/>
+              </w:rPr>
+              <w:t>2026-06-23 13:17  |  2689楼  |  Rzzz二号机  |  UID 67143809</w:t>
+            </w:r>
+          </w:p>
+        </w:tc>
+      </w:tr>
+      <w:tr>
+        <w:tc>
+          <w:tcPr>
+            <w:tcW w:type="dxa" w:w="10080"/>
+          </w:tcPr>
+          <w:p>
+            <w:pPr>
+              <w:spacing w:line="276" w:lineRule="auto" w:after="100"/>
+            </w:pPr>
+            <w:r>
+              <w:rPr>
+                <w:sz w:val="20"/>
+              </w:rPr>
+              <w:t>Reply to Reply Post by 推石头的愚者 (2026-06-23 13:15)</w:t>
+            </w:r>
+            <w:r>
+              <w:br/>
+            </w:r>
+            <w:r>
+              <w:rPr>
+                <w:sz w:val="20"/>
+              </w:rPr>
+              <w:t>[s:pg:嘣]&amp;#160;我今天收益曲线就没碰过0轴</w:t>
+            </w:r>
+          </w:p>
+        </w:tc>
+      </w:tr>
+    </w:tbl>
+    <w:p>
+      <w:pPr>
+        <w:spacing w:after="40"/>
+      </w:pPr>
+    </w:p>
+    <w:tbl>
+      <w:tblPr>
+        <w:tblStyle w:val="TableGrid"/>
+        <w:tblW w:type="auto" w:w="0"/>
+        <w:tblLook w:firstColumn="1" w:firstRow="1" w:lastColumn="0" w:lastRow="0" w:noHBand="0" w:noVBand="1" w:val="04A0"/>
+      </w:tblPr>
+      <w:tblGrid>
+        <w:gridCol w:w="10080"/>
+      </w:tblGrid>
+      <w:tr>
+        <w:tc>
+          <w:tcPr>
+            <w:tcW w:type="dxa" w:w="10080"/>
+            <w:shd w:fill="F3F4F6"/>
+          </w:tcPr>
+          <w:p>
+            <w:pPr>
+              <w:spacing w:after="0"/>
+            </w:pPr>
+            <w:r>
+              <w:rPr>
+                <w:b/>
+                <w:color w:val="374151"/>
+                <w:sz w:val="19"/>
+              </w:rPr>
+              <w:t>2026-06-23 13:21  |  2690楼  |  Rzzz二号机  |  UID 67143809</w:t>
+            </w:r>
+          </w:p>
+        </w:tc>
+      </w:tr>
+      <w:tr>
+        <w:tc>
+          <w:tcPr>
+            <w:tcW w:type="dxa" w:w="10080"/>
+          </w:tcPr>
+          <w:p>
+            <w:pPr>
+              <w:spacing w:line="276" w:lineRule="auto" w:after="100"/>
+            </w:pPr>
+            <w:r>
+              <w:rPr>
+                <w:sz w:val="20"/>
+              </w:rPr>
+              <w:t>好了 差不多可以了 再跌就不礼貌了[s:pg:哭]</w:t>
+            </w:r>
+          </w:p>
+        </w:tc>
+      </w:tr>
+    </w:tbl>
+    <w:p>
+      <w:pPr>
+        <w:spacing w:after="40"/>
+      </w:pPr>
+    </w:p>
+    <w:tbl>
+      <w:tblPr>
+        <w:tblStyle w:val="TableGrid"/>
+        <w:tblW w:type="auto" w:w="0"/>
+        <w:tblLook w:firstColumn="1" w:firstRow="1" w:lastColumn="0" w:lastRow="0" w:noHBand="0" w:noVBand="1" w:val="04A0"/>
+      </w:tblPr>
+      <w:tblGrid>
+        <w:gridCol w:w="10080"/>
+      </w:tblGrid>
+      <w:tr>
+        <w:tc>
+          <w:tcPr>
+            <w:tcW w:type="dxa" w:w="10080"/>
+            <w:shd w:fill="F3F4F6"/>
+          </w:tcPr>
+          <w:p>
+            <w:pPr>
+              <w:spacing w:after="0"/>
+            </w:pPr>
+            <w:r>
+              <w:rPr>
+                <w:b/>
+                <w:color w:val="374151"/>
+                <w:sz w:val="19"/>
+              </w:rPr>
+              <w:t>2026-06-23 13:30  |  1109楼  |  灰兔尾  |  UID 60916468</w:t>
+            </w:r>
+          </w:p>
+        </w:tc>
+      </w:tr>
+      <w:tr>
+        <w:tc>
+          <w:tcPr>
+            <w:tcW w:type="dxa" w:w="10080"/>
+          </w:tcPr>
+          <w:p>
+            <w:pPr>
+              <w:spacing w:line="276" w:lineRule="auto" w:after="100"/>
+            </w:pPr>
+            <w:r>
+              <w:rPr>
+                <w:sz w:val="20"/>
+              </w:rPr>
+              <w:t>紫金如果我尾盘接回来，大概可以做低七毛钱的成本[s:ac:茶]</w:t>
+            </w:r>
+          </w:p>
+          <w:p>
+            <w:pPr>
+              <w:spacing w:line="276" w:lineRule="auto" w:after="100"/>
+            </w:pPr>
+            <w:r>
+              <w:rPr>
+                <w:sz w:val="20"/>
+              </w:rPr>
+              <w:t>我依然认为有色没有理由整个板块被屠，我尊重纪律减仓了，但是我尾盘会把部分仓位重新接回来，你们场外的就别参与了，情绪已经差的不行了</w:t>
+            </w:r>
+          </w:p>
+        </w:tc>
+      </w:tr>
+    </w:tbl>
+    <w:p>
+      <w:pPr>
+        <w:spacing w:after="40"/>
+      </w:pPr>
+    </w:p>
+    <w:tbl>
+      <w:tblPr>
+        <w:tblStyle w:val="TableGrid"/>
+        <w:tblW w:type="auto" w:w="0"/>
+        <w:tblLook w:firstColumn="1" w:firstRow="1" w:lastColumn="0" w:lastRow="0" w:noHBand="0" w:noVBand="1" w:val="04A0"/>
+      </w:tblPr>
+      <w:tblGrid>
+        <w:gridCol w:w="10080"/>
+      </w:tblGrid>
+      <w:tr>
+        <w:tc>
+          <w:tcPr>
+            <w:tcW w:type="dxa" w:w="10080"/>
+            <w:shd w:fill="F3F4F6"/>
+          </w:tcPr>
+          <w:p>
+            <w:pPr>
+              <w:spacing w:after="0"/>
+            </w:pPr>
+            <w:r>
+              <w:rPr>
+                <w:b/>
+                <w:color w:val="374151"/>
+                <w:sz w:val="19"/>
+              </w:rPr>
+              <w:t>2026-06-23 13:33  |  1486楼  |  zippo578  |  UID 65329649</w:t>
+            </w:r>
+          </w:p>
+        </w:tc>
+      </w:tr>
+      <w:tr>
+        <w:tc>
+          <w:tcPr>
+            <w:tcW w:type="dxa" w:w="10080"/>
+          </w:tcPr>
+          <w:p>
+            <w:pPr>
+              <w:spacing w:line="276" w:lineRule="auto" w:after="100"/>
+            </w:pPr>
+            <w:r>
+              <w:rPr>
+                <w:sz w:val="20"/>
+              </w:rPr>
+              <w:t>如果用macd那套看的话</w:t>
+            </w:r>
+            <w:r>
+              <w:br/>
+            </w:r>
+            <w:r>
+              <w:rPr>
+                <w:sz w:val="20"/>
+              </w:rPr>
+              <w:t>棒子就是日线2次背离后出顶部结构</w:t>
+            </w:r>
+          </w:p>
+        </w:tc>
+      </w:tr>
+    </w:tbl>
+    <w:p>
+      <w:pPr>
+        <w:spacing w:after="40"/>
+      </w:pPr>
+    </w:p>
+    <w:tbl>
+      <w:tblPr>
+        <w:tblStyle w:val="TableGrid"/>
+        <w:tblW w:type="auto" w:w="0"/>
+        <w:tblLook w:firstColumn="1" w:firstRow="1" w:lastColumn="0" w:lastRow="0" w:noHBand="0" w:noVBand="1" w:val="04A0"/>
+      </w:tblPr>
+      <w:tblGrid>
+        <w:gridCol w:w="10080"/>
+      </w:tblGrid>
+      <w:tr>
+        <w:tc>
+          <w:tcPr>
+            <w:tcW w:type="dxa" w:w="10080"/>
+            <w:shd w:fill="F3F4F6"/>
+          </w:tcPr>
+          <w:p>
+            <w:pPr>
+              <w:spacing w:after="0"/>
+            </w:pPr>
+            <w:r>
+              <w:rPr>
+                <w:b/>
+                <w:color w:val="374151"/>
+                <w:sz w:val="19"/>
+              </w:rPr>
+              <w:t>2026-06-23 13:35  |  2691楼  |  Rzzz二号机  |  UID 67143809</w:t>
+            </w:r>
+          </w:p>
+        </w:tc>
+      </w:tr>
+      <w:tr>
+        <w:tc>
+          <w:tcPr>
+            <w:tcW w:type="dxa" w:w="10080"/>
+          </w:tcPr>
+          <w:p>
+            <w:pPr>
+              <w:spacing w:line="276" w:lineRule="auto" w:after="100"/>
+            </w:pPr>
+            <w:r>
+              <w:rPr>
+                <w:sz w:val="20"/>
+              </w:rPr>
+              <w:t>半分位是支撑啊[s:pg:满分]</w:t>
+            </w:r>
+          </w:p>
+        </w:tc>
+      </w:tr>
+    </w:tbl>
+    <w:p>
+      <w:pPr>
+        <w:spacing w:after="40"/>
+      </w:pPr>
+    </w:p>
+    <w:tbl>
+      <w:tblPr>
+        <w:tblStyle w:val="TableGrid"/>
+        <w:tblW w:type="auto" w:w="0"/>
+        <w:tblLook w:firstColumn="1" w:firstRow="1" w:lastColumn="0" w:lastRow="0" w:noHBand="0" w:noVBand="1" w:val="04A0"/>
+      </w:tblPr>
+      <w:tblGrid>
+        <w:gridCol w:w="10080"/>
+      </w:tblGrid>
+      <w:tr>
+        <w:tc>
+          <w:tcPr>
+            <w:tcW w:type="dxa" w:w="10080"/>
+            <w:shd w:fill="F3F4F6"/>
+          </w:tcPr>
+          <w:p>
+            <w:pPr>
+              <w:spacing w:after="0"/>
+            </w:pPr>
+            <w:r>
+              <w:rPr>
+                <w:b/>
+                <w:color w:val="374151"/>
+                <w:sz w:val="19"/>
+              </w:rPr>
+              <w:t>2026-06-23 13:39  |  1487楼  |  zippo578  |  UID 65329649</w:t>
+            </w:r>
+          </w:p>
+        </w:tc>
+      </w:tr>
+      <w:tr>
+        <w:tc>
+          <w:tcPr>
+            <w:tcW w:type="dxa" w:w="10080"/>
+          </w:tcPr>
+          <w:p>
+            <w:pPr>
+              <w:spacing w:line="276" w:lineRule="auto" w:after="100"/>
+            </w:pPr>
+            <w:r>
+              <w:rPr>
+                <w:sz w:val="20"/>
+              </w:rPr>
+              <w:t>Reply Post by 子午卯酉甲乙丙丁 (2026-06-23 13:35):</w:t>
+            </w:r>
+          </w:p>
+          <w:p>
+            <w:pPr>
+              <w:spacing w:line="276" w:lineRule="auto" w:after="100"/>
+            </w:pPr>
+            <w:r>
+              <w:rPr>
+                <w:sz w:val="20"/>
+              </w:rPr>
+              <w:t>火鸡哥，狼大直接教过，长阴之后反弹不过半就是弱，那么长阳之后回调不过半是强可以套用不？[s:pst:黑脸]</w:t>
+            </w:r>
+            <w:r>
+              <w:br/>
+            </w:r>
+            <w:r>
+              <w:rPr>
+                <w:sz w:val="20"/>
+              </w:rPr>
+              <w:t>不知道啊</w:t>
+            </w:r>
+            <w:r>
+              <w:br/>
+            </w:r>
+            <w:r>
+              <w:rPr>
+                <w:sz w:val="20"/>
+              </w:rPr>
+              <w:t>这里日内肯定不是卖的位置</w:t>
+            </w:r>
+          </w:p>
+        </w:tc>
+      </w:tr>
+    </w:tbl>
+    <w:p>
+      <w:pPr>
+        <w:spacing w:after="40"/>
+      </w:pPr>
+    </w:p>
+    <w:tbl>
+      <w:tblPr>
+        <w:tblStyle w:val="TableGrid"/>
+        <w:tblW w:type="auto" w:w="0"/>
+        <w:tblLook w:firstColumn="1" w:firstRow="1" w:lastColumn="0" w:lastRow="0" w:noHBand="0" w:noVBand="1" w:val="04A0"/>
+      </w:tblPr>
+      <w:tblGrid>
+        <w:gridCol w:w="10080"/>
+      </w:tblGrid>
+      <w:tr>
+        <w:tc>
+          <w:tcPr>
+            <w:tcW w:type="dxa" w:w="10080"/>
+            <w:shd w:fill="EAF3EA"/>
+          </w:tcPr>
+          <w:p>
+            <w:pPr>
+              <w:spacing w:after="0"/>
+            </w:pPr>
+            <w:r>
+              <w:rPr>
+                <w:b/>
+                <w:color w:val="166534"/>
+                <w:sz w:val="23"/>
+              </w:rPr>
+              <w:t>2026-06-23 13:42  |  3395楼  |  狼大  |  UID 150058</w:t>
+            </w:r>
+          </w:p>
+        </w:tc>
+      </w:tr>
+      <w:tr>
+        <w:tc>
+          <w:tcPr>
+            <w:tcW w:type="dxa" w:w="10080"/>
+          </w:tcPr>
+          <w:p>
+            <w:pPr>
+              <w:spacing w:line="276" w:lineRule="auto" w:after="100"/>
+            </w:pPr>
+            <w:r>
+              <w:rPr>
+                <w:color w:val="111827"/>
+                <w:sz w:val="24"/>
+              </w:rPr>
+              <w:t>日D附近 今天极限最多4121应该差不多了。</w:t>
+            </w:r>
+          </w:p>
+        </w:tc>
+      </w:tr>
+    </w:tbl>
+    <w:p>
+      <w:pPr>
+        <w:spacing w:after="40"/>
+      </w:pPr>
+    </w:p>
+    <w:tbl>
+      <w:tblPr>
+        <w:tblStyle w:val="TableGrid"/>
+        <w:tblW w:type="auto" w:w="0"/>
+        <w:tblLook w:firstColumn="1" w:firstRow="1" w:lastColumn="0" w:lastRow="0" w:noHBand="0" w:noVBand="1" w:val="04A0"/>
+      </w:tblPr>
+      <w:tblGrid>
+        <w:gridCol w:w="10080"/>
+      </w:tblGrid>
+      <w:tr>
+        <w:tc>
+          <w:tcPr>
+            <w:tcW w:type="dxa" w:w="10080"/>
+            <w:shd w:fill="F3F4F6"/>
+          </w:tcPr>
+          <w:p>
+            <w:pPr>
+              <w:spacing w:after="0"/>
+            </w:pPr>
+            <w:r>
+              <w:rPr>
+                <w:b/>
+                <w:color w:val="374151"/>
+                <w:sz w:val="19"/>
+              </w:rPr>
+              <w:t>2026-06-23 13:43  |  2692楼  |  Rzzz二号机  |  UID 67143809</w:t>
+            </w:r>
+          </w:p>
+        </w:tc>
+      </w:tr>
+      <w:tr>
+        <w:tc>
+          <w:tcPr>
+            <w:tcW w:type="dxa" w:w="10080"/>
+          </w:tcPr>
+          <w:p>
+            <w:pPr>
+              <w:spacing w:line="276" w:lineRule="auto" w:after="100"/>
+            </w:pPr>
+            <w:r>
+              <w:rPr>
+                <w:sz w:val="20"/>
+              </w:rPr>
+              <w:t>Reply Post by zippo578 (2026-06-23 13:39):</w:t>
+            </w:r>
+          </w:p>
+          <w:p>
+            <w:pPr>
+              <w:spacing w:line="276" w:lineRule="auto" w:after="100"/>
+            </w:pPr>
+            <w:r>
+              <w:rPr>
+                <w:sz w:val="20"/>
+              </w:rPr>
+              <w:t>不知道啊</w:t>
+            </w:r>
+            <w:r>
+              <w:br/>
+            </w:r>
+            <w:r>
+              <w:rPr>
+                <w:sz w:val="20"/>
+              </w:rPr>
+              <w:t>这里日内肯定不是卖的位置</w:t>
+            </w:r>
+          </w:p>
+          <w:p>
+            <w:pPr>
+              <w:spacing w:line="276" w:lineRule="auto" w:after="100"/>
+            </w:pPr>
+            <w:r>
+              <w:rPr>
+                <w:sz w:val="20"/>
+              </w:rPr>
+              <w:t>理论派萌新你好[s:pg:谢]</w:t>
+            </w:r>
+            <w:r>
+              <w:br/>
+            </w:r>
+            <w:r>
+              <w:rPr>
+                <w:sz w:val="20"/>
+              </w:rPr>
+              <w:t>./mon_202606/23/jmQ54-id6bZgT3cShs-148.jpg</w:t>
+            </w:r>
+          </w:p>
+        </w:tc>
+      </w:tr>
+    </w:tbl>
+    <w:p>
+      <w:pPr>
+        <w:spacing w:after="40"/>
+      </w:pPr>
+    </w:p>
+    <w:tbl>
+      <w:tblPr>
+        <w:tblStyle w:val="TableGrid"/>
+        <w:tblW w:type="auto" w:w="0"/>
+        <w:tblLook w:firstColumn="1" w:firstRow="1" w:lastColumn="0" w:lastRow="0" w:noHBand="0" w:noVBand="1" w:val="04A0"/>
+      </w:tblPr>
+      <w:tblGrid>
+        <w:gridCol w:w="10080"/>
+      </w:tblGrid>
+      <w:tr>
+        <w:tc>
+          <w:tcPr>
+            <w:tcW w:type="dxa" w:w="10080"/>
+            <w:shd w:fill="F3F4F6"/>
+          </w:tcPr>
+          <w:p>
+            <w:pPr>
+              <w:spacing w:after="0"/>
+            </w:pPr>
+            <w:r>
+              <w:rPr>
+                <w:b/>
+                <w:color w:val="374151"/>
+                <w:sz w:val="19"/>
+              </w:rPr>
+              <w:t>2026-06-23 13:45  |  1488楼  |  zippo578  |  UID 65329649</w:t>
+            </w:r>
+          </w:p>
+        </w:tc>
+      </w:tr>
+      <w:tr>
+        <w:tc>
+          <w:tcPr>
+            <w:tcW w:type="dxa" w:w="10080"/>
+          </w:tcPr>
+          <w:p>
+            <w:pPr>
+              <w:spacing w:line="276" w:lineRule="auto" w:after="100"/>
+            </w:pPr>
+            <w:r>
+              <w:rPr>
+                <w:sz w:val="20"/>
+              </w:rPr>
+              <w:t>Reply Post by Rzzz二号机 (2026-06-23 13:43):</w:t>
+            </w:r>
+          </w:p>
+          <w:p>
+            <w:pPr>
+              <w:spacing w:line="276" w:lineRule="auto" w:after="100"/>
+            </w:pPr>
+            <w:r>
+              <w:rPr>
+                <w:sz w:val="20"/>
+              </w:rPr>
+              <w:t>理论派萌新你好[s:pg:谢]</w:t>
+            </w:r>
+            <w:r>
+              <w:br/>
+            </w:r>
+            <w:r>
+              <w:rPr>
+                <w:sz w:val="20"/>
+              </w:rPr>
+              <w:t>./mon_202606/23/jmQ54-id6bZgT3cShs-148.jpg</w:t>
+            </w:r>
+            <w:r>
+              <w:br/>
+            </w:r>
+            <w:r>
+              <w:rPr>
+                <w:sz w:val="20"/>
+              </w:rPr>
+              <w:t>15分钟第一个止跌信号</w:t>
+            </w:r>
+            <w:r>
+              <w:br/>
+            </w:r>
+            <w:r>
+              <w:rPr>
+                <w:sz w:val="20"/>
+              </w:rPr>
+              <w:t>这时候不看盘么[s:pg:嘣2]</w:t>
+            </w:r>
+          </w:p>
+        </w:tc>
+      </w:tr>
+    </w:tbl>
+    <w:p>
+      <w:pPr>
+        <w:spacing w:after="40"/>
+      </w:pPr>
+    </w:p>
+    <w:tbl>
+      <w:tblPr>
+        <w:tblStyle w:val="TableGrid"/>
+        <w:tblW w:type="auto" w:w="0"/>
+        <w:tblLook w:firstColumn="1" w:firstRow="1" w:lastColumn="0" w:lastRow="0" w:noHBand="0" w:noVBand="1" w:val="04A0"/>
+      </w:tblPr>
+      <w:tblGrid>
+        <w:gridCol w:w="10080"/>
+      </w:tblGrid>
+      <w:tr>
+        <w:tc>
+          <w:tcPr>
+            <w:tcW w:type="dxa" w:w="10080"/>
+            <w:shd w:fill="F3F4F6"/>
+          </w:tcPr>
+          <w:p>
+            <w:pPr>
+              <w:spacing w:after="0"/>
+            </w:pPr>
+            <w:r>
+              <w:rPr>
+                <w:b/>
+                <w:color w:val="374151"/>
+                <w:sz w:val="19"/>
+              </w:rPr>
+              <w:t>2026-06-23 13:48  |  2693楼  |  Rzzz二号机  |  UID 67143809</w:t>
+            </w:r>
+          </w:p>
+        </w:tc>
+      </w:tr>
+      <w:tr>
+        <w:tc>
+          <w:tcPr>
+            <w:tcW w:type="dxa" w:w="10080"/>
+          </w:tcPr>
+          <w:p>
+            <w:pPr>
+              <w:spacing w:line="276" w:lineRule="auto" w:after="100"/>
+            </w:pPr>
+            <w:r>
+              <w:rPr>
+                <w:sz w:val="20"/>
+              </w:rPr>
+              <w:t>Reply Post by zippo578 (2026-06-23 13:45):</w:t>
+            </w:r>
+          </w:p>
+          <w:p>
+            <w:pPr>
+              <w:spacing w:line="276" w:lineRule="auto" w:after="100"/>
+            </w:pPr>
+            <w:r>
+              <w:rPr>
+                <w:sz w:val="20"/>
+              </w:rPr>
+              <w:t>15分钟第一个止跌信号</w:t>
+            </w:r>
+            <w:r>
+              <w:br/>
+            </w:r>
+            <w:r>
+              <w:rPr>
+                <w:sz w:val="20"/>
+              </w:rPr>
+              <w:t>这时候不看盘么[s:pg:嘣2]</w:t>
+            </w:r>
+          </w:p>
+          <w:p>
+            <w:pPr>
+              <w:spacing w:line="276" w:lineRule="auto" w:after="100"/>
+            </w:pPr>
+            <w:r>
+              <w:rPr>
+                <w:sz w:val="20"/>
+              </w:rPr>
+              <w:t>看屁 早躺平了 尾盘绕在决策 我又不加仓了[s:pg:严肃]</w:t>
+            </w:r>
+          </w:p>
+        </w:tc>
+      </w:tr>
+    </w:tbl>
+    <w:p>
+      <w:pPr>
+        <w:spacing w:after="40"/>
+      </w:pPr>
+    </w:p>
+    <w:tbl>
+      <w:tblPr>
+        <w:tblStyle w:val="TableGrid"/>
+        <w:tblW w:type="auto" w:w="0"/>
+        <w:tblLook w:firstColumn="1" w:firstRow="1" w:lastColumn="0" w:lastRow="0" w:noHBand="0" w:noVBand="1" w:val="04A0"/>
+      </w:tblPr>
+      <w:tblGrid>
+        <w:gridCol w:w="10080"/>
+      </w:tblGrid>
+      <w:tr>
+        <w:tc>
+          <w:tcPr>
+            <w:tcW w:type="dxa" w:w="10080"/>
+            <w:shd w:fill="F3F4F6"/>
+          </w:tcPr>
+          <w:p>
+            <w:pPr>
+              <w:spacing w:after="0"/>
+            </w:pPr>
+            <w:r>
+              <w:rPr>
+                <w:b/>
+                <w:color w:val="374151"/>
+                <w:sz w:val="19"/>
+              </w:rPr>
+              <w:t>2026-06-23 13:57  |  2694楼  |  Rzzz二号机  |  UID 67143809</w:t>
+            </w:r>
+          </w:p>
+        </w:tc>
+      </w:tr>
+      <w:tr>
+        <w:tc>
+          <w:tcPr>
+            <w:tcW w:type="dxa" w:w="10080"/>
+          </w:tcPr>
+          <w:p>
+            <w:pPr>
+              <w:spacing w:line="276" w:lineRule="auto" w:after="100"/>
+            </w:pPr>
+            <w:r>
+              <w:rPr>
+                <w:sz w:val="20"/>
+              </w:rPr>
+              <w:t>Reply to Reply Post by 推石头的愚者 (2026-06-23 13:50)</w:t>
+            </w:r>
+            <w:r>
+              <w:br/>
+            </w:r>
+            <w:r>
+              <w:rPr>
+                <w:sz w:val="20"/>
+              </w:rPr>
+              <w:t>你不用查 装逼贩子[s:pg:嘣]</w:t>
+            </w:r>
+          </w:p>
+        </w:tc>
+      </w:tr>
+    </w:tbl>
+    <w:p>
+      <w:pPr>
+        <w:spacing w:after="40"/>
+      </w:pPr>
+    </w:p>
+    <w:tbl>
+      <w:tblPr>
+        <w:tblStyle w:val="TableGrid"/>
+        <w:tblW w:type="auto" w:w="0"/>
+        <w:tblLook w:firstColumn="1" w:firstRow="1" w:lastColumn="0" w:lastRow="0" w:noHBand="0" w:noVBand="1" w:val="04A0"/>
+      </w:tblPr>
+      <w:tblGrid>
+        <w:gridCol w:w="10080"/>
+      </w:tblGrid>
+      <w:tr>
+        <w:tc>
+          <w:tcPr>
+            <w:tcW w:type="dxa" w:w="10080"/>
+            <w:shd w:fill="F3F4F6"/>
+          </w:tcPr>
+          <w:p>
+            <w:pPr>
+              <w:spacing w:after="0"/>
+            </w:pPr>
+            <w:r>
+              <w:rPr>
+                <w:b/>
+                <w:color w:val="374151"/>
+                <w:sz w:val="19"/>
+              </w:rPr>
+              <w:t>2026-06-23 13:58  |  1110楼  |  灰兔尾  |  UID 60916468</w:t>
+            </w:r>
+          </w:p>
+        </w:tc>
+      </w:tr>
+      <w:tr>
+        <w:tc>
+          <w:tcPr>
+            <w:tcW w:type="dxa" w:w="10080"/>
+          </w:tcPr>
+          <w:p>
+            <w:pPr>
+              <w:spacing w:line="276" w:lineRule="auto" w:after="100"/>
+            </w:pPr>
+            <w:r>
+              <w:rPr>
+                <w:sz w:val="20"/>
+              </w:rPr>
+              <w:t>Reply Post by 槻泉 (2026-06-23 13:55):</w:t>
+            </w:r>
+          </w:p>
+          <w:p>
+            <w:pPr>
+              <w:spacing w:line="276" w:lineRule="auto" w:after="100"/>
+            </w:pPr>
+            <w:r>
+              <w:rPr>
+                <w:sz w:val="20"/>
+              </w:rPr>
+              <w:t>紫金尾盘会跌停不[s:a2:中枪]</w:t>
+            </w:r>
+          </w:p>
+          <w:p>
+            <w:pPr>
+              <w:spacing w:line="276" w:lineRule="auto" w:after="100"/>
+            </w:pPr>
+            <w:r>
+              <w:rPr>
+                <w:sz w:val="20"/>
+              </w:rPr>
+              <w:t>除了4.7，紫金历史上跌停过吗？今天为什么这么杀，感觉完全没有道理啊</w:t>
+            </w:r>
+          </w:p>
+          <w:p>
+            <w:pPr>
+              <w:spacing w:line="276" w:lineRule="auto" w:after="100"/>
+            </w:pPr>
+            <w:r>
+              <w:rPr>
+                <w:sz w:val="20"/>
+              </w:rPr>
+              <w:t>我今天整个自选票里面涨幅超过5%的只有三只，而跌停的也是五只，基本上全绿，今天的指数无法反应整体市场的亏钱效应</w:t>
+            </w:r>
+          </w:p>
+        </w:tc>
+      </w:tr>
+    </w:tbl>
+    <w:p>
+      <w:pPr>
+        <w:spacing w:after="40"/>
+      </w:pPr>
+    </w:p>
+    <w:tbl>
+      <w:tblPr>
+        <w:tblStyle w:val="TableGrid"/>
+        <w:tblW w:type="auto" w:w="0"/>
+        <w:tblLook w:firstColumn="1" w:firstRow="1" w:lastColumn="0" w:lastRow="0" w:noHBand="0" w:noVBand="1" w:val="04A0"/>
+      </w:tblPr>
+      <w:tblGrid>
+        <w:gridCol w:w="10080"/>
+      </w:tblGrid>
+      <w:tr>
+        <w:tc>
+          <w:tcPr>
+            <w:tcW w:type="dxa" w:w="10080"/>
+            <w:shd w:fill="F3F4F6"/>
+          </w:tcPr>
+          <w:p>
+            <w:pPr>
+              <w:spacing w:after="0"/>
+            </w:pPr>
+            <w:r>
+              <w:rPr>
+                <w:b/>
+                <w:color w:val="374151"/>
+                <w:sz w:val="19"/>
+              </w:rPr>
+              <w:t>2026-06-23 13:58  |  2695楼  |  Rzzz二号机  |  UID 67143809</w:t>
+            </w:r>
+          </w:p>
+        </w:tc>
+      </w:tr>
+      <w:tr>
+        <w:tc>
+          <w:tcPr>
+            <w:tcW w:type="dxa" w:w="10080"/>
+          </w:tcPr>
+          <w:p>
+            <w:pPr>
+              <w:spacing w:line="276" w:lineRule="auto" w:after="100"/>
+            </w:pPr>
+            <w:r>
+              <w:rPr>
+                <w:sz w:val="20"/>
+              </w:rPr>
+              <w:t>卧槽 怎么更低了[s:pg:哭]</w:t>
+            </w:r>
+          </w:p>
+        </w:tc>
+      </w:tr>
+    </w:tbl>
+    <w:p>
+      <w:pPr>
+        <w:spacing w:after="40"/>
+      </w:pPr>
+    </w:p>
+    <w:tbl>
+      <w:tblPr>
+        <w:tblStyle w:val="TableGrid"/>
+        <w:tblW w:type="auto" w:w="0"/>
+        <w:tblLook w:firstColumn="1" w:firstRow="1" w:lastColumn="0" w:lastRow="0" w:noHBand="0" w:noVBand="1" w:val="04A0"/>
+      </w:tblPr>
+      <w:tblGrid>
+        <w:gridCol w:w="10080"/>
+      </w:tblGrid>
+      <w:tr>
+        <w:tc>
+          <w:tcPr>
+            <w:tcW w:type="dxa" w:w="10080"/>
+            <w:shd w:fill="F3F4F6"/>
+          </w:tcPr>
+          <w:p>
+            <w:pPr>
+              <w:spacing w:after="0"/>
+            </w:pPr>
+            <w:r>
+              <w:rPr>
+                <w:b/>
+                <w:color w:val="374151"/>
+                <w:sz w:val="19"/>
+              </w:rPr>
+              <w:t>2026-06-23 14:00  |  1489楼  |  zippo578  |  UID 65329649</w:t>
+            </w:r>
+          </w:p>
+        </w:tc>
+      </w:tr>
+      <w:tr>
+        <w:tc>
+          <w:tcPr>
+            <w:tcW w:type="dxa" w:w="10080"/>
+          </w:tcPr>
+          <w:p>
+            <w:pPr>
+              <w:spacing w:line="276" w:lineRule="auto" w:after="100"/>
+            </w:pPr>
+            <w:r>
+              <w:rPr>
+                <w:sz w:val="20"/>
+              </w:rPr>
+              <w:t>这行情忒极端了</w:t>
+            </w:r>
+            <w:r>
+              <w:br/>
+            </w:r>
+            <w:r>
+              <w:rPr>
+                <w:sz w:val="20"/>
+              </w:rPr>
+              <w:t>上证50直接阴包阳</w:t>
+            </w:r>
+          </w:p>
+        </w:tc>
+      </w:tr>
+    </w:tbl>
+    <w:p>
+      <w:pPr>
+        <w:spacing w:after="40"/>
+      </w:pPr>
+    </w:p>
+    <w:tbl>
+      <w:tblPr>
+        <w:tblStyle w:val="TableGrid"/>
+        <w:tblW w:type="auto" w:w="0"/>
+        <w:tblLook w:firstColumn="1" w:firstRow="1" w:lastColumn="0" w:lastRow="0" w:noHBand="0" w:noVBand="1" w:val="04A0"/>
+      </w:tblPr>
+      <w:tblGrid>
+        <w:gridCol w:w="10080"/>
+      </w:tblGrid>
+      <w:tr>
+        <w:tc>
+          <w:tcPr>
+            <w:tcW w:type="dxa" w:w="10080"/>
+            <w:shd w:fill="F3F4F6"/>
+          </w:tcPr>
+          <w:p>
+            <w:pPr>
+              <w:spacing w:after="0"/>
+            </w:pPr>
+            <w:r>
+              <w:rPr>
+                <w:b/>
+                <w:color w:val="374151"/>
+                <w:sz w:val="19"/>
+              </w:rPr>
+              <w:t>2026-06-23 14:01  |  1490楼  |  zippo578  |  UID 65329649</w:t>
+            </w:r>
+          </w:p>
+        </w:tc>
+      </w:tr>
+      <w:tr>
+        <w:tc>
+          <w:tcPr>
+            <w:tcW w:type="dxa" w:w="10080"/>
+          </w:tcPr>
+          <w:p>
+            <w:pPr>
+              <w:spacing w:line="276" w:lineRule="auto" w:after="100"/>
+            </w:pPr>
+            <w:r>
+              <w:rPr>
+                <w:sz w:val="20"/>
+              </w:rPr>
+              <w:t>谁记得狼大那个揉搓线</w:t>
+            </w:r>
+            <w:r>
+              <w:br/>
+            </w:r>
+            <w:r>
+              <w:rPr>
+                <w:sz w:val="20"/>
+              </w:rPr>
+              <w:t>全A这个红下影接红上影是咋说来着</w:t>
+            </w:r>
+          </w:p>
+        </w:tc>
+      </w:tr>
+    </w:tbl>
+    <w:p>
+      <w:pPr>
+        <w:spacing w:after="40"/>
+      </w:pPr>
+    </w:p>
+    <w:tbl>
+      <w:tblPr>
+        <w:tblStyle w:val="TableGrid"/>
+        <w:tblW w:type="auto" w:w="0"/>
+        <w:tblLook w:firstColumn="1" w:firstRow="1" w:lastColumn="0" w:lastRow="0" w:noHBand="0" w:noVBand="1" w:val="04A0"/>
+      </w:tblPr>
+      <w:tblGrid>
+        <w:gridCol w:w="10080"/>
+      </w:tblGrid>
+      <w:tr>
+        <w:tc>
+          <w:tcPr>
+            <w:tcW w:type="dxa" w:w="10080"/>
+            <w:shd w:fill="F3F4F6"/>
+          </w:tcPr>
+          <w:p>
+            <w:pPr>
+              <w:spacing w:after="0"/>
+            </w:pPr>
+            <w:r>
+              <w:rPr>
+                <w:b/>
+                <w:color w:val="374151"/>
+                <w:sz w:val="19"/>
+              </w:rPr>
+              <w:t>2026-06-23 14:01  |  2696楼  |  Rzzz二号机  |  UID 67143809</w:t>
+            </w:r>
+          </w:p>
+        </w:tc>
+      </w:tr>
+      <w:tr>
+        <w:tc>
+          <w:tcPr>
+            <w:tcW w:type="dxa" w:w="10080"/>
+          </w:tcPr>
+          <w:p>
+            <w:pPr>
+              <w:spacing w:line="276" w:lineRule="auto" w:after="100"/>
+            </w:pPr>
+            <w:r>
+              <w:rPr>
+                <w:sz w:val="20"/>
+              </w:rPr>
+              <w:t>你们仨自己对号入座吧[s:pg:严肃]</w:t>
+            </w:r>
+          </w:p>
+          <w:p>
+            <w:pPr>
+              <w:spacing w:line="276" w:lineRule="auto" w:after="100"/>
+            </w:pPr>
+            <w:r>
+              <w:rPr>
+                <w:sz w:val="20"/>
+              </w:rPr>
+              <w:t>./mon_202606/23/jmQ56-5txiZgT3cShs-148.jpg./mon_202606/23/jmQ56-bgirZhT3cShs-148.jpg./mon_202606/23/jmQ56-esjtZgT3cShs-148.jpg</w:t>
+            </w:r>
+          </w:p>
+        </w:tc>
+      </w:tr>
+    </w:tbl>
+    <w:p>
+      <w:pPr>
+        <w:spacing w:after="40"/>
+      </w:pPr>
+    </w:p>
+    <w:tbl>
+      <w:tblPr>
+        <w:tblStyle w:val="TableGrid"/>
+        <w:tblW w:type="auto" w:w="0"/>
+        <w:tblLook w:firstColumn="1" w:firstRow="1" w:lastColumn="0" w:lastRow="0" w:noHBand="0" w:noVBand="1" w:val="04A0"/>
+      </w:tblPr>
+      <w:tblGrid>
+        <w:gridCol w:w="10080"/>
+      </w:tblGrid>
+      <w:tr>
+        <w:tc>
+          <w:tcPr>
+            <w:tcW w:type="dxa" w:w="10080"/>
+            <w:shd w:fill="EAF3EA"/>
+          </w:tcPr>
+          <w:p>
+            <w:pPr>
+              <w:spacing w:after="0"/>
+            </w:pPr>
+            <w:r>
+              <w:rPr>
+                <w:b/>
+                <w:color w:val="166534"/>
+                <w:sz w:val="23"/>
+              </w:rPr>
+              <w:t>2026-06-23 14:01  |  3396楼  |  狼大  |  UID 150058</w:t>
+            </w:r>
+          </w:p>
+        </w:tc>
+      </w:tr>
+      <w:tr>
+        <w:tc>
+          <w:tcPr>
+            <w:tcW w:type="dxa" w:w="10080"/>
+          </w:tcPr>
+          <w:p>
+            <w:pPr>
+              <w:spacing w:line="276" w:lineRule="auto" w:after="100"/>
+            </w:pPr>
+            <w:r>
+              <w:rPr>
+                <w:color w:val="111827"/>
+                <w:sz w:val="24"/>
+              </w:rPr>
+              <w:t>科技反倒没怎么跌了。倒是有色那边还在出货。确实是短时间涨太多了</w:t>
+            </w:r>
+          </w:p>
+        </w:tc>
+      </w:tr>
+    </w:tbl>
+    <w:p>
+      <w:pPr>
+        <w:spacing w:after="40"/>
+      </w:pPr>
+    </w:p>
+    <w:tbl>
+      <w:tblPr>
+        <w:tblStyle w:val="TableGrid"/>
+        <w:tblW w:type="auto" w:w="0"/>
+        <w:tblLook w:firstColumn="1" w:firstRow="1" w:lastColumn="0" w:lastRow="0" w:noHBand="0" w:noVBand="1" w:val="04A0"/>
+      </w:tblPr>
+      <w:tblGrid>
+        <w:gridCol w:w="10080"/>
+      </w:tblGrid>
+      <w:tr>
+        <w:tc>
+          <w:tcPr>
+            <w:tcW w:type="dxa" w:w="10080"/>
+            <w:shd w:fill="F3F4F6"/>
+          </w:tcPr>
+          <w:p>
+            <w:pPr>
+              <w:spacing w:after="0"/>
+            </w:pPr>
+            <w:r>
+              <w:rPr>
+                <w:b/>
+                <w:color w:val="374151"/>
+                <w:sz w:val="19"/>
+              </w:rPr>
+              <w:t>2026-06-23 14:03  |  311楼  |  Plezl  |  UID 67145714</w:t>
+            </w:r>
+          </w:p>
+        </w:tc>
+      </w:tr>
+      <w:tr>
+        <w:tc>
+          <w:tcPr>
+            <w:tcW w:type="dxa" w:w="10080"/>
+          </w:tcPr>
+          <w:p>
+            <w:pPr>
+              <w:spacing w:line="276" w:lineRule="auto" w:after="100"/>
+            </w:pPr>
+            <w:r>
+              <w:rPr>
+                <w:sz w:val="20"/>
+              </w:rPr>
+              <w:t>要是收不回来，有点难看了</w:t>
+            </w:r>
+          </w:p>
+        </w:tc>
+      </w:tr>
+    </w:tbl>
+    <w:p>
+      <w:pPr>
+        <w:spacing w:after="40"/>
+      </w:pPr>
+    </w:p>
+    <w:tbl>
+      <w:tblPr>
+        <w:tblStyle w:val="TableGrid"/>
+        <w:tblW w:type="auto" w:w="0"/>
+        <w:tblLook w:firstColumn="1" w:firstRow="1" w:lastColumn="0" w:lastRow="0" w:noHBand="0" w:noVBand="1" w:val="04A0"/>
+      </w:tblPr>
+      <w:tblGrid>
+        <w:gridCol w:w="10080"/>
+      </w:tblGrid>
+      <w:tr>
+        <w:tc>
+          <w:tcPr>
+            <w:tcW w:type="dxa" w:w="10080"/>
+            <w:shd w:fill="F3F4F6"/>
+          </w:tcPr>
+          <w:p>
+            <w:pPr>
+              <w:spacing w:after="0"/>
+            </w:pPr>
+            <w:r>
+              <w:rPr>
+                <w:b/>
+                <w:color w:val="374151"/>
+                <w:sz w:val="19"/>
+              </w:rPr>
+              <w:t>2026-06-23 14:07  |  2697楼  |  Rzzz二号机  |  UID 67143809</w:t>
+            </w:r>
+          </w:p>
+        </w:tc>
+      </w:tr>
+      <w:tr>
+        <w:tc>
+          <w:tcPr>
+            <w:tcW w:type="dxa" w:w="10080"/>
+          </w:tcPr>
+          <w:p>
+            <w:pPr>
+              <w:spacing w:line="276" w:lineRule="auto" w:after="100"/>
+            </w:pPr>
+            <w:r>
+              <w:rPr>
+                <w:sz w:val="20"/>
+              </w:rPr>
+              <w:t>[s:pg:严肃]火鸡哥 今天期指有点痛奥</w:t>
+            </w:r>
+          </w:p>
+        </w:tc>
+      </w:tr>
+    </w:tbl>
+    <w:p>
+      <w:pPr>
+        <w:spacing w:after="40"/>
+      </w:pPr>
+    </w:p>
+    <w:tbl>
+      <w:tblPr>
+        <w:tblStyle w:val="TableGrid"/>
+        <w:tblW w:type="auto" w:w="0"/>
+        <w:tblLook w:firstColumn="1" w:firstRow="1" w:lastColumn="0" w:lastRow="0" w:noHBand="0" w:noVBand="1" w:val="04A0"/>
+      </w:tblPr>
+      <w:tblGrid>
+        <w:gridCol w:w="10080"/>
+      </w:tblGrid>
+      <w:tr>
+        <w:tc>
+          <w:tcPr>
+            <w:tcW w:type="dxa" w:w="10080"/>
+            <w:shd w:fill="EAF3EA"/>
+          </w:tcPr>
+          <w:p>
+            <w:pPr>
+              <w:spacing w:after="0"/>
+            </w:pPr>
+            <w:r>
+              <w:rPr>
+                <w:b/>
+                <w:color w:val="166534"/>
+                <w:sz w:val="23"/>
+              </w:rPr>
+              <w:t>2026-06-23 14:08  |  3397楼  |  狼大  |  UID 150058</w:t>
+            </w:r>
+          </w:p>
+        </w:tc>
+      </w:tr>
+      <w:tr>
+        <w:tc>
+          <w:tcPr>
+            <w:tcW w:type="dxa" w:w="10080"/>
+          </w:tcPr>
+          <w:p>
+            <w:pPr>
+              <w:spacing w:line="276" w:lineRule="auto" w:after="100"/>
+            </w:pPr>
+            <w:r>
+              <w:rPr>
+                <w:color w:val="111827"/>
+                <w:sz w:val="24"/>
+              </w:rPr>
+              <w:t>有色稀土小金属那边触发集体止损了 指数有点兜不住啊</w:t>
+            </w:r>
+            <w:r>
+              <w:br/>
+            </w:r>
+            <w:r>
+              <w:rPr>
+                <w:color w:val="111827"/>
+                <w:sz w:val="24"/>
+              </w:rPr>
+              <w:t>科技止跌也没用</w:t>
+            </w:r>
+          </w:p>
+        </w:tc>
+      </w:tr>
+    </w:tbl>
+    <w:p>
+      <w:pPr>
+        <w:spacing w:after="40"/>
+      </w:pPr>
+    </w:p>
+    <w:tbl>
+      <w:tblPr>
+        <w:tblStyle w:val="TableGrid"/>
+        <w:tblW w:type="auto" w:w="0"/>
+        <w:tblLook w:firstColumn="1" w:firstRow="1" w:lastColumn="0" w:lastRow="0" w:noHBand="0" w:noVBand="1" w:val="04A0"/>
+      </w:tblPr>
+      <w:tblGrid>
+        <w:gridCol w:w="10080"/>
+      </w:tblGrid>
+      <w:tr>
+        <w:tc>
+          <w:tcPr>
+            <w:tcW w:type="dxa" w:w="10080"/>
+            <w:shd w:fill="F3F4F6"/>
+          </w:tcPr>
+          <w:p>
+            <w:pPr>
+              <w:spacing w:after="0"/>
+            </w:pPr>
+            <w:r>
+              <w:rPr>
+                <w:b/>
+                <w:color w:val="374151"/>
+                <w:sz w:val="19"/>
+              </w:rPr>
+              <w:t>2026-06-23 14:09  |  565楼  |  夜骰2号机  |  UID 66908070</w:t>
+            </w:r>
+          </w:p>
+        </w:tc>
+      </w:tr>
+      <w:tr>
+        <w:tc>
+          <w:tcPr>
+            <w:tcW w:type="dxa" w:w="10080"/>
+          </w:tcPr>
+          <w:p>
+            <w:pPr>
+              <w:spacing w:line="276" w:lineRule="auto" w:after="100"/>
+            </w:pPr>
+            <w:r>
+              <w:rPr>
+                <w:sz w:val="20"/>
+              </w:rPr>
+              <w:t>破17了还在加速有点不太对劲[s:ac:哭笑]活跃市值要-2力</w:t>
+            </w:r>
+          </w:p>
+        </w:tc>
+      </w:tr>
+    </w:tbl>
+    <w:p>
+      <w:pPr>
+        <w:spacing w:after="40"/>
+      </w:pPr>
+    </w:p>
+    <w:tbl>
+      <w:tblPr>
+        <w:tblStyle w:val="TableGrid"/>
+        <w:tblW w:type="auto" w:w="0"/>
+        <w:tblLook w:firstColumn="1" w:firstRow="1" w:lastColumn="0" w:lastRow="0" w:noHBand="0" w:noVBand="1" w:val="04A0"/>
+      </w:tblPr>
+      <w:tblGrid>
+        <w:gridCol w:w="10080"/>
+      </w:tblGrid>
+      <w:tr>
+        <w:tc>
+          <w:tcPr>
+            <w:tcW w:type="dxa" w:w="10080"/>
+            <w:shd w:fill="F3F4F6"/>
+          </w:tcPr>
+          <w:p>
+            <w:pPr>
+              <w:spacing w:after="0"/>
+            </w:pPr>
+            <w:r>
+              <w:rPr>
+                <w:b/>
+                <w:color w:val="374151"/>
+                <w:sz w:val="19"/>
+              </w:rPr>
+              <w:t>2026-06-23 14:09  |  2698楼  |  Rzzz二号机  |  UID 67143809</w:t>
+            </w:r>
+          </w:p>
+        </w:tc>
+      </w:tr>
+      <w:tr>
+        <w:tc>
+          <w:tcPr>
+            <w:tcW w:type="dxa" w:w="10080"/>
+          </w:tcPr>
+          <w:p>
+            <w:pPr>
+              <w:spacing w:line="276" w:lineRule="auto" w:after="100"/>
+            </w:pPr>
+            <w:r>
+              <w:rPr>
+                <w:sz w:val="20"/>
+              </w:rPr>
+              <w:t>[s:pg:严肃]不加仓是对的 不抄底也是对的</w:t>
+            </w:r>
+          </w:p>
+        </w:tc>
+      </w:tr>
+    </w:tbl>
+    <w:p>
+      <w:pPr>
+        <w:spacing w:after="40"/>
+      </w:pPr>
+    </w:p>
+    <w:tbl>
+      <w:tblPr>
+        <w:tblStyle w:val="TableGrid"/>
+        <w:tblW w:type="auto" w:w="0"/>
+        <w:tblLook w:firstColumn="1" w:firstRow="1" w:lastColumn="0" w:lastRow="0" w:noHBand="0" w:noVBand="1" w:val="04A0"/>
+      </w:tblPr>
+      <w:tblGrid>
+        <w:gridCol w:w="10080"/>
+      </w:tblGrid>
+      <w:tr>
+        <w:tc>
+          <w:tcPr>
+            <w:tcW w:type="dxa" w:w="10080"/>
+            <w:shd w:fill="F3F4F6"/>
+          </w:tcPr>
+          <w:p>
+            <w:pPr>
+              <w:spacing w:after="0"/>
+            </w:pPr>
+            <w:r>
+              <w:rPr>
+                <w:b/>
+                <w:color w:val="374151"/>
+                <w:sz w:val="19"/>
+              </w:rPr>
+              <w:t>2026-06-23 14:13  |  312楼  |  Plezl  |  UID 67145714</w:t>
+            </w:r>
+          </w:p>
+        </w:tc>
+      </w:tr>
+      <w:tr>
+        <w:tc>
+          <w:tcPr>
+            <w:tcW w:type="dxa" w:w="10080"/>
+          </w:tcPr>
+          <w:p>
+            <w:pPr>
+              <w:spacing w:line="276" w:lineRule="auto" w:after="100"/>
+            </w:pPr>
+            <w:r>
+              <w:rPr>
+                <w:sz w:val="20"/>
+              </w:rPr>
+              <w:t>有可能昨天证券白拉</w:t>
+            </w:r>
+          </w:p>
+        </w:tc>
+      </w:tr>
+    </w:tbl>
+    <w:p>
+      <w:pPr>
+        <w:spacing w:after="40"/>
+      </w:pPr>
+    </w:p>
+    <w:tbl>
+      <w:tblPr>
+        <w:tblStyle w:val="TableGrid"/>
+        <w:tblW w:type="auto" w:w="0"/>
+        <w:tblLook w:firstColumn="1" w:firstRow="1" w:lastColumn="0" w:lastRow="0" w:noHBand="0" w:noVBand="1" w:val="04A0"/>
+      </w:tblPr>
+      <w:tblGrid>
+        <w:gridCol w:w="10080"/>
+      </w:tblGrid>
+      <w:tr>
+        <w:tc>
+          <w:tcPr>
+            <w:tcW w:type="dxa" w:w="10080"/>
+            <w:shd w:fill="EAF3EA"/>
+          </w:tcPr>
+          <w:p>
+            <w:pPr>
+              <w:spacing w:after="0"/>
+            </w:pPr>
+            <w:r>
+              <w:rPr>
+                <w:b/>
+                <w:color w:val="166534"/>
+                <w:sz w:val="23"/>
+              </w:rPr>
+              <w:t>2026-06-23 14:13  |  3398楼  |  狼大  |  UID 150058</w:t>
+            </w:r>
+          </w:p>
+        </w:tc>
+      </w:tr>
+      <w:tr>
+        <w:tc>
+          <w:tcPr>
+            <w:tcW w:type="dxa" w:w="10080"/>
+          </w:tcPr>
+          <w:p>
+            <w:pPr>
+              <w:spacing w:line="276" w:lineRule="auto" w:after="100"/>
+            </w:pPr>
+            <w:r>
+              <w:rPr>
+                <w:color w:val="111827"/>
+                <w:sz w:val="24"/>
+              </w:rPr>
+              <w:t>。。。半导体设备又没有比昨天低 也不知道在犬吠什么</w:t>
+            </w:r>
+          </w:p>
+        </w:tc>
+      </w:tr>
+    </w:tbl>
+    <w:p>
+      <w:pPr>
+        <w:spacing w:after="40"/>
+      </w:pPr>
+    </w:p>
+    <w:tbl>
+      <w:tblPr>
+        <w:tblStyle w:val="TableGrid"/>
+        <w:tblW w:type="auto" w:w="0"/>
+        <w:tblLook w:firstColumn="1" w:firstRow="1" w:lastColumn="0" w:lastRow="0" w:noHBand="0" w:noVBand="1" w:val="04A0"/>
+      </w:tblPr>
+      <w:tblGrid>
+        <w:gridCol w:w="10080"/>
+      </w:tblGrid>
+      <w:tr>
+        <w:tc>
+          <w:tcPr>
+            <w:tcW w:type="dxa" w:w="10080"/>
+            <w:shd w:fill="F3F4F6"/>
+          </w:tcPr>
+          <w:p>
+            <w:pPr>
+              <w:spacing w:after="0"/>
+            </w:pPr>
+            <w:r>
+              <w:rPr>
+                <w:b/>
+                <w:color w:val="374151"/>
+                <w:sz w:val="19"/>
+              </w:rPr>
+              <w:t>2026-06-23 14:14  |  1491楼  |  zippo578  |  UID 65329649</w:t>
+            </w:r>
+          </w:p>
+        </w:tc>
+      </w:tr>
+      <w:tr>
+        <w:tc>
+          <w:tcPr>
+            <w:tcW w:type="dxa" w:w="10080"/>
+          </w:tcPr>
+          <w:p>
+            <w:pPr>
+              <w:spacing w:line="276" w:lineRule="auto" w:after="100"/>
+            </w:pPr>
+            <w:r>
+              <w:rPr>
+                <w:sz w:val="20"/>
+              </w:rPr>
+              <w:t>棒子牛批啊</w:t>
+            </w:r>
+          </w:p>
+        </w:tc>
+      </w:tr>
+    </w:tbl>
+    <w:p>
+      <w:pPr>
+        <w:spacing w:after="40"/>
+      </w:pPr>
+    </w:p>
+    <w:tbl>
+      <w:tblPr>
+        <w:tblStyle w:val="TableGrid"/>
+        <w:tblW w:type="auto" w:w="0"/>
+        <w:tblLook w:firstColumn="1" w:firstRow="1" w:lastColumn="0" w:lastRow="0" w:noHBand="0" w:noVBand="1" w:val="04A0"/>
+      </w:tblPr>
+      <w:tblGrid>
+        <w:gridCol w:w="10080"/>
+      </w:tblGrid>
+      <w:tr>
+        <w:tc>
+          <w:tcPr>
+            <w:tcW w:type="dxa" w:w="10080"/>
+            <w:shd w:fill="F3F4F6"/>
+          </w:tcPr>
+          <w:p>
+            <w:pPr>
+              <w:spacing w:after="0"/>
+            </w:pPr>
+            <w:r>
+              <w:rPr>
+                <w:b/>
+                <w:color w:val="374151"/>
+                <w:sz w:val="19"/>
+              </w:rPr>
+              <w:t>2026-06-23 14:25  |  566楼  |  夜骰2号机  |  UID 66908070</w:t>
+            </w:r>
+          </w:p>
+        </w:tc>
+      </w:tr>
+      <w:tr>
+        <w:tc>
+          <w:tcPr>
+            <w:tcW w:type="dxa" w:w="10080"/>
+          </w:tcPr>
+          <w:p>
+            <w:pPr>
+              <w:spacing w:line="276" w:lineRule="auto" w:after="100"/>
+            </w:pPr>
+            <w:r>
+              <w:rPr>
+                <w:sz w:val="20"/>
+              </w:rPr>
+              <w:t>-2.3它leile[s:ac:哭笑]让你回踩5日没让你一天踩完(</w:t>
+            </w:r>
+            <w:r>
+              <w:br/>
+            </w:r>
+            <w:r>
+              <w:rPr>
+                <w:sz w:val="20"/>
+              </w:rPr>
+              <w:t>收盘破就按纪律开始减仓，收回来允许宽限观察</w:t>
+            </w:r>
+          </w:p>
+        </w:tc>
+      </w:tr>
+    </w:tbl>
+    <w:p>
+      <w:pPr>
+        <w:spacing w:after="40"/>
+      </w:pPr>
+    </w:p>
+    <w:tbl>
+      <w:tblPr>
+        <w:tblStyle w:val="TableGrid"/>
+        <w:tblW w:type="auto" w:w="0"/>
+        <w:tblLook w:firstColumn="1" w:firstRow="1" w:lastColumn="0" w:lastRow="0" w:noHBand="0" w:noVBand="1" w:val="04A0"/>
+      </w:tblPr>
+      <w:tblGrid>
+        <w:gridCol w:w="10080"/>
+      </w:tblGrid>
+      <w:tr>
+        <w:tc>
+          <w:tcPr>
+            <w:tcW w:type="dxa" w:w="10080"/>
+            <w:shd w:fill="F3F4F6"/>
+          </w:tcPr>
+          <w:p>
+            <w:pPr>
+              <w:spacing w:after="0"/>
+            </w:pPr>
+            <w:r>
+              <w:rPr>
+                <w:b/>
+                <w:color w:val="374151"/>
+                <w:sz w:val="19"/>
+              </w:rPr>
+              <w:t>2026-06-23 14:26  |  1111楼  |  灰兔尾  |  UID 60916468</w:t>
+            </w:r>
+          </w:p>
+        </w:tc>
+      </w:tr>
+      <w:tr>
+        <w:tc>
+          <w:tcPr>
+            <w:tcW w:type="dxa" w:w="10080"/>
+          </w:tcPr>
+          <w:p>
+            <w:pPr>
+              <w:spacing w:line="276" w:lineRule="auto" w:after="100"/>
+            </w:pPr>
+            <w:r>
+              <w:rPr>
+                <w:sz w:val="20"/>
+              </w:rPr>
+              <w:t>这大盘阴包阳真是鬼见愁，上一次5.14直接见顶了</w:t>
+            </w:r>
+          </w:p>
+          <w:p>
+            <w:pPr>
+              <w:spacing w:line="276" w:lineRule="auto" w:after="100"/>
+            </w:pPr>
+            <w:r>
+              <w:rPr>
+                <w:sz w:val="20"/>
+              </w:rPr>
+              <w:t>有色真的是没道理，我真想不通为什么在这里这样摁这个位置的有色，这帮人是不是脑子有问题啊</w:t>
+            </w:r>
+          </w:p>
+        </w:tc>
+      </w:tr>
+    </w:tbl>
+    <w:p>
+      <w:pPr>
+        <w:spacing w:after="40"/>
+      </w:pPr>
+    </w:p>
+    <w:tbl>
+      <w:tblPr>
+        <w:tblStyle w:val="TableGrid"/>
+        <w:tblW w:type="auto" w:w="0"/>
+        <w:tblLook w:firstColumn="1" w:firstRow="1" w:lastColumn="0" w:lastRow="0" w:noHBand="0" w:noVBand="1" w:val="04A0"/>
+      </w:tblPr>
+      <w:tblGrid>
+        <w:gridCol w:w="10080"/>
+      </w:tblGrid>
+      <w:tr>
+        <w:tc>
+          <w:tcPr>
+            <w:tcW w:type="dxa" w:w="10080"/>
+            <w:shd w:fill="F3F4F6"/>
+          </w:tcPr>
+          <w:p>
+            <w:pPr>
+              <w:spacing w:after="0"/>
+            </w:pPr>
+            <w:r>
+              <w:rPr>
+                <w:b/>
+                <w:color w:val="374151"/>
+                <w:sz w:val="19"/>
+              </w:rPr>
+              <w:t>2026-06-23 14:28  |  313楼  |  Plezl  |  UID 67145714</w:t>
+            </w:r>
+          </w:p>
+        </w:tc>
+      </w:tr>
+      <w:tr>
+        <w:tc>
+          <w:tcPr>
+            <w:tcW w:type="dxa" w:w="10080"/>
+          </w:tcPr>
+          <w:p>
+            <w:pPr>
+              <w:spacing w:line="276" w:lineRule="auto" w:after="100"/>
+            </w:pPr>
+            <w:r>
+              <w:rPr>
+                <w:sz w:val="20"/>
+              </w:rPr>
+              <w:t>本来应该从从容容游刃有余，加了电池etf以后现在是匆匆忙忙连滚带爬</w:t>
+            </w:r>
+          </w:p>
+        </w:tc>
+      </w:tr>
+    </w:tbl>
+    <w:p>
+      <w:pPr>
+        <w:spacing w:after="40"/>
+      </w:pPr>
+    </w:p>
+    <w:tbl>
+      <w:tblPr>
+        <w:tblStyle w:val="TableGrid"/>
+        <w:tblW w:type="auto" w:w="0"/>
+        <w:tblLook w:firstColumn="1" w:firstRow="1" w:lastColumn="0" w:lastRow="0" w:noHBand="0" w:noVBand="1" w:val="04A0"/>
+      </w:tblPr>
+      <w:tblGrid>
+        <w:gridCol w:w="10080"/>
+      </w:tblGrid>
+      <w:tr>
+        <w:tc>
+          <w:tcPr>
+            <w:tcW w:type="dxa" w:w="10080"/>
+            <w:shd w:fill="F3F4F6"/>
+          </w:tcPr>
+          <w:p>
+            <w:pPr>
+              <w:spacing w:after="0"/>
+            </w:pPr>
+            <w:r>
+              <w:rPr>
+                <w:b/>
+                <w:color w:val="374151"/>
+                <w:sz w:val="19"/>
+              </w:rPr>
+              <w:t>2026-06-23 14:29  |  1492楼  |  zippo578  |  UID 65329649</w:t>
+            </w:r>
+          </w:p>
+        </w:tc>
+      </w:tr>
+      <w:tr>
+        <w:tc>
+          <w:tcPr>
+            <w:tcW w:type="dxa" w:w="10080"/>
+          </w:tcPr>
+          <w:p>
+            <w:pPr>
+              <w:spacing w:line="276" w:lineRule="auto" w:after="100"/>
+            </w:pPr>
+            <w:r>
+              <w:rPr>
+                <w:sz w:val="20"/>
+              </w:rPr>
+              <w:t>今天有没有一直跌一直补的</w:t>
+            </w:r>
+            <w:r>
+              <w:br/>
+            </w:r>
+            <w:r>
+              <w:rPr>
+                <w:sz w:val="20"/>
+              </w:rPr>
+              <w:t>这就是糖葫芦战法</w:t>
+            </w:r>
+            <w:r>
+              <w:br/>
+            </w:r>
+            <w:r>
+              <w:rPr>
+                <w:sz w:val="20"/>
+              </w:rPr>
+              <w:t>后面4浪时候一样的</w:t>
+            </w:r>
+            <w:r>
+              <w:br/>
+            </w:r>
+            <w:r>
+              <w:rPr>
+                <w:sz w:val="20"/>
+              </w:rPr>
+              <w:t>只不过今天是分钟级的糖葫芦</w:t>
+            </w:r>
+            <w:r>
+              <w:br/>
+            </w:r>
+            <w:r>
+              <w:rPr>
+                <w:sz w:val="20"/>
+              </w:rPr>
+              <w:t>4浪是日线级的糖葫芦[s:ac:喘]</w:t>
+            </w:r>
+          </w:p>
+        </w:tc>
+      </w:tr>
+    </w:tbl>
+    <w:p>
+      <w:pPr>
+        <w:spacing w:after="40"/>
+      </w:pPr>
+    </w:p>
+    <w:tbl>
+      <w:tblPr>
+        <w:tblStyle w:val="TableGrid"/>
+        <w:tblW w:type="auto" w:w="0"/>
+        <w:tblLook w:firstColumn="1" w:firstRow="1" w:lastColumn="0" w:lastRow="0" w:noHBand="0" w:noVBand="1" w:val="04A0"/>
+      </w:tblPr>
+      <w:tblGrid>
+        <w:gridCol w:w="10080"/>
+      </w:tblGrid>
+      <w:tr>
+        <w:tc>
+          <w:tcPr>
+            <w:tcW w:type="dxa" w:w="10080"/>
+            <w:shd w:fill="EAF3EA"/>
+          </w:tcPr>
+          <w:p>
+            <w:pPr>
+              <w:spacing w:after="0"/>
+            </w:pPr>
+            <w:r>
+              <w:rPr>
+                <w:b/>
+                <w:color w:val="166534"/>
+                <w:sz w:val="23"/>
+              </w:rPr>
+              <w:t>2026-06-23 14:29  |  3399楼  |  狼大  |  UID 150058</w:t>
+            </w:r>
+          </w:p>
+        </w:tc>
+      </w:tr>
+      <w:tr>
+        <w:tc>
+          <w:tcPr>
+            <w:tcW w:type="dxa" w:w="10080"/>
+          </w:tcPr>
+          <w:p>
+            <w:pPr>
+              <w:spacing w:line="276" w:lineRule="auto" w:after="100"/>
+            </w:pPr>
+            <w:r>
+              <w:rPr>
+                <w:color w:val="111827"/>
+                <w:sz w:val="24"/>
+              </w:rPr>
+              <w:t>昨天进来的增量今天都在树上了 不懂几天能救出来</w:t>
+            </w:r>
+          </w:p>
+        </w:tc>
+      </w:tr>
+    </w:tbl>
+    <w:p>
+      <w:pPr>
+        <w:spacing w:after="40"/>
+      </w:pPr>
+    </w:p>
+    <w:tbl>
+      <w:tblPr>
+        <w:tblStyle w:val="TableGrid"/>
+        <w:tblW w:type="auto" w:w="0"/>
+        <w:tblLook w:firstColumn="1" w:firstRow="1" w:lastColumn="0" w:lastRow="0" w:noHBand="0" w:noVBand="1" w:val="04A0"/>
+      </w:tblPr>
+      <w:tblGrid>
+        <w:gridCol w:w="10080"/>
+      </w:tblGrid>
+      <w:tr>
+        <w:tc>
+          <w:tcPr>
+            <w:tcW w:type="dxa" w:w="10080"/>
+            <w:shd w:fill="EAF3EA"/>
+          </w:tcPr>
+          <w:p>
+            <w:pPr>
+              <w:spacing w:after="0"/>
+            </w:pPr>
+            <w:r>
+              <w:rPr>
+                <w:b/>
+                <w:color w:val="166534"/>
+                <w:sz w:val="23"/>
+              </w:rPr>
+              <w:t>2026-06-23 14:31  |  3400楼  |  狼大  |  UID 150058</w:t>
+            </w:r>
+          </w:p>
+        </w:tc>
+      </w:tr>
+      <w:tr>
+        <w:tc>
+          <w:tcPr>
+            <w:tcW w:type="dxa" w:w="10080"/>
+          </w:tcPr>
+          <w:p>
+            <w:pPr>
+              <w:spacing w:line="276" w:lineRule="auto" w:after="100"/>
+            </w:pPr>
+            <w:r>
+              <w:rPr>
+                <w:color w:val="111827"/>
+                <w:sz w:val="24"/>
+              </w:rPr>
+              <w:t>基本确认昨天的券商资金是科技那边的了。</w:t>
+            </w:r>
+          </w:p>
+        </w:tc>
+      </w:tr>
+    </w:tbl>
+    <w:p>
+      <w:pPr>
+        <w:spacing w:after="40"/>
+      </w:pPr>
+    </w:p>
+    <w:tbl>
+      <w:tblPr>
+        <w:tblStyle w:val="TableGrid"/>
+        <w:tblW w:type="auto" w:w="0"/>
+        <w:tblLook w:firstColumn="1" w:firstRow="1" w:lastColumn="0" w:lastRow="0" w:noHBand="0" w:noVBand="1" w:val="04A0"/>
+      </w:tblPr>
+      <w:tblGrid>
+        <w:gridCol w:w="10080"/>
+      </w:tblGrid>
+      <w:tr>
+        <w:tc>
+          <w:tcPr>
+            <w:tcW w:type="dxa" w:w="10080"/>
+            <w:shd w:fill="F3F4F6"/>
+          </w:tcPr>
+          <w:p>
+            <w:pPr>
+              <w:spacing w:after="0"/>
+            </w:pPr>
+            <w:r>
+              <w:rPr>
+                <w:b/>
+                <w:color w:val="374151"/>
+                <w:sz w:val="19"/>
+              </w:rPr>
+              <w:t>2026-06-23 14:33  |  567楼  |  夜骰2号机  |  UID 66908070</w:t>
+            </w:r>
+          </w:p>
+        </w:tc>
+      </w:tr>
+      <w:tr>
+        <w:tc>
+          <w:tcPr>
+            <w:tcW w:type="dxa" w:w="10080"/>
+          </w:tcPr>
+          <w:p>
+            <w:pPr>
+              <w:spacing w:line="276" w:lineRule="auto" w:after="100"/>
+            </w:pPr>
+            <w:r>
+              <w:rPr>
+                <w:sz w:val="20"/>
+              </w:rPr>
+              <w:t>Reply to Reply Post by 月灵 (2026-06-23 14:27)</w:t>
+            </w:r>
+            <w:r>
+              <w:br/>
+            </w:r>
+            <w:r>
+              <w:rPr>
+                <w:sz w:val="20"/>
+              </w:rPr>
+              <w:t>对啊，看收盘，收盘-2.3以下确认下跌浪开始</w:t>
+            </w:r>
+            <w:r>
+              <w:br/>
+            </w:r>
+            <w:r>
+              <w:rPr>
+                <w:sz w:val="20"/>
+              </w:rPr>
+              <w:t>不过日内出现也要警惕，正常情况不应该有这种东西[s:a2:不明觉厉]今天又是个撞5月14低点出阻力且科技材料高开下砸的剧本，基本上是一模一样，是存在手法复刻的可能性的，那就要看明天的修复情况，不及预期就要小心</w:t>
+            </w:r>
+          </w:p>
+        </w:tc>
+      </w:tr>
+    </w:tbl>
+    <w:p>
+      <w:pPr>
+        <w:spacing w:after="40"/>
+      </w:pPr>
+    </w:p>
+    <w:tbl>
+      <w:tblPr>
+        <w:tblStyle w:val="TableGrid"/>
+        <w:tblW w:type="auto" w:w="0"/>
+        <w:tblLook w:firstColumn="1" w:firstRow="1" w:lastColumn="0" w:lastRow="0" w:noHBand="0" w:noVBand="1" w:val="04A0"/>
+      </w:tblPr>
+      <w:tblGrid>
+        <w:gridCol w:w="10080"/>
+      </w:tblGrid>
+      <w:tr>
+        <w:tc>
+          <w:tcPr>
+            <w:tcW w:type="dxa" w:w="10080"/>
+            <w:shd w:fill="F3F4F6"/>
+          </w:tcPr>
+          <w:p>
+            <w:pPr>
+              <w:spacing w:after="0"/>
+            </w:pPr>
+            <w:r>
+              <w:rPr>
+                <w:b/>
+                <w:color w:val="374151"/>
+                <w:sz w:val="19"/>
+              </w:rPr>
+              <w:t>2026-06-23 14:41  |  568楼  |  夜骰2号机  |  UID 66908070</w:t>
+            </w:r>
+          </w:p>
+        </w:tc>
+      </w:tr>
+      <w:tr>
+        <w:tc>
+          <w:tcPr>
+            <w:tcW w:type="dxa" w:w="10080"/>
+          </w:tcPr>
+          <w:p>
+            <w:pPr>
+              <w:spacing w:line="276" w:lineRule="auto" w:after="100"/>
+            </w:pPr>
+            <w:r>
+              <w:rPr>
+                <w:sz w:val="20"/>
+              </w:rPr>
+              <w:t>Reply to Reply Post by 月灵 (2026-06-23 14:36)</w:t>
+            </w:r>
+            <w:r>
+              <w:br/>
+            </w:r>
+            <w:r>
+              <w:rPr>
+                <w:sz w:val="20"/>
+              </w:rPr>
+              <w:t>本来这次+4那天就属于稀有情况，上次0轴下直接+4拉起来好像是很多年前的事了，有老板来玩了跟随就跟随呗倒是无所谓的</w:t>
+            </w:r>
+            <w:r>
+              <w:br/>
+            </w:r>
+            <w:r>
+              <w:rPr>
+                <w:sz w:val="20"/>
+              </w:rPr>
+              <w:t>按指标来吧，上星期又不是没爽吃，就算老板心血来潮又走了结账个饮料钱也是白赚一顿大餐[s:a2:不明觉厉]严肃跟随大资金动向</w:t>
+            </w:r>
+          </w:p>
+        </w:tc>
+      </w:tr>
+    </w:tbl>
+    <w:p>
+      <w:pPr>
+        <w:spacing w:after="40"/>
+      </w:pPr>
+    </w:p>
+    <w:tbl>
+      <w:tblPr>
+        <w:tblStyle w:val="TableGrid"/>
+        <w:tblW w:type="auto" w:w="0"/>
+        <w:tblLook w:firstColumn="1" w:firstRow="1" w:lastColumn="0" w:lastRow="0" w:noHBand="0" w:noVBand="1" w:val="04A0"/>
+      </w:tblPr>
+      <w:tblGrid>
+        <w:gridCol w:w="10080"/>
+      </w:tblGrid>
+      <w:tr>
+        <w:tc>
+          <w:tcPr>
+            <w:tcW w:type="dxa" w:w="10080"/>
+            <w:shd w:fill="F3F4F6"/>
+          </w:tcPr>
+          <w:p>
+            <w:pPr>
+              <w:spacing w:after="0"/>
+            </w:pPr>
+            <w:r>
+              <w:rPr>
+                <w:b/>
+                <w:color w:val="374151"/>
+                <w:sz w:val="19"/>
+              </w:rPr>
+              <w:t>2026-06-23 14:44  |  1112楼  |  灰兔尾  |  UID 60916468</w:t>
+            </w:r>
+          </w:p>
+        </w:tc>
+      </w:tr>
+      <w:tr>
+        <w:tc>
+          <w:tcPr>
+            <w:tcW w:type="dxa" w:w="10080"/>
+          </w:tcPr>
+          <w:p>
+            <w:pPr>
+              <w:spacing w:line="276" w:lineRule="auto" w:after="100"/>
+            </w:pPr>
+            <w:r>
+              <w:rPr>
+                <w:sz w:val="20"/>
+              </w:rPr>
+              <w:t>我决定尾盘买回紫金，并加仓一成，试试就逝世</w:t>
+            </w:r>
+          </w:p>
+        </w:tc>
+      </w:tr>
+    </w:tbl>
+    <w:p>
+      <w:pPr>
+        <w:spacing w:after="40"/>
+      </w:pPr>
+    </w:p>
+    <w:tbl>
+      <w:tblPr>
+        <w:tblStyle w:val="TableGrid"/>
+        <w:tblW w:type="auto" w:w="0"/>
+        <w:tblLook w:firstColumn="1" w:firstRow="1" w:lastColumn="0" w:lastRow="0" w:noHBand="0" w:noVBand="1" w:val="04A0"/>
+      </w:tblPr>
+      <w:tblGrid>
+        <w:gridCol w:w="10080"/>
+      </w:tblGrid>
+      <w:tr>
+        <w:tc>
+          <w:tcPr>
+            <w:tcW w:type="dxa" w:w="10080"/>
+            <w:shd w:fill="F3F4F6"/>
+          </w:tcPr>
+          <w:p>
+            <w:pPr>
+              <w:spacing w:after="0"/>
+            </w:pPr>
+            <w:r>
+              <w:rPr>
+                <w:b/>
+                <w:color w:val="374151"/>
+                <w:sz w:val="19"/>
+              </w:rPr>
+              <w:t>2026-06-23 14:45  |  1113楼  |  灰兔尾  |  UID 60916468</w:t>
+            </w:r>
+          </w:p>
+        </w:tc>
+      </w:tr>
+      <w:tr>
+        <w:tc>
+          <w:tcPr>
+            <w:tcW w:type="dxa" w:w="10080"/>
+          </w:tcPr>
+          <w:p>
+            <w:pPr>
+              <w:spacing w:line="276" w:lineRule="auto" w:after="100"/>
+            </w:pPr>
+            <w:r>
+              <w:rPr>
+                <w:sz w:val="20"/>
+              </w:rPr>
+              <w:t>美国还加息？招笑来的，他敢加息我立马清仓老老实实工作，因为中国人民的黄金时代就要来了</w:t>
+            </w:r>
+          </w:p>
+        </w:tc>
+      </w:tr>
+    </w:tbl>
+    <w:p>
+      <w:pPr>
+        <w:spacing w:after="40"/>
+      </w:pPr>
+    </w:p>
+    <w:tbl>
+      <w:tblPr>
+        <w:tblStyle w:val="TableGrid"/>
+        <w:tblW w:type="auto" w:w="0"/>
+        <w:tblLook w:firstColumn="1" w:firstRow="1" w:lastColumn="0" w:lastRow="0" w:noHBand="0" w:noVBand="1" w:val="04A0"/>
+      </w:tblPr>
+      <w:tblGrid>
+        <w:gridCol w:w="10080"/>
+      </w:tblGrid>
+      <w:tr>
+        <w:tc>
+          <w:tcPr>
+            <w:tcW w:type="dxa" w:w="10080"/>
+            <w:shd w:fill="F3F4F6"/>
+          </w:tcPr>
+          <w:p>
+            <w:pPr>
+              <w:spacing w:after="0"/>
+            </w:pPr>
+            <w:r>
+              <w:rPr>
+                <w:b/>
+                <w:color w:val="374151"/>
+                <w:sz w:val="19"/>
+              </w:rPr>
+              <w:t>2026-06-23 14:46  |  569楼  |  夜骰2号机  |  UID 66908070</w:t>
+            </w:r>
+          </w:p>
+        </w:tc>
+      </w:tr>
+      <w:tr>
+        <w:tc>
+          <w:tcPr>
+            <w:tcW w:type="dxa" w:w="10080"/>
+          </w:tcPr>
+          <w:p>
+            <w:pPr>
+              <w:spacing w:line="276" w:lineRule="auto" w:after="100"/>
+            </w:pPr>
+            <w:r>
+              <w:rPr>
+                <w:sz w:val="20"/>
+              </w:rPr>
+              <w:t>Reply to Reply Post by '不破楼兰终不还' (2026-06-23 14:38)</w:t>
+            </w:r>
+            <w:r>
+              <w:br/>
+            </w:r>
+            <w:r>
+              <w:rPr>
+                <w:sz w:val="20"/>
+              </w:rPr>
+              <w:t>指南针记得用游客模式嗷，不然天天给你打骚扰电话[s:ac:哭笑]</w:t>
+            </w:r>
+          </w:p>
+        </w:tc>
+      </w:tr>
+    </w:tbl>
+    <w:p>
+      <w:pPr>
+        <w:spacing w:after="40"/>
+      </w:pPr>
+    </w:p>
+    <w:tbl>
+      <w:tblPr>
+        <w:tblStyle w:val="TableGrid"/>
+        <w:tblW w:type="auto" w:w="0"/>
+        <w:tblLook w:firstColumn="1" w:firstRow="1" w:lastColumn="0" w:lastRow="0" w:noHBand="0" w:noVBand="1" w:val="04A0"/>
+      </w:tblPr>
+      <w:tblGrid>
+        <w:gridCol w:w="10080"/>
+      </w:tblGrid>
+      <w:tr>
+        <w:tc>
+          <w:tcPr>
+            <w:tcW w:type="dxa" w:w="10080"/>
+            <w:shd w:fill="EAF3EA"/>
+          </w:tcPr>
+          <w:p>
+            <w:pPr>
+              <w:spacing w:after="0"/>
+            </w:pPr>
+            <w:r>
+              <w:rPr>
+                <w:b/>
+                <w:color w:val="166534"/>
+                <w:sz w:val="23"/>
+              </w:rPr>
+              <w:t>2026-06-23 14:47  |  3401楼  |  狼大  |  UID 150058</w:t>
+            </w:r>
+          </w:p>
+        </w:tc>
+      </w:tr>
+      <w:tr>
+        <w:tc>
+          <w:tcPr>
+            <w:tcW w:type="dxa" w:w="10080"/>
+          </w:tcPr>
+          <w:p>
+            <w:pPr>
+              <w:spacing w:line="276" w:lineRule="auto" w:after="100"/>
+            </w:pPr>
+            <w:r>
+              <w:rPr>
+                <w:color w:val="111827"/>
+                <w:sz w:val="24"/>
+              </w:rPr>
+              <w:t>我寻思半导体今天最多也就跌1个点上下</w:t>
+            </w:r>
+            <w:r>
+              <w:br/>
+            </w:r>
+            <w:r>
+              <w:rPr>
+                <w:color w:val="111827"/>
+                <w:sz w:val="24"/>
+              </w:rPr>
+              <w:t>是什么触发了你们要死要活的开关？</w:t>
+            </w:r>
+            <w:r>
+              <w:br/>
+            </w:r>
+            <w:r>
+              <w:rPr>
+                <w:color w:val="111827"/>
+                <w:sz w:val="24"/>
+              </w:rPr>
+              <w:t>甚至没到昨天低点。</w:t>
+            </w:r>
+          </w:p>
+        </w:tc>
+      </w:tr>
+    </w:tbl>
+    <w:p>
+      <w:pPr>
+        <w:spacing w:after="40"/>
+      </w:pPr>
+    </w:p>
+    <w:tbl>
+      <w:tblPr>
+        <w:tblStyle w:val="TableGrid"/>
+        <w:tblW w:type="auto" w:w="0"/>
+        <w:tblLook w:firstColumn="1" w:firstRow="1" w:lastColumn="0" w:lastRow="0" w:noHBand="0" w:noVBand="1" w:val="04A0"/>
+      </w:tblPr>
+      <w:tblGrid>
+        <w:gridCol w:w="10080"/>
+      </w:tblGrid>
+      <w:tr>
+        <w:tc>
+          <w:tcPr>
+            <w:tcW w:type="dxa" w:w="10080"/>
+            <w:shd w:fill="F3F4F6"/>
+          </w:tcPr>
+          <w:p>
+            <w:pPr>
+              <w:spacing w:after="0"/>
+            </w:pPr>
+            <w:r>
+              <w:rPr>
+                <w:b/>
+                <w:color w:val="374151"/>
+                <w:sz w:val="19"/>
+              </w:rPr>
+              <w:t>2026-06-23 14:49  |  1114楼  |  灰兔尾  |  UID 60916468</w:t>
+            </w:r>
+          </w:p>
+        </w:tc>
+      </w:tr>
+      <w:tr>
+        <w:tc>
+          <w:tcPr>
+            <w:tcW w:type="dxa" w:w="10080"/>
+          </w:tcPr>
+          <w:p>
+            <w:pPr>
+              <w:spacing w:line="276" w:lineRule="auto" w:after="100"/>
+            </w:pPr>
+            <w:r>
+              <w:rPr>
+                <w:sz w:val="20"/>
+              </w:rPr>
+              <w:t>Reply Post by 野比大次郎104 (2026-06-23 14:46):</w:t>
+            </w:r>
+          </w:p>
+          <w:p>
+            <w:pPr>
+              <w:spacing w:line="276" w:lineRule="auto" w:after="100"/>
+            </w:pPr>
+            <w:r>
+              <w:rPr>
+                <w:sz w:val="20"/>
+              </w:rPr>
+              <w:t>又意气用事了</w:t>
+            </w:r>
+          </w:p>
+          <w:p>
+            <w:pPr>
+              <w:spacing w:line="276" w:lineRule="auto" w:after="100"/>
+            </w:pPr>
+            <w:r>
+              <w:rPr>
+                <w:sz w:val="20"/>
+              </w:rPr>
+              <w:t>加完才三成，我还有十二层仓位能用，无限子弹堆也堆死了，紫金营收摆在这里，还能再跌20%不成，我不管，我就当成有色工业富联来玩，每跌5%加一成，杀出恐慌盘我就倍仓</w:t>
+            </w:r>
+          </w:p>
+        </w:tc>
+      </w:tr>
+    </w:tbl>
+    <w:p>
+      <w:pPr>
+        <w:spacing w:after="40"/>
+      </w:pPr>
+    </w:p>
+    <w:tbl>
+      <w:tblPr>
+        <w:tblStyle w:val="TableGrid"/>
+        <w:tblW w:type="auto" w:w="0"/>
+        <w:tblLook w:firstColumn="1" w:firstRow="1" w:lastColumn="0" w:lastRow="0" w:noHBand="0" w:noVBand="1" w:val="04A0"/>
+      </w:tblPr>
+      <w:tblGrid>
+        <w:gridCol w:w="10080"/>
+      </w:tblGrid>
+      <w:tr>
+        <w:tc>
+          <w:tcPr>
+            <w:tcW w:type="dxa" w:w="10080"/>
+            <w:shd w:fill="F3F4F6"/>
+          </w:tcPr>
+          <w:p>
+            <w:pPr>
+              <w:spacing w:after="0"/>
+            </w:pPr>
+            <w:r>
+              <w:rPr>
+                <w:b/>
+                <w:color w:val="374151"/>
+                <w:sz w:val="19"/>
+              </w:rPr>
+              <w:t>2026-06-23 14:52  |  1427楼  |  xbox  |  UID 331181</w:t>
+            </w:r>
+          </w:p>
+        </w:tc>
+      </w:tr>
+      <w:tr>
+        <w:tc>
+          <w:tcPr>
+            <w:tcW w:type="dxa" w:w="10080"/>
+          </w:tcPr>
+          <w:p>
+            <w:pPr>
+              <w:spacing w:line="276" w:lineRule="auto" w:after="100"/>
+            </w:pPr>
+            <w:r>
+              <w:rPr>
+                <w:sz w:val="20"/>
+              </w:rPr>
+              <w:t>铁盒的中报业绩有长川打样，应该是比较硬的</w:t>
+            </w:r>
+          </w:p>
+        </w:tc>
+      </w:tr>
+    </w:tbl>
+    <w:p>
+      <w:pPr>
+        <w:spacing w:after="40"/>
+      </w:pPr>
+    </w:p>
+    <w:tbl>
+      <w:tblPr>
+        <w:tblStyle w:val="TableGrid"/>
+        <w:tblW w:type="auto" w:w="0"/>
+        <w:tblLook w:firstColumn="1" w:firstRow="1" w:lastColumn="0" w:lastRow="0" w:noHBand="0" w:noVBand="1" w:val="04A0"/>
+      </w:tblPr>
+      <w:tblGrid>
+        <w:gridCol w:w="10080"/>
+      </w:tblGrid>
+      <w:tr>
+        <w:tc>
+          <w:tcPr>
+            <w:tcW w:type="dxa" w:w="10080"/>
+            <w:shd w:fill="EAF3EA"/>
+          </w:tcPr>
+          <w:p>
+            <w:pPr>
+              <w:spacing w:after="0"/>
+            </w:pPr>
+            <w:r>
+              <w:rPr>
+                <w:b/>
+                <w:color w:val="166534"/>
+                <w:sz w:val="23"/>
+              </w:rPr>
+              <w:t>2026-06-23 14:52  |  3402楼  |  狼大  |  UID 150058</w:t>
+            </w:r>
+          </w:p>
+        </w:tc>
+      </w:tr>
+      <w:tr>
+        <w:tc>
+          <w:tcPr>
+            <w:tcW w:type="dxa" w:w="10080"/>
+          </w:tcPr>
+          <w:p>
+            <w:pPr>
+              <w:spacing w:line="276" w:lineRule="auto" w:after="100"/>
+            </w:pPr>
+            <w:r>
+              <w:rPr>
+                <w:color w:val="111827"/>
+                <w:sz w:val="24"/>
+              </w:rPr>
+              <w:t>Reply Post by 嘻哈小树苗 (2026-06-23 14:50):</w:t>
+            </w:r>
+          </w:p>
+          <w:p>
+            <w:pPr>
+              <w:spacing w:line="276" w:lineRule="auto" w:after="100"/>
+            </w:pPr>
+            <w:r>
+              <w:rPr>
+                <w:color w:val="111827"/>
+                <w:sz w:val="24"/>
+              </w:rPr>
+              <w:t>存储麻了啊狼大</w:t>
+            </w:r>
+            <w:r>
+              <w:br/>
+            </w:r>
+            <w:r>
+              <w:rPr>
+                <w:color w:val="111827"/>
+                <w:sz w:val="24"/>
+              </w:rPr>
+              <w:t>NM兆易创新3个10CM 存储都不能跌一点了？</w:t>
+            </w:r>
+            <w:r>
+              <w:br/>
+            </w:r>
+            <w:r>
+              <w:rPr>
+                <w:color w:val="111827"/>
+                <w:sz w:val="24"/>
+              </w:rPr>
+              <w:t>他今天不都没跌停。</w:t>
+            </w:r>
+          </w:p>
+        </w:tc>
+      </w:tr>
+    </w:tbl>
+    <w:p>
+      <w:pPr>
+        <w:spacing w:after="40"/>
+      </w:pPr>
+    </w:p>
+    <w:tbl>
+      <w:tblPr>
+        <w:tblStyle w:val="TableGrid"/>
+        <w:tblW w:type="auto" w:w="0"/>
+        <w:tblLook w:firstColumn="1" w:firstRow="1" w:lastColumn="0" w:lastRow="0" w:noHBand="0" w:noVBand="1" w:val="04A0"/>
+      </w:tblPr>
+      <w:tblGrid>
+        <w:gridCol w:w="10080"/>
+      </w:tblGrid>
+      <w:tr>
+        <w:tc>
+          <w:tcPr>
+            <w:tcW w:type="dxa" w:w="10080"/>
+            <w:shd w:fill="F3F4F6"/>
+          </w:tcPr>
+          <w:p>
+            <w:pPr>
+              <w:spacing w:after="0"/>
+            </w:pPr>
+            <w:r>
+              <w:rPr>
+                <w:b/>
+                <w:color w:val="374151"/>
+                <w:sz w:val="19"/>
+              </w:rPr>
+              <w:t>2026-06-23 14:53  |  2699楼  |  Rzzz二号机  |  UID 67143809</w:t>
+            </w:r>
+          </w:p>
+        </w:tc>
+      </w:tr>
+      <w:tr>
+        <w:tc>
+          <w:tcPr>
+            <w:tcW w:type="dxa" w:w="10080"/>
+          </w:tcPr>
+          <w:p>
+            <w:pPr>
+              <w:spacing w:line="276" w:lineRule="auto" w:after="100"/>
+            </w:pPr>
+            <w:r>
+              <w:rPr>
+                <w:sz w:val="20"/>
+              </w:rPr>
+              <w:t>Reply Post by -阿狼- (2026-06-23 14:52):</w:t>
+            </w:r>
+          </w:p>
+          <w:p>
+            <w:pPr>
+              <w:spacing w:line="276" w:lineRule="auto" w:after="100"/>
+            </w:pPr>
+            <w:r>
+              <w:rPr>
+                <w:sz w:val="20"/>
+              </w:rPr>
+              <w:t>NM兆易创新3个10CM 存储都不能跌一点了？</w:t>
+            </w:r>
+            <w:r>
+              <w:br/>
+            </w:r>
+            <w:r>
+              <w:rPr>
+                <w:sz w:val="20"/>
+              </w:rPr>
+              <w:t>他今天不都没跌停。</w:t>
+            </w:r>
+          </w:p>
+          <w:p>
+            <w:pPr>
+              <w:spacing w:line="276" w:lineRule="auto" w:after="100"/>
+            </w:pPr>
+            <w:r>
+              <w:rPr>
+                <w:sz w:val="20"/>
+              </w:rPr>
+              <w:t>hhhhhh[s:ac:哭笑]帅狼急了</w:t>
+            </w:r>
+          </w:p>
+        </w:tc>
+      </w:tr>
+    </w:tbl>
+    <w:p>
+      <w:pPr>
+        <w:spacing w:after="40"/>
+      </w:pPr>
+    </w:p>
+    <w:tbl>
+      <w:tblPr>
+        <w:tblStyle w:val="TableGrid"/>
+        <w:tblW w:type="auto" w:w="0"/>
+        <w:tblLook w:firstColumn="1" w:firstRow="1" w:lastColumn="0" w:lastRow="0" w:noHBand="0" w:noVBand="1" w:val="04A0"/>
+      </w:tblPr>
+      <w:tblGrid>
+        <w:gridCol w:w="10080"/>
+      </w:tblGrid>
+      <w:tr>
+        <w:tc>
+          <w:tcPr>
+            <w:tcW w:type="dxa" w:w="10080"/>
+            <w:shd w:fill="EAF3EA"/>
+          </w:tcPr>
+          <w:p>
+            <w:pPr>
+              <w:spacing w:after="0"/>
+            </w:pPr>
+            <w:r>
+              <w:rPr>
+                <w:b/>
+                <w:color w:val="166534"/>
+                <w:sz w:val="23"/>
+              </w:rPr>
+              <w:t>2026-06-23 14:54  |  3403楼  |  狼大  |  UID 150058</w:t>
+            </w:r>
+          </w:p>
+        </w:tc>
+      </w:tr>
+      <w:tr>
+        <w:tc>
+          <w:tcPr>
+            <w:tcW w:type="dxa" w:w="10080"/>
+          </w:tcPr>
+          <w:p>
+            <w:pPr>
+              <w:spacing w:line="276" w:lineRule="auto" w:after="100"/>
+            </w:pPr>
+            <w:r>
+              <w:rPr>
+                <w:color w:val="111827"/>
+                <w:sz w:val="24"/>
+              </w:rPr>
+              <w:t>今天收盘大概率就是 纯技术派教科书级别的二买确认</w:t>
+            </w:r>
+            <w:r>
+              <w:br/>
+            </w:r>
+            <w:r>
+              <w:rPr>
+                <w:color w:val="111827"/>
+                <w:sz w:val="24"/>
+              </w:rPr>
+              <w:t>这是造出来的 懂吗？</w:t>
+            </w:r>
+          </w:p>
+        </w:tc>
+      </w:tr>
+    </w:tbl>
+    <w:p>
+      <w:pPr>
+        <w:spacing w:after="40"/>
+      </w:pPr>
+    </w:p>
+    <w:tbl>
+      <w:tblPr>
+        <w:tblStyle w:val="TableGrid"/>
+        <w:tblW w:type="auto" w:w="0"/>
+        <w:tblLook w:firstColumn="1" w:firstRow="1" w:lastColumn="0" w:lastRow="0" w:noHBand="0" w:noVBand="1" w:val="04A0"/>
+      </w:tblPr>
+      <w:tblGrid>
+        <w:gridCol w:w="10080"/>
+      </w:tblGrid>
+      <w:tr>
+        <w:tc>
+          <w:tcPr>
+            <w:tcW w:type="dxa" w:w="10080"/>
+            <w:shd w:fill="F3F4F6"/>
+          </w:tcPr>
+          <w:p>
+            <w:pPr>
+              <w:spacing w:after="0"/>
+            </w:pPr>
+            <w:r>
+              <w:rPr>
+                <w:b/>
+                <w:color w:val="374151"/>
+                <w:sz w:val="19"/>
+              </w:rPr>
+              <w:t>2026-06-23 14:58  |  1428楼  |  xbox  |  UID 331181</w:t>
+            </w:r>
+          </w:p>
+        </w:tc>
+      </w:tr>
+      <w:tr>
+        <w:tc>
+          <w:tcPr>
+            <w:tcW w:type="dxa" w:w="10080"/>
+          </w:tcPr>
+          <w:p>
+            <w:pPr>
+              <w:spacing w:line="276" w:lineRule="auto" w:after="100"/>
+            </w:pPr>
+            <w:r>
+              <w:rPr>
+                <w:sz w:val="20"/>
+              </w:rPr>
+              <w:t>控盘行不行啊，4107上不上得了</w:t>
+            </w:r>
+          </w:p>
+        </w:tc>
+      </w:tr>
+    </w:tbl>
+    <w:p>
+      <w:pPr>
+        <w:spacing w:after="40"/>
+      </w:pPr>
+    </w:p>
+    <w:tbl>
+      <w:tblPr>
+        <w:tblStyle w:val="TableGrid"/>
+        <w:tblW w:type="auto" w:w="0"/>
+        <w:tblLook w:firstColumn="1" w:firstRow="1" w:lastColumn="0" w:lastRow="0" w:noHBand="0" w:noVBand="1" w:val="04A0"/>
+      </w:tblPr>
+      <w:tblGrid>
+        <w:gridCol w:w="10080"/>
+      </w:tblGrid>
+      <w:tr>
+        <w:tc>
+          <w:tcPr>
+            <w:tcW w:type="dxa" w:w="10080"/>
+            <w:shd w:fill="F3F4F6"/>
+          </w:tcPr>
+          <w:p>
+            <w:pPr>
+              <w:spacing w:after="0"/>
+            </w:pPr>
+            <w:r>
+              <w:rPr>
+                <w:b/>
+                <w:color w:val="374151"/>
+                <w:sz w:val="19"/>
+              </w:rPr>
+              <w:t>2026-06-23 14:58  |  2700楼  |  Rzzz二号机  |  UID 67143809</w:t>
+            </w:r>
+          </w:p>
+        </w:tc>
+      </w:tr>
+      <w:tr>
+        <w:tc>
+          <w:tcPr>
+            <w:tcW w:type="dxa" w:w="10080"/>
+          </w:tcPr>
+          <w:p>
+            <w:pPr>
+              <w:spacing w:line="276" w:lineRule="auto" w:after="100"/>
+            </w:pPr>
+            <w:r>
+              <w:rPr>
+                <w:sz w:val="20"/>
+              </w:rPr>
+              <w:t>Reply Post by xhox (2026-06-23 14:58):</w:t>
+            </w:r>
+          </w:p>
+          <w:p>
+            <w:pPr>
+              <w:spacing w:line="276" w:lineRule="auto" w:after="100"/>
+            </w:pPr>
+            <w:r>
+              <w:rPr>
+                <w:sz w:val="20"/>
+              </w:rPr>
+              <w:t>控盘行不行啊，4107上不上得了</w:t>
+            </w:r>
+          </w:p>
+          <w:p>
+            <w:pPr>
+              <w:spacing w:line="276" w:lineRule="auto" w:after="100"/>
+            </w:pPr>
+            <w:r>
+              <w:rPr>
+                <w:sz w:val="20"/>
+              </w:rPr>
+              <w:t>差不多就行[s:pg:严肃]</w:t>
+            </w:r>
+          </w:p>
+        </w:tc>
+      </w:tr>
+    </w:tbl>
+    <w:p>
+      <w:pPr>
+        <w:spacing w:after="40"/>
+      </w:pPr>
+    </w:p>
+    <w:tbl>
+      <w:tblPr>
+        <w:tblStyle w:val="TableGrid"/>
+        <w:tblW w:type="auto" w:w="0"/>
+        <w:tblLook w:firstColumn="1" w:firstRow="1" w:lastColumn="0" w:lastRow="0" w:noHBand="0" w:noVBand="1" w:val="04A0"/>
+      </w:tblPr>
+      <w:tblGrid>
+        <w:gridCol w:w="10080"/>
+      </w:tblGrid>
+      <w:tr>
+        <w:tc>
+          <w:tcPr>
+            <w:tcW w:type="dxa" w:w="10080"/>
+            <w:shd w:fill="EAF3EA"/>
+          </w:tcPr>
+          <w:p>
+            <w:pPr>
+              <w:spacing w:after="0"/>
+            </w:pPr>
+            <w:r>
+              <w:rPr>
+                <w:b/>
+                <w:color w:val="166534"/>
+                <w:sz w:val="23"/>
+              </w:rPr>
+              <w:t>2026-06-23 15:00  |  3404楼  |  狼大  |  UID 150058</w:t>
+            </w:r>
+          </w:p>
+        </w:tc>
+      </w:tr>
+      <w:tr>
+        <w:tc>
+          <w:tcPr>
+            <w:tcW w:type="dxa" w:w="10080"/>
+          </w:tcPr>
+          <w:p>
+            <w:pPr>
+              <w:spacing w:line="276" w:lineRule="auto" w:after="100"/>
+            </w:pPr>
+            <w:r>
+              <w:rPr>
+                <w:color w:val="111827"/>
+                <w:sz w:val="24"/>
+              </w:rPr>
+              <w:t>Day 2</w:t>
+            </w:r>
+            <w:r>
+              <w:br/>
+            </w:r>
+            <w:r>
+              <w:rPr>
+                <w:color w:val="111827"/>
+                <w:sz w:val="24"/>
+              </w:rPr>
+              <w:t>机构操盘不如GJD是这样了。</w:t>
+            </w:r>
+          </w:p>
+        </w:tc>
+      </w:tr>
+    </w:tbl>
+    <w:p>
+      <w:pPr>
+        <w:spacing w:after="40"/>
+      </w:pPr>
+    </w:p>
+    <w:tbl>
+      <w:tblPr>
+        <w:tblStyle w:val="TableGrid"/>
+        <w:tblW w:type="auto" w:w="0"/>
+        <w:tblLook w:firstColumn="1" w:firstRow="1" w:lastColumn="0" w:lastRow="0" w:noHBand="0" w:noVBand="1" w:val="04A0"/>
+      </w:tblPr>
+      <w:tblGrid>
+        <w:gridCol w:w="10080"/>
+      </w:tblGrid>
+      <w:tr>
+        <w:tc>
+          <w:tcPr>
+            <w:tcW w:type="dxa" w:w="10080"/>
+            <w:shd w:fill="F3F4F6"/>
+          </w:tcPr>
+          <w:p>
+            <w:pPr>
+              <w:spacing w:after="0"/>
+            </w:pPr>
+            <w:r>
+              <w:rPr>
+                <w:b/>
+                <w:color w:val="374151"/>
+                <w:sz w:val="19"/>
+              </w:rPr>
+              <w:t>2026-06-23 15:06  |  570楼  |  夜骰2号机  |  UID 66908070</w:t>
+            </w:r>
+          </w:p>
+        </w:tc>
+      </w:tr>
+      <w:tr>
+        <w:tc>
+          <w:tcPr>
+            <w:tcW w:type="dxa" w:w="10080"/>
+          </w:tcPr>
+          <w:p>
+            <w:pPr>
+              <w:spacing w:line="276" w:lineRule="auto" w:after="100"/>
+            </w:pPr>
+            <w:r>
+              <w:rPr>
+                <w:sz w:val="20"/>
+              </w:rPr>
+              <w:t>收盘4106，活跃市值-1.94，都是59分，又回想起了半死不活勾引的那些日子[s:ac:哭笑]</w:t>
+            </w:r>
+            <w:r>
+              <w:br/>
+            </w:r>
+            <w:r>
+              <w:rPr>
+                <w:sz w:val="20"/>
+              </w:rPr>
+              <w:t>今天这么跌很多没破趋势的票其实买点很经济，正好踩20日收回来，显著缩量就更好了</w:t>
+            </w:r>
+            <w:r>
+              <w:br/>
+            </w:r>
+            <w:r>
+              <w:rPr>
+                <w:sz w:val="20"/>
+              </w:rPr>
+              <w:t>还是满仓，回撤其实也没多少，留观一天[s:a2:jojo立5]明天要不是好女孩就爬，4134出阻抗减到7成</w:t>
+            </w:r>
+          </w:p>
+        </w:tc>
+      </w:tr>
+    </w:tbl>
+    <w:p>
+      <w:pPr>
+        <w:spacing w:after="40"/>
+      </w:pPr>
+    </w:p>
+    <w:tbl>
+      <w:tblPr>
+        <w:tblStyle w:val="TableGrid"/>
+        <w:tblW w:type="auto" w:w="0"/>
+        <w:tblLook w:firstColumn="1" w:firstRow="1" w:lastColumn="0" w:lastRow="0" w:noHBand="0" w:noVBand="1" w:val="04A0"/>
+      </w:tblPr>
+      <w:tblGrid>
+        <w:gridCol w:w="10080"/>
+      </w:tblGrid>
+      <w:tr>
+        <w:tc>
+          <w:tcPr>
+            <w:tcW w:type="dxa" w:w="10080"/>
+            <w:shd w:fill="F3F4F6"/>
+          </w:tcPr>
+          <w:p>
+            <w:pPr>
+              <w:spacing w:after="0"/>
+            </w:pPr>
+            <w:r>
+              <w:rPr>
+                <w:b/>
+                <w:color w:val="374151"/>
+                <w:sz w:val="19"/>
+              </w:rPr>
+              <w:t>2026-06-23 15:10  |  1743楼  |  村上吹树  |  UID 61395264</w:t>
+            </w:r>
+          </w:p>
+        </w:tc>
+      </w:tr>
+      <w:tr>
+        <w:tc>
+          <w:tcPr>
+            <w:tcW w:type="dxa" w:w="10080"/>
+          </w:tcPr>
+          <w:p>
+            <w:pPr>
+              <w:spacing w:line="276" w:lineRule="auto" w:after="100"/>
+            </w:pPr>
+            <w:r>
+              <w:rPr>
+                <w:sz w:val="20"/>
+              </w:rPr>
+              <w:t>Reply Post by -阿狼- (2026-06-23 14:52):</w:t>
+            </w:r>
+          </w:p>
+          <w:p>
+            <w:pPr>
+              <w:spacing w:line="276" w:lineRule="auto" w:after="100"/>
+            </w:pPr>
+            <w:r>
+              <w:rPr>
+                <w:sz w:val="20"/>
+              </w:rPr>
+              <w:t>NM兆易创新3个10CM 存储都不能跌一点了？</w:t>
+            </w:r>
+            <w:r>
+              <w:br/>
+            </w:r>
+            <w:r>
+              <w:rPr>
+                <w:sz w:val="20"/>
+              </w:rPr>
+              <w:t>他今天不都没跌停。</w:t>
+            </w:r>
+          </w:p>
+          <w:p>
+            <w:pPr>
+              <w:spacing w:line="276" w:lineRule="auto" w:after="100"/>
+            </w:pPr>
+            <w:r>
+              <w:rPr>
+                <w:sz w:val="20"/>
+              </w:rPr>
+              <w:t>亏麻了。赵姨账户满仓-7…创下单日最高亏损。我好惨啊…</w:t>
+            </w:r>
+          </w:p>
+        </w:tc>
+      </w:tr>
+    </w:tbl>
+    <w:p>
+      <w:pPr>
+        <w:spacing w:after="40"/>
+      </w:pPr>
+    </w:p>
+    <w:tbl>
+      <w:tblPr>
+        <w:tblStyle w:val="TableGrid"/>
+        <w:tblW w:type="auto" w:w="0"/>
+        <w:tblLook w:firstColumn="1" w:firstRow="1" w:lastColumn="0" w:lastRow="0" w:noHBand="0" w:noVBand="1" w:val="04A0"/>
+      </w:tblPr>
+      <w:tblGrid>
+        <w:gridCol w:w="10080"/>
+      </w:tblGrid>
+      <w:tr>
+        <w:tc>
+          <w:tcPr>
+            <w:tcW w:type="dxa" w:w="10080"/>
+            <w:shd w:fill="F3F4F6"/>
+          </w:tcPr>
+          <w:p>
+            <w:pPr>
+              <w:spacing w:after="0"/>
+            </w:pPr>
+            <w:r>
+              <w:rPr>
+                <w:b/>
+                <w:color w:val="374151"/>
+                <w:sz w:val="19"/>
+              </w:rPr>
+              <w:t>2026-06-23 15:12  |  1429楼  |  xbox  |  UID 331181</w:t>
+            </w:r>
+          </w:p>
+        </w:tc>
+      </w:tr>
+      <w:tr>
+        <w:tc>
+          <w:tcPr>
+            <w:tcW w:type="dxa" w:w="10080"/>
+          </w:tcPr>
+          <w:p>
+            <w:pPr>
+              <w:spacing w:line="276" w:lineRule="auto" w:after="100"/>
+            </w:pPr>
+            <w:r>
+              <w:rPr>
+                <w:sz w:val="20"/>
+              </w:rPr>
+              <w:t>铁盒今天硬的原因，除了设备业绩，还有材料的中船停牌了，没有一起砸</w:t>
+            </w:r>
+          </w:p>
+        </w:tc>
+      </w:tr>
+    </w:tbl>
+    <w:p>
+      <w:pPr>
+        <w:spacing w:after="40"/>
+      </w:pPr>
+    </w:p>
+    <w:tbl>
+      <w:tblPr>
+        <w:tblStyle w:val="TableGrid"/>
+        <w:tblW w:type="auto" w:w="0"/>
+        <w:tblLook w:firstColumn="1" w:firstRow="1" w:lastColumn="0" w:lastRow="0" w:noHBand="0" w:noVBand="1" w:val="04A0"/>
+      </w:tblPr>
+      <w:tblGrid>
+        <w:gridCol w:w="10080"/>
+      </w:tblGrid>
+      <w:tr>
+        <w:tc>
+          <w:tcPr>
+            <w:tcW w:type="dxa" w:w="10080"/>
+            <w:shd w:fill="EAF3EA"/>
+          </w:tcPr>
+          <w:p>
+            <w:pPr>
+              <w:spacing w:after="0"/>
+            </w:pPr>
+            <w:r>
+              <w:rPr>
+                <w:b/>
+                <w:color w:val="166534"/>
+                <w:sz w:val="23"/>
+              </w:rPr>
+              <w:t>2026-06-23 15:14  |  3405楼  |  狼大  |  UID 150058</w:t>
+            </w:r>
+          </w:p>
+        </w:tc>
+      </w:tr>
+      <w:tr>
+        <w:tc>
+          <w:tcPr>
+            <w:tcW w:type="dxa" w:w="10080"/>
+          </w:tcPr>
+          <w:p>
+            <w:pPr>
+              <w:spacing w:line="276" w:lineRule="auto" w:after="100"/>
+            </w:pPr>
+            <w:r>
+              <w:rPr>
+                <w:color w:val="111827"/>
+                <w:sz w:val="24"/>
+              </w:rPr>
+              <w:t>反正今天有色小金属这种大跌 没有什么值得奇怪的</w:t>
+            </w:r>
+            <w:r>
+              <w:br/>
+            </w:r>
+            <w:r>
+              <w:rPr>
+                <w:color w:val="111827"/>
+                <w:sz w:val="24"/>
+              </w:rPr>
+              <w:t>我问你们 从MLCC开始 然后钨 然后钼代替钨 然后六氟化钨 氧化镝 氧化钇到后面碲化锑，钒酸钇 这些你认识吗？我反正不认识</w:t>
+            </w:r>
+            <w:r>
+              <w:br/>
+            </w:r>
+            <w:r>
+              <w:rPr>
+                <w:color w:val="111827"/>
+                <w:sz w:val="24"/>
+              </w:rPr>
+              <w:t>全TM是市场小作文对轰。股价吃到就算了，不会真当这些能反映在业绩里吧？</w:t>
+            </w:r>
+            <w:r>
+              <w:br/>
+            </w:r>
+            <w:r>
+              <w:rPr>
+                <w:color w:val="111827"/>
+                <w:sz w:val="24"/>
+              </w:rPr>
+              <w:t>前面也和你们说了 叫你们去看那几十家澄清的</w:t>
+            </w:r>
+          </w:p>
+          <w:p>
+            <w:pPr>
+              <w:spacing w:line="276" w:lineRule="auto" w:after="100"/>
+            </w:pPr>
+            <w:r>
+              <w:rPr>
+                <w:color w:val="111827"/>
+                <w:sz w:val="24"/>
+              </w:rPr>
+              <w:t>真正对日替代逻辑的半导体材料票不是还有没加速的么 也没跌破5日线的 不是好好的活在那里？</w:t>
+            </w:r>
+          </w:p>
+          <w:p>
+            <w:pPr>
+              <w:spacing w:line="276" w:lineRule="auto" w:after="100"/>
+            </w:pPr>
+            <w:r>
+              <w:rPr>
+                <w:color w:val="111827"/>
+                <w:sz w:val="24"/>
+              </w:rPr>
+              <w:t>追高了就说追高了。敢追 就不要嚎</w:t>
+            </w:r>
+          </w:p>
+        </w:tc>
+      </w:tr>
+    </w:tbl>
+    <w:p>
+      <w:pPr>
+        <w:spacing w:after="40"/>
+      </w:pPr>
+    </w:p>
+    <w:tbl>
+      <w:tblPr>
+        <w:tblStyle w:val="TableGrid"/>
+        <w:tblW w:type="auto" w:w="0"/>
+        <w:tblLook w:firstColumn="1" w:firstRow="1" w:lastColumn="0" w:lastRow="0" w:noHBand="0" w:noVBand="1" w:val="04A0"/>
+      </w:tblPr>
+      <w:tblGrid>
+        <w:gridCol w:w="10080"/>
+      </w:tblGrid>
+      <w:tr>
+        <w:tc>
+          <w:tcPr>
+            <w:tcW w:type="dxa" w:w="10080"/>
+            <w:shd w:fill="F3F4F6"/>
+          </w:tcPr>
+          <w:p>
+            <w:pPr>
+              <w:spacing w:after="0"/>
+            </w:pPr>
+            <w:r>
+              <w:rPr>
+                <w:b/>
+                <w:color w:val="374151"/>
+                <w:sz w:val="19"/>
+              </w:rPr>
+              <w:t>2026-06-23 15:18  |  2701楼  |  Rzzz二号机  |  UID 67143809</w:t>
+            </w:r>
+          </w:p>
+        </w:tc>
+      </w:tr>
+      <w:tr>
+        <w:tc>
+          <w:tcPr>
+            <w:tcW w:type="dxa" w:w="10080"/>
+          </w:tcPr>
+          <w:p>
+            <w:pPr>
+              <w:spacing w:line="276" w:lineRule="auto" w:after="100"/>
+            </w:pPr>
+            <w:r>
+              <w:rPr>
+                <w:sz w:val="20"/>
+              </w:rPr>
+              <w:t>笑死我了 你们还生上气了</w:t>
+            </w:r>
+          </w:p>
+          <w:p>
+            <w:pPr>
+              <w:spacing w:line="276" w:lineRule="auto" w:after="100"/>
+            </w:pPr>
+            <w:r>
+              <w:rPr>
+                <w:sz w:val="20"/>
+              </w:rPr>
+              <w:t>垃圾股就是垃圾股，市盈300卖给哪个爹？</w:t>
+            </w:r>
+            <w:r>
+              <w:br/>
+            </w:r>
+            <w:r>
+              <w:rPr>
+                <w:sz w:val="20"/>
+              </w:rPr>
+              <w:t>吹的震天响，买进去吃个伪跌停，我超威还不让叫？</w:t>
+            </w:r>
+            <w:r>
+              <w:br/>
+            </w:r>
+            <w:r>
+              <w:rPr>
+                <w:sz w:val="20"/>
+              </w:rPr>
+              <w:t>说了都是骗子你们还不信，涨了你牛逼，跌了不准叫，他三天30个点我又没吃到，你怎么不说我买在最低点，都翻两倍了跌7个点叫什么？</w:t>
+            </w:r>
+          </w:p>
+          <w:p>
+            <w:pPr>
+              <w:spacing w:line="276" w:lineRule="auto" w:after="100"/>
+            </w:pPr>
+            <w:r>
+              <w:rPr>
+                <w:sz w:val="20"/>
+              </w:rPr>
+              <w:t>我看明白了，就是永远赢呗？</w:t>
+            </w:r>
+            <w:r>
+              <w:br/>
+            </w:r>
+            <w:r>
+              <w:rPr>
+                <w:sz w:val="20"/>
+              </w:rPr>
+              <w:t>今天这个哥明天那个佬，最后一看全在山顶，自己还亏上了。</w:t>
+            </w:r>
+          </w:p>
+          <w:p>
+            <w:pPr>
+              <w:spacing w:line="276" w:lineRule="auto" w:after="100"/>
+            </w:pPr>
+            <w:r>
+              <w:rPr>
+                <w:sz w:val="20"/>
+              </w:rPr>
+              <w:t>[s:a2:doge]今天哥们不匿名了，哥们实名喷奥。</w:t>
+            </w:r>
+          </w:p>
+          <w:p>
+            <w:pPr>
+              <w:spacing w:line="276" w:lineRule="auto" w:after="100"/>
+            </w:pPr>
+            <w:r>
+              <w:rPr>
+                <w:sz w:val="20"/>
+              </w:rPr>
+              <w:t>科技就是垃圾 今天就是股灾崩盘的开始。</w:t>
+            </w:r>
+            <w:r>
+              <w:br/>
+            </w:r>
+            <w:r>
+              <w:rPr>
+                <w:sz w:val="20"/>
+              </w:rPr>
+              <w:t>[s:ac:怒]清仓 通通清仓</w:t>
+            </w:r>
+          </w:p>
+          <w:p>
+            <w:pPr>
+              <w:spacing w:line="276" w:lineRule="auto" w:after="100"/>
+            </w:pPr>
+            <w:r>
+              <w:rPr>
+                <w:sz w:val="20"/>
+              </w:rPr>
+              <w:t>[del]今天确实痛啊兄弟们[/del][s:ac:哭笑]</w:t>
+            </w:r>
+          </w:p>
+        </w:tc>
+      </w:tr>
+    </w:tbl>
+    <w:p>
+      <w:pPr>
+        <w:spacing w:after="40"/>
+      </w:pPr>
+    </w:p>
+    <w:tbl>
+      <w:tblPr>
+        <w:tblStyle w:val="TableGrid"/>
+        <w:tblW w:type="auto" w:w="0"/>
+        <w:tblLook w:firstColumn="1" w:firstRow="1" w:lastColumn="0" w:lastRow="0" w:noHBand="0" w:noVBand="1" w:val="04A0"/>
+      </w:tblPr>
+      <w:tblGrid>
+        <w:gridCol w:w="10080"/>
+      </w:tblGrid>
+      <w:tr>
+        <w:tc>
+          <w:tcPr>
+            <w:tcW w:type="dxa" w:w="10080"/>
+            <w:shd w:fill="F3F4F6"/>
+          </w:tcPr>
+          <w:p>
+            <w:pPr>
+              <w:spacing w:after="0"/>
+            </w:pPr>
+            <w:r>
+              <w:rPr>
+                <w:b/>
+                <w:color w:val="374151"/>
+                <w:sz w:val="19"/>
+              </w:rPr>
+              <w:t>2026-06-23 15:30  |  2702楼  |  Rzzz二号机  |  UID 67143809</w:t>
+            </w:r>
+          </w:p>
+        </w:tc>
+      </w:tr>
+      <w:tr>
+        <w:tc>
+          <w:tcPr>
+            <w:tcW w:type="dxa" w:w="10080"/>
+          </w:tcPr>
+          <w:p>
+            <w:pPr>
+              <w:spacing w:line="276" w:lineRule="auto" w:after="100"/>
+            </w:pPr>
+            <w:r>
+              <w:rPr>
+                <w:sz w:val="20"/>
+              </w:rPr>
+              <w:t>Reply Post by 推石头的愚者 (2026-06-23 15:28):</w:t>
+            </w:r>
+          </w:p>
+          <w:p>
+            <w:pPr>
+              <w:spacing w:line="276" w:lineRule="auto" w:after="100"/>
+            </w:pPr>
+            <w:r>
+              <w:rPr>
+                <w:sz w:val="20"/>
+              </w:rPr>
+              <w:t>今天接近-4有点痛啊机哥，快推点好票给我[s:ac:哭笑]</w:t>
+            </w:r>
+          </w:p>
+          <w:p>
+            <w:pPr>
+              <w:spacing w:line="276" w:lineRule="auto" w:after="100"/>
+            </w:pPr>
+            <w:r>
+              <w:rPr>
+                <w:sz w:val="20"/>
+              </w:rPr>
+              <w:t>再秀找人弄你[s:pg:嘣] 全世界最好的票 港股胜宏科技</w:t>
+            </w:r>
+          </w:p>
+          <w:p>
+            <w:pPr>
+              <w:spacing w:line="276" w:lineRule="auto" w:after="100"/>
+            </w:pPr>
+            <w:r>
+              <w:rPr>
+                <w:sz w:val="20"/>
+              </w:rPr>
+              <w:t>./mon_202606/23/jmQ62-fpefKbT3cSr5-58.jpg</w:t>
+            </w:r>
+          </w:p>
+        </w:tc>
+      </w:tr>
+    </w:tbl>
+    <w:p>
+      <w:pPr>
+        <w:spacing w:after="40"/>
+      </w:pPr>
+    </w:p>
+    <w:tbl>
+      <w:tblPr>
+        <w:tblStyle w:val="TableGrid"/>
+        <w:tblW w:type="auto" w:w="0"/>
+        <w:tblLook w:firstColumn="1" w:firstRow="1" w:lastColumn="0" w:lastRow="0" w:noHBand="0" w:noVBand="1" w:val="04A0"/>
+      </w:tblPr>
+      <w:tblGrid>
+        <w:gridCol w:w="10080"/>
+      </w:tblGrid>
+      <w:tr>
+        <w:tc>
+          <w:tcPr>
+            <w:tcW w:type="dxa" w:w="10080"/>
+            <w:shd w:fill="F3F4F6"/>
+          </w:tcPr>
+          <w:p>
+            <w:pPr>
+              <w:spacing w:after="0"/>
+            </w:pPr>
+            <w:r>
+              <w:rPr>
+                <w:b/>
+                <w:color w:val="374151"/>
+                <w:sz w:val="19"/>
+              </w:rPr>
+              <w:t>2026-06-23 15:32  |  314楼  |  Plezl  |  UID 67145714</w:t>
+            </w:r>
+          </w:p>
+        </w:tc>
+      </w:tr>
+      <w:tr>
+        <w:tc>
+          <w:tcPr>
+            <w:tcW w:type="dxa" w:w="10080"/>
+          </w:tcPr>
+          <w:p>
+            <w:pPr>
+              <w:spacing w:line="276" w:lineRule="auto" w:after="100"/>
+            </w:pPr>
+            <w:r>
+              <w:rPr>
+                <w:sz w:val="20"/>
+              </w:rPr>
+              <w:t>电池etf跌幅是仅次于有色的，哪怕没有锂矿成分的也是，我不理解[s:ac:喘]</w:t>
+            </w:r>
+          </w:p>
+        </w:tc>
+      </w:tr>
+    </w:tbl>
+    <w:p>
+      <w:pPr>
+        <w:spacing w:after="40"/>
+      </w:pPr>
+    </w:p>
+    <w:tbl>
+      <w:tblPr>
+        <w:tblStyle w:val="TableGrid"/>
+        <w:tblW w:type="auto" w:w="0"/>
+        <w:tblLook w:firstColumn="1" w:firstRow="1" w:lastColumn="0" w:lastRow="0" w:noHBand="0" w:noVBand="1" w:val="04A0"/>
+      </w:tblPr>
+      <w:tblGrid>
+        <w:gridCol w:w="10080"/>
+      </w:tblGrid>
+      <w:tr>
+        <w:tc>
+          <w:tcPr>
+            <w:tcW w:type="dxa" w:w="10080"/>
+            <w:shd w:fill="F3F4F6"/>
+          </w:tcPr>
+          <w:p>
+            <w:pPr>
+              <w:spacing w:after="0"/>
+            </w:pPr>
+            <w:r>
+              <w:rPr>
+                <w:b/>
+                <w:color w:val="374151"/>
+                <w:sz w:val="19"/>
+              </w:rPr>
+              <w:t>2026-06-23 15:39  |  2703楼  |  Rzzz二号机  |  UID 67143809</w:t>
+            </w:r>
+          </w:p>
+        </w:tc>
+      </w:tr>
+      <w:tr>
+        <w:tc>
+          <w:tcPr>
+            <w:tcW w:type="dxa" w:w="10080"/>
+          </w:tcPr>
+          <w:p>
+            <w:pPr>
+              <w:spacing w:line="276" w:lineRule="auto" w:after="100"/>
+            </w:pPr>
+            <w:r>
+              <w:rPr>
+                <w:sz w:val="20"/>
+              </w:rPr>
+              <w:t>Reply Post by 推石头的愚者 (2026-06-23 15:38):</w:t>
+            </w:r>
+          </w:p>
+          <w:p>
+            <w:pPr>
+              <w:spacing w:line="276" w:lineRule="auto" w:after="100"/>
+            </w:pPr>
+            <w:r>
+              <w:rPr>
+                <w:sz w:val="20"/>
+              </w:rPr>
+              <w:t>买入之后能触发 XX，XXXX！吗[s:pg:哈啤]</w:t>
+            </w:r>
+          </w:p>
+          <w:p>
+            <w:pPr>
+              <w:spacing w:line="276" w:lineRule="auto" w:after="100"/>
+            </w:pPr>
+            <w:r>
+              <w:rPr>
+                <w:sz w:val="20"/>
+              </w:rPr>
+              <w:t>包的 记得截图交割单给我 我确认你买入了就拉升[s:pg:嘣2]</w:t>
+            </w:r>
+          </w:p>
+        </w:tc>
+      </w:tr>
+    </w:tbl>
+    <w:p>
+      <w:pPr>
+        <w:spacing w:after="40"/>
+      </w:pPr>
+    </w:p>
+    <w:tbl>
+      <w:tblPr>
+        <w:tblStyle w:val="TableGrid"/>
+        <w:tblW w:type="auto" w:w="0"/>
+        <w:tblLook w:firstColumn="1" w:firstRow="1" w:lastColumn="0" w:lastRow="0" w:noHBand="0" w:noVBand="1" w:val="04A0"/>
+      </w:tblPr>
+      <w:tblGrid>
+        <w:gridCol w:w="10080"/>
+      </w:tblGrid>
+      <w:tr>
+        <w:tc>
+          <w:tcPr>
+            <w:tcW w:type="dxa" w:w="10080"/>
+            <w:shd w:fill="EAF3EA"/>
+          </w:tcPr>
+          <w:p>
+            <w:pPr>
+              <w:spacing w:after="0"/>
+            </w:pPr>
+            <w:r>
+              <w:rPr>
+                <w:b/>
+                <w:color w:val="166534"/>
+                <w:sz w:val="23"/>
+              </w:rPr>
+              <w:t>2026-06-23 15:41  |  3406楼  |  狼大  |  UID 150058</w:t>
+            </w:r>
+          </w:p>
+        </w:tc>
+      </w:tr>
+      <w:tr>
+        <w:tc>
+          <w:tcPr>
+            <w:tcW w:type="dxa" w:w="10080"/>
+          </w:tcPr>
+          <w:p>
+            <w:pPr>
+              <w:spacing w:line="276" w:lineRule="auto" w:after="100"/>
+            </w:pPr>
+            <w:r>
+              <w:rPr>
+                <w:color w:val="111827"/>
+                <w:sz w:val="24"/>
+              </w:rPr>
+              <w:t>Reply Post by Plezl (2026-06-23 15:32):</w:t>
+            </w:r>
+          </w:p>
+          <w:p>
+            <w:pPr>
+              <w:spacing w:line="276" w:lineRule="auto" w:after="100"/>
+            </w:pPr>
+            <w:r>
+              <w:rPr>
+                <w:color w:val="111827"/>
+                <w:sz w:val="24"/>
+              </w:rPr>
+              <w:t>电池etf跌幅是仅次于有色的，哪怕没有锂矿成分的也是，我不理解[s:ac:喘]</w:t>
+            </w:r>
+          </w:p>
+          <w:p>
+            <w:pPr>
+              <w:spacing w:line="276" w:lineRule="auto" w:after="100"/>
+            </w:pPr>
+            <w:r>
+              <w:rPr>
+                <w:color w:val="111827"/>
+                <w:sz w:val="24"/>
+              </w:rPr>
+              <w:t>./mon_202606/23/jmQ62-dxs5K7ToS86-1s.jpg</w:t>
+            </w:r>
+          </w:p>
+          <w:p>
+            <w:pPr>
+              <w:spacing w:line="276" w:lineRule="auto" w:after="100"/>
+            </w:pPr>
+            <w:r>
+              <w:rPr>
+                <w:color w:val="111827"/>
+                <w:sz w:val="24"/>
+              </w:rPr>
+              <w:t>./mon_202606/23/jmQ62-jlenK6ToS87-1o.jpg</w:t>
+            </w:r>
+            <w:r>
+              <w:br/>
+            </w:r>
+            <w:r>
+              <w:rPr>
+                <w:color w:val="111827"/>
+                <w:sz w:val="24"/>
+              </w:rPr>
+              <w:t>你这不扯么</w:t>
+            </w:r>
+          </w:p>
+        </w:tc>
+      </w:tr>
+    </w:tbl>
+    <w:p>
+      <w:pPr>
+        <w:spacing w:after="40"/>
+      </w:pPr>
+    </w:p>
+    <w:tbl>
+      <w:tblPr>
+        <w:tblStyle w:val="TableGrid"/>
+        <w:tblW w:type="auto" w:w="0"/>
+        <w:tblLook w:firstColumn="1" w:firstRow="1" w:lastColumn="0" w:lastRow="0" w:noHBand="0" w:noVBand="1" w:val="04A0"/>
+      </w:tblPr>
+      <w:tblGrid>
+        <w:gridCol w:w="10080"/>
+      </w:tblGrid>
+      <w:tr>
+        <w:tc>
+          <w:tcPr>
+            <w:tcW w:type="dxa" w:w="10080"/>
+            <w:shd w:fill="EAF3EA"/>
+          </w:tcPr>
+          <w:p>
+            <w:pPr>
+              <w:spacing w:after="0"/>
+            </w:pPr>
+            <w:r>
+              <w:rPr>
+                <w:b/>
+                <w:color w:val="166534"/>
+                <w:sz w:val="23"/>
+              </w:rPr>
+              <w:t>2026-06-23 15:46  |  3407楼  |  狼大  |  UID 150058</w:t>
+            </w:r>
+          </w:p>
+        </w:tc>
+      </w:tr>
+      <w:tr>
+        <w:tc>
+          <w:tcPr>
+            <w:tcW w:type="dxa" w:w="10080"/>
+          </w:tcPr>
+          <w:p>
+            <w:pPr>
+              <w:spacing w:line="276" w:lineRule="auto" w:after="100"/>
+            </w:pPr>
+            <w:r>
+              <w:rPr>
+                <w:color w:val="111827"/>
+                <w:sz w:val="24"/>
+              </w:rPr>
+              <w:t>我发现你们盘中盘外都是喜欢情绪主导操作和思想</w:t>
+            </w:r>
+            <w:r>
+              <w:br/>
+            </w:r>
+            <w:r>
+              <w:rPr>
+                <w:color w:val="111827"/>
+                <w:sz w:val="24"/>
+              </w:rPr>
+              <w:t>完全不看事实</w:t>
+            </w:r>
+            <w:r>
+              <w:br/>
+            </w:r>
+            <w:r>
+              <w:rPr>
+                <w:color w:val="111827"/>
+                <w:sz w:val="24"/>
+              </w:rPr>
+              <w:t>我觉得真到了挂顶上 你们一定是挂得最高的那些。甚至比那些不会炒股的挂的还多</w:t>
+            </w:r>
+          </w:p>
+          <w:p>
+            <w:pPr>
+              <w:spacing w:line="276" w:lineRule="auto" w:after="100"/>
+            </w:pPr>
+            <w:r>
+              <w:rPr>
+                <w:color w:val="111827"/>
+                <w:sz w:val="24"/>
+              </w:rPr>
+              <w:t>两融已经3WE了 带杠杆跑步进场的资金就是你们吧</w:t>
+            </w:r>
+          </w:p>
+        </w:tc>
+      </w:tr>
+    </w:tbl>
+    <w:p>
+      <w:pPr>
+        <w:spacing w:after="40"/>
+      </w:pPr>
+    </w:p>
+    <w:tbl>
+      <w:tblPr>
+        <w:tblStyle w:val="TableGrid"/>
+        <w:tblW w:type="auto" w:w="0"/>
+        <w:tblLook w:firstColumn="1" w:firstRow="1" w:lastColumn="0" w:lastRow="0" w:noHBand="0" w:noVBand="1" w:val="04A0"/>
+      </w:tblPr>
+      <w:tblGrid>
+        <w:gridCol w:w="10080"/>
+      </w:tblGrid>
+      <w:tr>
+        <w:tc>
+          <w:tcPr>
+            <w:tcW w:type="dxa" w:w="10080"/>
+            <w:shd w:fill="F3F4F6"/>
+          </w:tcPr>
+          <w:p>
+            <w:pPr>
+              <w:spacing w:after="0"/>
+            </w:pPr>
+            <w:r>
+              <w:rPr>
+                <w:b/>
+                <w:color w:val="374151"/>
+                <w:sz w:val="19"/>
+              </w:rPr>
+              <w:t>2026-06-23 15:48  |  315楼  |  Plezl  |  UID 67145714</w:t>
+            </w:r>
+          </w:p>
+        </w:tc>
+      </w:tr>
+      <w:tr>
+        <w:tc>
+          <w:tcPr>
+            <w:tcW w:type="dxa" w:w="10080"/>
+          </w:tcPr>
+          <w:p>
+            <w:pPr>
+              <w:spacing w:line="276" w:lineRule="auto" w:after="100"/>
+            </w:pPr>
+            <w:r>
+              <w:rPr>
+                <w:sz w:val="20"/>
+              </w:rPr>
+              <w:t>Reply Post by -阿狼- (2026-06-23 15:41):</w:t>
+            </w:r>
+          </w:p>
+          <w:p>
+            <w:pPr>
+              <w:spacing w:line="276" w:lineRule="auto" w:after="100"/>
+            </w:pPr>
+            <w:r>
+              <w:rPr>
+                <w:sz w:val="20"/>
+              </w:rPr>
+              <w:t>./mon_202606/23/jmQ62-dxs5K7ToS86-1s.jpg</w:t>
+            </w:r>
+          </w:p>
+          <w:p>
+            <w:pPr>
+              <w:spacing w:line="276" w:lineRule="auto" w:after="100"/>
+            </w:pPr>
+            <w:r>
+              <w:rPr>
+                <w:sz w:val="20"/>
+              </w:rPr>
+              <w:t>./mon_202606/23/jmQ62-jlenK6ToS87-1o.jpg</w:t>
+            </w:r>
+            <w:r>
+              <w:br/>
+            </w:r>
+            <w:r>
+              <w:rPr>
+                <w:sz w:val="20"/>
+              </w:rPr>
+              <w:t>你这不扯么</w:t>
+            </w:r>
+          </w:p>
+          <w:p>
+            <w:pPr>
+              <w:spacing w:line="276" w:lineRule="auto" w:after="100"/>
+            </w:pPr>
+            <w:r>
+              <w:rPr>
+                <w:sz w:val="20"/>
+              </w:rPr>
+              <w:t>所以不理解的点就在这，电池相关etf都是-4/-5和板块指数偏差也太大了</w:t>
+            </w:r>
+          </w:p>
+        </w:tc>
+      </w:tr>
+    </w:tbl>
+    <w:p>
+      <w:pPr>
+        <w:spacing w:after="40"/>
+      </w:pPr>
+    </w:p>
+    <w:tbl>
+      <w:tblPr>
+        <w:tblStyle w:val="TableGrid"/>
+        <w:tblW w:type="auto" w:w="0"/>
+        <w:tblLook w:firstColumn="1" w:firstRow="1" w:lastColumn="0" w:lastRow="0" w:noHBand="0" w:noVBand="1" w:val="04A0"/>
+      </w:tblPr>
+      <w:tblGrid>
+        <w:gridCol w:w="10080"/>
+      </w:tblGrid>
+      <w:tr>
+        <w:tc>
+          <w:tcPr>
+            <w:tcW w:type="dxa" w:w="10080"/>
+            <w:shd w:fill="F3F4F6"/>
+          </w:tcPr>
+          <w:p>
+            <w:pPr>
+              <w:spacing w:after="0"/>
+            </w:pPr>
+            <w:r>
+              <w:rPr>
+                <w:b/>
+                <w:color w:val="374151"/>
+                <w:sz w:val="19"/>
+              </w:rPr>
+              <w:t>2026-06-23 15:58  |  2704楼  |  Rzzz二号机  |  UID 67143809</w:t>
+            </w:r>
+          </w:p>
+        </w:tc>
+      </w:tr>
+      <w:tr>
+        <w:tc>
+          <w:tcPr>
+            <w:tcW w:type="dxa" w:w="10080"/>
+          </w:tcPr>
+          <w:p>
+            <w:pPr>
+              <w:spacing w:line="276" w:lineRule="auto" w:after="100"/>
+            </w:pPr>
+            <w:r>
+              <w:rPr>
+                <w:sz w:val="20"/>
+              </w:rPr>
+              <w:t>[s:ac:哭笑]黄金是真能跌啊</w:t>
+            </w:r>
+          </w:p>
+        </w:tc>
+      </w:tr>
+    </w:tbl>
+    <w:p>
+      <w:pPr>
+        <w:spacing w:after="40"/>
+      </w:pPr>
+    </w:p>
+    <w:tbl>
+      <w:tblPr>
+        <w:tblStyle w:val="TableGrid"/>
+        <w:tblW w:type="auto" w:w="0"/>
+        <w:tblLook w:firstColumn="1" w:firstRow="1" w:lastColumn="0" w:lastRow="0" w:noHBand="0" w:noVBand="1" w:val="04A0"/>
+      </w:tblPr>
+      <w:tblGrid>
+        <w:gridCol w:w="10080"/>
+      </w:tblGrid>
+      <w:tr>
+        <w:tc>
+          <w:tcPr>
+            <w:tcW w:type="dxa" w:w="10080"/>
+            <w:shd w:fill="F3F4F6"/>
+          </w:tcPr>
+          <w:p>
+            <w:pPr>
+              <w:spacing w:after="0"/>
+            </w:pPr>
+            <w:r>
+              <w:rPr>
+                <w:b/>
+                <w:color w:val="374151"/>
+                <w:sz w:val="19"/>
+              </w:rPr>
+              <w:t>2026-06-23 16:11  |  1470楼  |  包子music  |  UID 42162697</w:t>
+            </w:r>
+          </w:p>
+        </w:tc>
+      </w:tr>
+      <w:tr>
+        <w:tc>
+          <w:tcPr>
+            <w:tcW w:type="dxa" w:w="10080"/>
+          </w:tcPr>
+          <w:p>
+            <w:pPr>
+              <w:spacing w:line="276" w:lineRule="auto" w:after="100"/>
+            </w:pPr>
+            <w:r>
+              <w:rPr>
+                <w:sz w:val="20"/>
+              </w:rPr>
+              <w:t>我其实关于今天的行情有一个阴暗的想法，就是以韩国人为首的外资，为了凑杠杆保证金，也开始从全球的股市期市抽流动性了[s:a2:那个…]</w:t>
+            </w:r>
+          </w:p>
+          <w:p>
+            <w:pPr>
+              <w:spacing w:line="276" w:lineRule="auto" w:after="100"/>
+            </w:pPr>
+            <w:r>
+              <w:rPr>
+                <w:sz w:val="20"/>
+              </w:rPr>
+              <w:t>就比如今天爬了下twi，发现昨晚很多西大红脖子都在抛期货抛美债抛七小龙补他们的空叉多头仓[s:a2:中枪]</w:t>
+            </w:r>
+          </w:p>
+          <w:p>
+            <w:pPr>
+              <w:spacing w:line="276" w:lineRule="auto" w:after="100"/>
+            </w:pPr>
+            <w:r>
+              <w:rPr>
+                <w:sz w:val="20"/>
+              </w:rPr>
+              <w:t>韩国人为了保住大韩双c不倒估计今天也没少割肉调仓，加上之前外资fomo式的来全球股市找低估ai链标的，自选里的H牢弟 大普微 思源这些(尤其韩国)外资重仓的今天明显比板块内其他人割的狠[s:a2:囧]</w:t>
+            </w:r>
+          </w:p>
+          <w:p>
+            <w:pPr>
+              <w:spacing w:line="276" w:lineRule="auto" w:after="100"/>
+            </w:pPr>
+            <w:r>
+              <w:rPr>
+                <w:sz w:val="20"/>
+              </w:rPr>
+              <w:t>至于美联储，我依旧觉得加息很扯，但可能主不在乎，要炸一起炸，亏损就当陪葬了[s:a2:壁咚]</w:t>
             </w:r>
           </w:p>
         </w:tc>
